--- a/ShebaHub_ A Multi-Role Digital Job and Service Marketplace.docx
+++ b/ShebaHub_ A Multi-Role Digital Job and Service Marketplace.docx
@@ -1485,17 +1485,7 @@
           <w:sz w:val="24"/>
           <w:szCs w:val="24"/>
         </w:rPr>
-        <w:t>The project is also encouraged by the opportunity of implementing the concepts of software engineering in a practical application. This involves the requirement analysis, designing the database, building a RESTful API, implementing layered architecture, role-based auth</w:t>
-      </w:r>
-      <w:bookmarkStart w:id="8" w:name="_GoBack"/>
-      <w:bookmarkEnd w:id="8"/>
-      <w:r>
-        <w:rPr>
-          <w:rFonts w:ascii="Times New Roman" w:eastAsia="Times New Roman" w:hAnsi="Times New Roman" w:cs="Times New Roman"/>
-          <w:sz w:val="24"/>
-          <w:szCs w:val="24"/>
-        </w:rPr>
-        <w:t xml:space="preserve">orization, </w:t>
+        <w:t xml:space="preserve">The project is also encouraged by the opportunity of implementing the concepts of software engineering in a practical application. This involves the requirement analysis, designing the database, building a RESTful API, implementing layered architecture, role-based authorization, </w:t>
       </w:r>
       <w:r>
         <w:rPr>
@@ -1511,8 +1501,8 @@
       <w:pPr>
         <w:pStyle w:val="Heading2"/>
       </w:pPr>
-      <w:bookmarkStart w:id="9" w:name="_toif0xh2herz" w:colFirst="0" w:colLast="0"/>
-      <w:bookmarkEnd w:id="9"/>
+      <w:bookmarkStart w:id="8" w:name="_toif0xh2herz" w:colFirst="0" w:colLast="0"/>
+      <w:bookmarkEnd w:id="8"/>
       <w:r>
         <w:rPr>
           <w:b/>
@@ -1527,8 +1517,8 @@
       <w:pPr>
         <w:pStyle w:val="Heading3"/>
       </w:pPr>
-      <w:bookmarkStart w:id="10" w:name="_yxmnwrt60la3" w:colFirst="0" w:colLast="0"/>
-      <w:bookmarkEnd w:id="10"/>
+      <w:bookmarkStart w:id="9" w:name="_yxmnwrt60la3" w:colFirst="0" w:colLast="0"/>
+      <w:bookmarkEnd w:id="9"/>
       <w:r>
         <w:rPr>
           <w:b/>
@@ -1591,8 +1581,8 @@
       <w:pPr>
         <w:pStyle w:val="Heading3"/>
       </w:pPr>
-      <w:bookmarkStart w:id="11" w:name="_l9niaxv8boc1" w:colFirst="0" w:colLast="0"/>
-      <w:bookmarkEnd w:id="11"/>
+      <w:bookmarkStart w:id="10" w:name="_l9niaxv8boc1" w:colFirst="0" w:colLast="0"/>
+      <w:bookmarkEnd w:id="10"/>
       <w:r>
         <w:rPr>
           <w:b/>
@@ -1829,8 +1819,8 @@
       <w:pPr>
         <w:pStyle w:val="Heading2"/>
       </w:pPr>
-      <w:bookmarkStart w:id="12" w:name="_droh5qm4m6uk" w:colFirst="0" w:colLast="0"/>
-      <w:bookmarkEnd w:id="12"/>
+      <w:bookmarkStart w:id="11" w:name="_droh5qm4m6uk" w:colFirst="0" w:colLast="0"/>
+      <w:bookmarkEnd w:id="11"/>
       <w:r>
         <w:rPr>
           <w:b/>
@@ -1876,8 +1866,8 @@
       <w:pPr>
         <w:pStyle w:val="Heading3"/>
       </w:pPr>
-      <w:bookmarkStart w:id="13" w:name="_r1ypjgwiyox1" w:colFirst="0" w:colLast="0"/>
-      <w:bookmarkEnd w:id="13"/>
+      <w:bookmarkStart w:id="12" w:name="_r1ypjgwiyox1" w:colFirst="0" w:colLast="0"/>
+      <w:bookmarkEnd w:id="12"/>
       <w:r>
         <w:rPr>
           <w:b/>
@@ -2233,8 +2223,8 @@
       <w:pPr>
         <w:pStyle w:val="Heading3"/>
       </w:pPr>
-      <w:bookmarkStart w:id="14" w:name="_i36ttx4m9uhj" w:colFirst="0" w:colLast="0"/>
-      <w:bookmarkEnd w:id="14"/>
+      <w:bookmarkStart w:id="13" w:name="_i36ttx4m9uhj" w:colFirst="0" w:colLast="0"/>
+      <w:bookmarkEnd w:id="13"/>
       <w:r>
         <w:rPr>
           <w:b/>
@@ -2499,8 +2489,8 @@
       <w:pPr>
         <w:pStyle w:val="Heading3"/>
       </w:pPr>
-      <w:bookmarkStart w:id="15" w:name="_hzl482qtbek4" w:colFirst="0" w:colLast="0"/>
-      <w:bookmarkEnd w:id="15"/>
+      <w:bookmarkStart w:id="14" w:name="_hzl482qtbek4" w:colFirst="0" w:colLast="0"/>
+      <w:bookmarkEnd w:id="14"/>
       <w:r>
         <w:rPr>
           <w:b/>
@@ -2695,8 +2685,8 @@
       <w:pPr>
         <w:pStyle w:val="Heading3"/>
       </w:pPr>
-      <w:bookmarkStart w:id="16" w:name="_o38583dz87su" w:colFirst="0" w:colLast="0"/>
-      <w:bookmarkEnd w:id="16"/>
+      <w:bookmarkStart w:id="15" w:name="_o38583dz87su" w:colFirst="0" w:colLast="0"/>
+      <w:bookmarkEnd w:id="15"/>
       <w:r>
         <w:rPr>
           <w:b/>
@@ -2888,8 +2878,8 @@
       <w:pPr>
         <w:pStyle w:val="Heading3"/>
       </w:pPr>
-      <w:bookmarkStart w:id="17" w:name="_j9z6fwp0yz39" w:colFirst="0" w:colLast="0"/>
-      <w:bookmarkEnd w:id="17"/>
+      <w:bookmarkStart w:id="16" w:name="_j9z6fwp0yz39" w:colFirst="0" w:colLast="0"/>
+      <w:bookmarkEnd w:id="16"/>
       <w:r>
         <w:rPr>
           <w:b/>
@@ -3123,8 +3113,8 @@
       <w:pPr>
         <w:pStyle w:val="Heading2"/>
       </w:pPr>
-      <w:bookmarkStart w:id="18" w:name="_b2it8ydi3tqh" w:colFirst="0" w:colLast="0"/>
-      <w:bookmarkEnd w:id="18"/>
+      <w:bookmarkStart w:id="17" w:name="_b2it8ydi3tqh" w:colFirst="0" w:colLast="0"/>
+      <w:bookmarkEnd w:id="17"/>
       <w:r>
         <w:rPr>
           <w:b/>
@@ -3459,8 +3449,8 @@
       <w:pPr>
         <w:pStyle w:val="Heading2"/>
       </w:pPr>
-      <w:bookmarkStart w:id="19" w:name="_rpczgyrlz3tg" w:colFirst="0" w:colLast="0"/>
-      <w:bookmarkEnd w:id="19"/>
+      <w:bookmarkStart w:id="18" w:name="_rpczgyrlz3tg" w:colFirst="0" w:colLast="0"/>
+      <w:bookmarkEnd w:id="18"/>
       <w:r>
         <w:rPr>
           <w:b/>
@@ -3476,8 +3466,8 @@
       <w:pPr>
         <w:pStyle w:val="Heading3"/>
       </w:pPr>
-      <w:bookmarkStart w:id="20" w:name="_1vyoqmgp5wdd" w:colFirst="0" w:colLast="0"/>
-      <w:bookmarkEnd w:id="20"/>
+      <w:bookmarkStart w:id="19" w:name="_1vyoqmgp5wdd" w:colFirst="0" w:colLast="0"/>
+      <w:bookmarkEnd w:id="19"/>
       <w:r>
         <w:rPr>
           <w:b/>
@@ -3792,6 +3782,7 @@
                 <w:rFonts w:ascii="Times New Roman" w:eastAsia="Times New Roman" w:hAnsi="Times New Roman" w:cs="Times New Roman"/>
                 <w:sz w:val="24"/>
                 <w:szCs w:val="24"/>
+                <w:highlight w:val="yellow"/>
               </w:rPr>
             </w:pPr>
             <w:r>
@@ -3801,6 +3792,7 @@
                 <w:bCs/>
                 <w:sz w:val="24"/>
                 <w:szCs w:val="24"/>
+                <w:highlight w:val="yellow"/>
               </w:rPr>
               <w:t>Hosting and infrastructure</w:t>
             </w:r>
@@ -3830,6 +3822,7 @@
                 <w:rFonts w:ascii="Times New Roman" w:eastAsia="Times New Roman" w:hAnsi="Times New Roman" w:cs="Times New Roman"/>
                 <w:sz w:val="24"/>
                 <w:szCs w:val="24"/>
+                <w:highlight w:val="yellow"/>
               </w:rPr>
             </w:pPr>
             <w:r>
@@ -3837,6 +3830,7 @@
                 <w:rFonts w:ascii="Times New Roman" w:eastAsia="Times New Roman" w:hAnsi="Times New Roman" w:cs="Times New Roman"/>
                 <w:sz w:val="24"/>
                 <w:szCs w:val="24"/>
+                <w:highlight w:val="yellow"/>
               </w:rPr>
               <w:t>Database, server, deployment, domain, and related resources</w:t>
             </w:r>
@@ -3875,6 +3869,7 @@
                 <w:bCs/>
                 <w:sz w:val="24"/>
                 <w:szCs w:val="24"/>
+                <w:highlight w:val="yellow"/>
               </w:rPr>
               <w:t>10,000</w:t>
             </w:r>
@@ -4588,25 +4583,23 @@
           <w:sz w:val="24"/>
           <w:szCs w:val="24"/>
         </w:rPr>
-        <w:t xml:space="preserve">This is a fair price for an academic prototype project employing open-source technologies like Angular, ASP.NET Core, </w:t>
-      </w:r>
-      <w:proofErr w:type="spellStart"/>
-      <w:r>
-        <w:rPr>
-          <w:rFonts w:ascii="Times New Roman" w:eastAsia="Times New Roman" w:hAnsi="Times New Roman" w:cs="Times New Roman"/>
-          <w:sz w:val="24"/>
-          <w:szCs w:val="24"/>
-        </w:rPr>
-        <w:t>EntityFramework</w:t>
-      </w:r>
-      <w:proofErr w:type="spellEnd"/>
-      <w:r>
-        <w:rPr>
-          <w:rFonts w:ascii="Times New Roman" w:eastAsia="Times New Roman" w:hAnsi="Times New Roman" w:cs="Times New Roman"/>
-          <w:sz w:val="24"/>
-          <w:szCs w:val="24"/>
-        </w:rPr>
-        <w:t xml:space="preserve"> Core, </w:t>
+        <w:t>This is a fair price for an academic prototype project employing open-source technologies like Angular, ASP.NET Core, Entity</w:t>
+      </w:r>
+      <w:r>
+        <w:rPr>
+          <w:rFonts w:ascii="Times New Roman" w:eastAsia="Times New Roman" w:hAnsi="Times New Roman" w:cs="Times New Roman"/>
+          <w:sz w:val="24"/>
+          <w:szCs w:val="24"/>
+        </w:rPr>
+        <w:t xml:space="preserve"> </w:t>
+      </w:r>
+      <w:r>
+        <w:rPr>
+          <w:rFonts w:ascii="Times New Roman" w:eastAsia="Times New Roman" w:hAnsi="Times New Roman" w:cs="Times New Roman"/>
+          <w:sz w:val="24"/>
+          <w:szCs w:val="24"/>
+        </w:rPr>
+        <w:t xml:space="preserve">Framework Core, </w:t>
       </w:r>
       <w:proofErr w:type="gramStart"/>
       <w:r>
@@ -4630,15 +4623,18 @@
     <w:p>
       <w:pPr>
         <w:pStyle w:val="Heading3"/>
-      </w:pPr>
-      <w:bookmarkStart w:id="21" w:name="_mqm1fw8j1uhs" w:colFirst="0" w:colLast="0"/>
-      <w:bookmarkEnd w:id="21"/>
+        <w:rPr>
+          <w:highlight w:val="yellow"/>
+        </w:rPr>
+      </w:pPr>
+      <w:bookmarkStart w:id="20" w:name="_mqm1fw8j1uhs" w:colFirst="0" w:colLast="0"/>
+      <w:bookmarkEnd w:id="20"/>
       <w:r>
         <w:rPr>
           <w:b/>
           <w:bCs/>
           <w:color w:val="434343"/>
-          <w:highlight w:val="white"/>
+          <w:highlight w:val="yellow"/>
         </w:rPr>
         <w:lastRenderedPageBreak/>
         <w:t>1.7.2 Project Schedule</w:t>
@@ -4652,13 +4648,15 @@
           <w:rFonts w:ascii="Times New Roman" w:eastAsia="Times New Roman" w:hAnsi="Times New Roman" w:cs="Times New Roman"/>
           <w:sz w:val="24"/>
           <w:szCs w:val="24"/>
-        </w:rPr>
-      </w:pPr>
-      <w:r>
-        <w:rPr>
-          <w:rFonts w:ascii="Times New Roman" w:eastAsia="Times New Roman" w:hAnsi="Times New Roman" w:cs="Times New Roman"/>
-          <w:sz w:val="24"/>
-          <w:szCs w:val="24"/>
+          <w:highlight w:val="yellow"/>
+        </w:rPr>
+      </w:pPr>
+      <w:r>
+        <w:rPr>
+          <w:rFonts w:ascii="Times New Roman" w:eastAsia="Times New Roman" w:hAnsi="Times New Roman" w:cs="Times New Roman"/>
+          <w:sz w:val="24"/>
+          <w:szCs w:val="24"/>
+          <w:highlight w:val="yellow"/>
         </w:rPr>
         <w:t>The project can be broken down into six milestones:</w:t>
       </w:r>
@@ -4713,6 +4711,7 @@
                 <w:bCs/>
                 <w:sz w:val="24"/>
                 <w:szCs w:val="24"/>
+                <w:highlight w:val="yellow"/>
               </w:rPr>
             </w:pPr>
             <w:r>
@@ -4722,6 +4721,7 @@
                 <w:bCs/>
                 <w:sz w:val="24"/>
                 <w:szCs w:val="24"/>
+                <w:highlight w:val="yellow"/>
               </w:rPr>
               <w:t>Milestone</w:t>
             </w:r>
@@ -4753,6 +4753,7 @@
                 <w:bCs/>
                 <w:sz w:val="24"/>
                 <w:szCs w:val="24"/>
+                <w:highlight w:val="yellow"/>
               </w:rPr>
             </w:pPr>
             <w:r>
@@ -4762,6 +4763,7 @@
                 <w:bCs/>
                 <w:sz w:val="24"/>
                 <w:szCs w:val="24"/>
+                <w:highlight w:val="yellow"/>
               </w:rPr>
               <w:t>Activities</w:t>
             </w:r>
@@ -4777,6 +4779,7 @@
           <w:rFonts w:ascii="Times New Roman" w:eastAsia="Times New Roman" w:hAnsi="Times New Roman" w:cs="Times New Roman"/>
           <w:sz w:val="24"/>
           <w:szCs w:val="24"/>
+          <w:highlight w:val="yellow"/>
         </w:rPr>
       </w:pPr>
     </w:p>
@@ -4828,6 +4831,7 @@
                 <w:rFonts w:ascii="Times New Roman" w:eastAsia="Times New Roman" w:hAnsi="Times New Roman" w:cs="Times New Roman"/>
                 <w:sz w:val="24"/>
                 <w:szCs w:val="24"/>
+                <w:highlight w:val="yellow"/>
               </w:rPr>
             </w:pPr>
             <w:r>
@@ -4835,6 +4839,7 @@
                 <w:rFonts w:ascii="Times New Roman" w:eastAsia="Times New Roman" w:hAnsi="Times New Roman" w:cs="Times New Roman"/>
                 <w:sz w:val="24"/>
                 <w:szCs w:val="24"/>
+                <w:highlight w:val="yellow"/>
               </w:rPr>
               <w:t>M1</w:t>
             </w:r>
@@ -4864,6 +4869,7 @@
                 <w:rFonts w:ascii="Times New Roman" w:eastAsia="Times New Roman" w:hAnsi="Times New Roman" w:cs="Times New Roman"/>
                 <w:sz w:val="24"/>
                 <w:szCs w:val="24"/>
+                <w:highlight w:val="yellow"/>
               </w:rPr>
             </w:pPr>
             <w:r>
@@ -4871,6 +4877,7 @@
                 <w:rFonts w:ascii="Times New Roman" w:eastAsia="Times New Roman" w:hAnsi="Times New Roman" w:cs="Times New Roman"/>
                 <w:sz w:val="24"/>
                 <w:szCs w:val="24"/>
+                <w:highlight w:val="yellow"/>
               </w:rPr>
               <w:t>Requirements analysis and literature review</w:t>
             </w:r>
@@ -4886,6 +4893,7 @@
           <w:rFonts w:ascii="Times New Roman" w:eastAsia="Times New Roman" w:hAnsi="Times New Roman" w:cs="Times New Roman"/>
           <w:sz w:val="24"/>
           <w:szCs w:val="24"/>
+          <w:highlight w:val="yellow"/>
         </w:rPr>
       </w:pPr>
     </w:p>
@@ -4937,6 +4945,7 @@
                 <w:rFonts w:ascii="Times New Roman" w:eastAsia="Times New Roman" w:hAnsi="Times New Roman" w:cs="Times New Roman"/>
                 <w:sz w:val="24"/>
                 <w:szCs w:val="24"/>
+                <w:highlight w:val="yellow"/>
               </w:rPr>
             </w:pPr>
             <w:r>
@@ -4944,6 +4953,7 @@
                 <w:rFonts w:ascii="Times New Roman" w:eastAsia="Times New Roman" w:hAnsi="Times New Roman" w:cs="Times New Roman"/>
                 <w:sz w:val="24"/>
                 <w:szCs w:val="24"/>
+                <w:highlight w:val="yellow"/>
               </w:rPr>
               <w:t>M2</w:t>
             </w:r>
@@ -4973,6 +4983,7 @@
                 <w:rFonts w:ascii="Times New Roman" w:eastAsia="Times New Roman" w:hAnsi="Times New Roman" w:cs="Times New Roman"/>
                 <w:sz w:val="24"/>
                 <w:szCs w:val="24"/>
+                <w:highlight w:val="yellow"/>
               </w:rPr>
             </w:pPr>
             <w:r>
@@ -4980,6 +4991,7 @@
                 <w:rFonts w:ascii="Times New Roman" w:eastAsia="Times New Roman" w:hAnsi="Times New Roman" w:cs="Times New Roman"/>
                 <w:sz w:val="24"/>
                 <w:szCs w:val="24"/>
+                <w:highlight w:val="yellow"/>
               </w:rPr>
               <w:t>System analysis and design</w:t>
             </w:r>
@@ -4995,6 +5007,7 @@
           <w:rFonts w:ascii="Times New Roman" w:eastAsia="Times New Roman" w:hAnsi="Times New Roman" w:cs="Times New Roman"/>
           <w:sz w:val="24"/>
           <w:szCs w:val="24"/>
+          <w:highlight w:val="yellow"/>
         </w:rPr>
       </w:pPr>
     </w:p>
@@ -5046,6 +5059,7 @@
                 <w:rFonts w:ascii="Times New Roman" w:eastAsia="Times New Roman" w:hAnsi="Times New Roman" w:cs="Times New Roman"/>
                 <w:sz w:val="24"/>
                 <w:szCs w:val="24"/>
+                <w:highlight w:val="yellow"/>
               </w:rPr>
             </w:pPr>
             <w:r>
@@ -5053,6 +5067,7 @@
                 <w:rFonts w:ascii="Times New Roman" w:eastAsia="Times New Roman" w:hAnsi="Times New Roman" w:cs="Times New Roman"/>
                 <w:sz w:val="24"/>
                 <w:szCs w:val="24"/>
+                <w:highlight w:val="yellow"/>
               </w:rPr>
               <w:t>M3</w:t>
             </w:r>
@@ -5082,6 +5097,7 @@
                 <w:rFonts w:ascii="Times New Roman" w:eastAsia="Times New Roman" w:hAnsi="Times New Roman" w:cs="Times New Roman"/>
                 <w:sz w:val="24"/>
                 <w:szCs w:val="24"/>
+                <w:highlight w:val="yellow"/>
               </w:rPr>
             </w:pPr>
             <w:r>
@@ -5089,6 +5105,7 @@
                 <w:rFonts w:ascii="Times New Roman" w:eastAsia="Times New Roman" w:hAnsi="Times New Roman" w:cs="Times New Roman"/>
                 <w:sz w:val="24"/>
                 <w:szCs w:val="24"/>
+                <w:highlight w:val="yellow"/>
               </w:rPr>
               <w:t>Database and backend development</w:t>
             </w:r>
@@ -5104,6 +5121,7 @@
           <w:rFonts w:ascii="Times New Roman" w:eastAsia="Times New Roman" w:hAnsi="Times New Roman" w:cs="Times New Roman"/>
           <w:sz w:val="24"/>
           <w:szCs w:val="24"/>
+          <w:highlight w:val="yellow"/>
         </w:rPr>
       </w:pPr>
     </w:p>
@@ -5155,6 +5173,7 @@
                 <w:rFonts w:ascii="Times New Roman" w:eastAsia="Times New Roman" w:hAnsi="Times New Roman" w:cs="Times New Roman"/>
                 <w:sz w:val="24"/>
                 <w:szCs w:val="24"/>
+                <w:highlight w:val="yellow"/>
               </w:rPr>
             </w:pPr>
             <w:r>
@@ -5162,6 +5181,7 @@
                 <w:rFonts w:ascii="Times New Roman" w:eastAsia="Times New Roman" w:hAnsi="Times New Roman" w:cs="Times New Roman"/>
                 <w:sz w:val="24"/>
                 <w:szCs w:val="24"/>
+                <w:highlight w:val="yellow"/>
               </w:rPr>
               <w:t>M4</w:t>
             </w:r>
@@ -5191,6 +5211,7 @@
                 <w:rFonts w:ascii="Times New Roman" w:eastAsia="Times New Roman" w:hAnsi="Times New Roman" w:cs="Times New Roman"/>
                 <w:sz w:val="24"/>
                 <w:szCs w:val="24"/>
+                <w:highlight w:val="yellow"/>
               </w:rPr>
             </w:pPr>
             <w:r>
@@ -5198,6 +5219,7 @@
                 <w:rFonts w:ascii="Times New Roman" w:eastAsia="Times New Roman" w:hAnsi="Times New Roman" w:cs="Times New Roman"/>
                 <w:sz w:val="24"/>
                 <w:szCs w:val="24"/>
+                <w:highlight w:val="yellow"/>
               </w:rPr>
               <w:t>Frontend development and integration</w:t>
             </w:r>
@@ -5213,6 +5235,7 @@
           <w:rFonts w:ascii="Times New Roman" w:eastAsia="Times New Roman" w:hAnsi="Times New Roman" w:cs="Times New Roman"/>
           <w:sz w:val="24"/>
           <w:szCs w:val="24"/>
+          <w:highlight w:val="yellow"/>
         </w:rPr>
       </w:pPr>
     </w:p>
@@ -5264,6 +5287,7 @@
                 <w:rFonts w:ascii="Times New Roman" w:eastAsia="Times New Roman" w:hAnsi="Times New Roman" w:cs="Times New Roman"/>
                 <w:sz w:val="24"/>
                 <w:szCs w:val="24"/>
+                <w:highlight w:val="yellow"/>
               </w:rPr>
             </w:pPr>
             <w:r>
@@ -5271,6 +5295,7 @@
                 <w:rFonts w:ascii="Times New Roman" w:eastAsia="Times New Roman" w:hAnsi="Times New Roman" w:cs="Times New Roman"/>
                 <w:sz w:val="24"/>
                 <w:szCs w:val="24"/>
+                <w:highlight w:val="yellow"/>
               </w:rPr>
               <w:t>M5</w:t>
             </w:r>
@@ -5300,6 +5325,7 @@
                 <w:rFonts w:ascii="Times New Roman" w:eastAsia="Times New Roman" w:hAnsi="Times New Roman" w:cs="Times New Roman"/>
                 <w:sz w:val="24"/>
                 <w:szCs w:val="24"/>
+                <w:highlight w:val="yellow"/>
               </w:rPr>
             </w:pPr>
             <w:r>
@@ -5307,6 +5333,7 @@
                 <w:rFonts w:ascii="Times New Roman" w:eastAsia="Times New Roman" w:hAnsi="Times New Roman" w:cs="Times New Roman"/>
                 <w:sz w:val="24"/>
                 <w:szCs w:val="24"/>
+                <w:highlight w:val="yellow"/>
               </w:rPr>
               <w:t>Testing and correction</w:t>
             </w:r>
@@ -5322,13 +5349,15 @@
           <w:rFonts w:ascii="Times New Roman" w:eastAsia="Times New Roman" w:hAnsi="Times New Roman" w:cs="Times New Roman"/>
           <w:sz w:val="24"/>
           <w:szCs w:val="24"/>
-        </w:rPr>
-      </w:pPr>
-      <w:r>
-        <w:rPr>
-          <w:rFonts w:ascii="Times New Roman" w:eastAsia="Times New Roman" w:hAnsi="Times New Roman" w:cs="Times New Roman"/>
-          <w:sz w:val="24"/>
-          <w:szCs w:val="24"/>
+          <w:highlight w:val="yellow"/>
+        </w:rPr>
+      </w:pPr>
+      <w:r>
+        <w:rPr>
+          <w:rFonts w:ascii="Times New Roman" w:eastAsia="Times New Roman" w:hAnsi="Times New Roman" w:cs="Times New Roman"/>
+          <w:sz w:val="24"/>
+          <w:szCs w:val="24"/>
+          <w:highlight w:val="yellow"/>
         </w:rPr>
         <w:t xml:space="preserve">Well the dates and task distribution should be inserted from the approved Gantt chart. </w:t>
       </w:r>
@@ -5341,28 +5370,31 @@
           <w:rFonts w:ascii="Times New Roman" w:eastAsia="Times New Roman" w:hAnsi="Times New Roman" w:cs="Times New Roman"/>
           <w:sz w:val="24"/>
           <w:szCs w:val="24"/>
-        </w:rPr>
-      </w:pPr>
-    </w:p>
-    <w:p>
-      <w:pPr>
-        <w:spacing w:line="480" w:lineRule="auto"/>
-        <w:jc w:val="both"/>
-        <w:rPr>
-          <w:rFonts w:ascii="Times New Roman" w:eastAsia="Times New Roman" w:hAnsi="Times New Roman" w:cs="Times New Roman"/>
-          <w:sz w:val="24"/>
-          <w:szCs w:val="24"/>
-        </w:rPr>
-      </w:pPr>
-    </w:p>
-    <w:p>
-      <w:pPr>
-        <w:spacing w:line="480" w:lineRule="auto"/>
-        <w:jc w:val="both"/>
-        <w:rPr>
-          <w:rFonts w:ascii="Times New Roman" w:eastAsia="Times New Roman" w:hAnsi="Times New Roman" w:cs="Times New Roman"/>
-          <w:sz w:val="24"/>
-          <w:szCs w:val="24"/>
+          <w:highlight w:val="yellow"/>
+        </w:rPr>
+      </w:pPr>
+    </w:p>
+    <w:p>
+      <w:pPr>
+        <w:spacing w:line="480" w:lineRule="auto"/>
+        <w:jc w:val="both"/>
+        <w:rPr>
+          <w:rFonts w:ascii="Times New Roman" w:eastAsia="Times New Roman" w:hAnsi="Times New Roman" w:cs="Times New Roman"/>
+          <w:sz w:val="24"/>
+          <w:szCs w:val="24"/>
+          <w:highlight w:val="yellow"/>
+        </w:rPr>
+      </w:pPr>
+    </w:p>
+    <w:p>
+      <w:pPr>
+        <w:spacing w:line="480" w:lineRule="auto"/>
+        <w:jc w:val="both"/>
+        <w:rPr>
+          <w:rFonts w:ascii="Times New Roman" w:eastAsia="Times New Roman" w:hAnsi="Times New Roman" w:cs="Times New Roman"/>
+          <w:sz w:val="24"/>
+          <w:szCs w:val="24"/>
+          <w:highlight w:val="yellow"/>
         </w:rPr>
       </w:pPr>
     </w:p>
@@ -5403,6 +5435,7 @@
                 <w:rFonts w:ascii="Times New Roman" w:eastAsia="Times New Roman" w:hAnsi="Times New Roman" w:cs="Times New Roman"/>
                 <w:sz w:val="24"/>
                 <w:szCs w:val="24"/>
+                <w:highlight w:val="yellow"/>
               </w:rPr>
             </w:pPr>
             <w:r>
@@ -5410,6 +5443,7 @@
                 <w:rFonts w:ascii="Times New Roman" w:eastAsia="Times New Roman" w:hAnsi="Times New Roman" w:cs="Times New Roman"/>
                 <w:sz w:val="24"/>
                 <w:szCs w:val="24"/>
+                <w:highlight w:val="yellow"/>
               </w:rPr>
               <w:t>M6</w:t>
             </w:r>
@@ -5434,6 +5468,7 @@
                 <w:rFonts w:ascii="Times New Roman" w:eastAsia="Times New Roman" w:hAnsi="Times New Roman" w:cs="Times New Roman"/>
                 <w:sz w:val="24"/>
                 <w:szCs w:val="24"/>
+                <w:highlight w:val="yellow"/>
               </w:rPr>
               <w:t>Documentation, demonstration, and final submission</w:t>
             </w:r>
@@ -5481,8 +5516,8 @@
         <w:keepLines w:val="0"/>
         <w:spacing w:before="360" w:after="80"/>
       </w:pPr>
-      <w:bookmarkStart w:id="22" w:name="_dmx0g2yelsq" w:colFirst="0" w:colLast="0"/>
-      <w:bookmarkEnd w:id="22"/>
+      <w:bookmarkStart w:id="21" w:name="_dmx0g2yelsq" w:colFirst="0" w:colLast="0"/>
+      <w:bookmarkEnd w:id="21"/>
       <w:r>
         <w:rPr>
           <w:b/>
@@ -5618,6 +5653,8 @@
           <w:szCs w:val="24"/>
         </w:rPr>
       </w:pPr>
+      <w:bookmarkStart w:id="22" w:name="_GoBack"/>
+      <w:bookmarkEnd w:id="22"/>
     </w:p>
     <w:p>
       <w:pPr>

--- a/ShebaHub_ A Multi-Role Digital Job and Service Marketplace.docx
+++ b/ShebaHub_ A Multi-Role Digital Job and Service Marketplace.docx
@@ -258,17 +258,116 @@
           <w:szCs w:val="24"/>
         </w:rPr>
       </w:pPr>
-    </w:p>
-    <w:p>
-      <w:pPr>
-        <w:spacing w:line="480" w:lineRule="auto"/>
-        <w:jc w:val="both"/>
-        <w:rPr>
-          <w:rFonts w:ascii="Times New Roman" w:eastAsia="Times New Roman" w:hAnsi="Times New Roman" w:cs="Times New Roman"/>
-          <w:sz w:val="24"/>
-          <w:szCs w:val="24"/>
-        </w:rPr>
-      </w:pPr>
+      <w:r>
+        <w:rPr>
+          <w:rFonts w:ascii="Times New Roman" w:eastAsia="Times New Roman" w:hAnsi="Times New Roman" w:cs="Times New Roman"/>
+          <w:noProof/>
+          <w:sz w:val="24"/>
+          <w:szCs w:val="24"/>
+          <w:lang w:val="en-US"/>
+        </w:rPr>
+        <mc:AlternateContent>
+          <mc:Choice Requires="wps">
+            <w:drawing>
+              <wp:anchor distT="0" distB="0" distL="114300" distR="114300" simplePos="0" relativeHeight="251663360" behindDoc="0" locked="0" layoutInCell="1" allowOverlap="1" wp14:anchorId="6BE0A87A" wp14:editId="24AC4330">
+                <wp:simplePos x="0" y="0"/>
+                <wp:positionH relativeFrom="column">
+                  <wp:posOffset>0</wp:posOffset>
+                </wp:positionH>
+                <wp:positionV relativeFrom="paragraph">
+                  <wp:posOffset>38100</wp:posOffset>
+                </wp:positionV>
+                <wp:extent cx="3209925" cy="1000125"/>
+                <wp:effectExtent l="57150" t="38100" r="85725" b="104775"/>
+                <wp:wrapNone/>
+                <wp:docPr id="3" name="Rectangle 3"/>
+                <wp:cNvGraphicFramePr/>
+                <a:graphic xmlns:a="http://schemas.openxmlformats.org/drawingml/2006/main">
+                  <a:graphicData uri="http://schemas.microsoft.com/office/word/2010/wordprocessingShape">
+                    <wps:wsp>
+                      <wps:cNvSpPr/>
+                      <wps:spPr>
+                        <a:xfrm>
+                          <a:off x="0" y="0"/>
+                          <a:ext cx="3209925" cy="1000125"/>
+                        </a:xfrm>
+                        <a:prstGeom prst="rect">
+                          <a:avLst/>
+                        </a:prstGeom>
+                      </wps:spPr>
+                      <wps:style>
+                        <a:lnRef idx="1">
+                          <a:schemeClr val="accent2"/>
+                        </a:lnRef>
+                        <a:fillRef idx="2">
+                          <a:schemeClr val="accent2"/>
+                        </a:fillRef>
+                        <a:effectRef idx="1">
+                          <a:schemeClr val="accent2"/>
+                        </a:effectRef>
+                        <a:fontRef idx="minor">
+                          <a:schemeClr val="dk1"/>
+                        </a:fontRef>
+                      </wps:style>
+                      <wps:txbx>
+                        <w:txbxContent>
+                          <w:p>
+                            <w:pPr>
+                              <w:jc w:val="center"/>
+                            </w:pPr>
+                            <w:r>
+                              <w:t>Fix all the tables in the report</w:t>
+                            </w:r>
+                          </w:p>
+                        </w:txbxContent>
+                      </wps:txbx>
+                      <wps:bodyPr rot="0" spcFirstLastPara="0" vertOverflow="overflow" horzOverflow="overflow" vert="horz" wrap="square" lIns="91440" tIns="45720" rIns="91440" bIns="45720" numCol="1" spcCol="0" rtlCol="0" fromWordArt="0" anchor="ctr" anchorCtr="0" forceAA="0" compatLnSpc="1">
+                        <a:prstTxWarp prst="textNoShape">
+                          <a:avLst/>
+                        </a:prstTxWarp>
+                        <a:noAutofit/>
+                      </wps:bodyPr>
+                    </wps:wsp>
+                  </a:graphicData>
+                </a:graphic>
+              </wp:anchor>
+            </w:drawing>
+          </mc:Choice>
+          <mc:Fallback>
+            <w:pict>
+              <v:rect w14:anchorId="6BE0A87A" id="Rectangle 3" o:spid="_x0000_s1026" style="position:absolute;left:0;text-align:left;margin-left:0;margin-top:3pt;width:252.75pt;height:78.75pt;z-index:251663360;visibility:visible;mso-wrap-style:square;mso-wrap-distance-left:9pt;mso-wrap-distance-top:0;mso-wrap-distance-right:9pt;mso-wrap-distance-bottom:0;mso-position-horizontal:absolute;mso-position-horizontal-relative:text;mso-position-vertical:absolute;mso-position-vertical-relative:text;v-text-anchor:middle" o:gfxdata="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" fillcolor="#dfa7a6 [1621]" strokecolor="#bc4542 [3045]">
+                <v:fill color2="#f5e4e4 [501]" rotate="t" angle="180" colors="0 #ffa2a1;22938f #ffbebd;1 #ffe5e5" focus="100%" type="gradient"/>
+                <v:shadow on="t" color="black" opacity="24903f" origin=",.5" offset="0,.55556mm"/>
+                <v:textbox>
+                  <w:txbxContent>
+                    <w:p>
+                      <w:pPr>
+                        <w:jc w:val="center"/>
+                      </w:pPr>
+                      <w:r>
+                        <w:t>Fix all the tables in the report</w:t>
+                      </w:r>
+                    </w:p>
+                  </w:txbxContent>
+                </v:textbox>
+              </v:rect>
+            </w:pict>
+          </mc:Fallback>
+        </mc:AlternateContent>
+      </w:r>
+    </w:p>
+    <w:p>
+      <w:pPr>
+        <w:spacing w:line="480" w:lineRule="auto"/>
+        <w:jc w:val="both"/>
+        <w:rPr>
+          <w:rFonts w:ascii="Times New Roman" w:eastAsia="Times New Roman" w:hAnsi="Times New Roman" w:cs="Times New Roman"/>
+          <w:sz w:val="24"/>
+          <w:szCs w:val="24"/>
+        </w:rPr>
+      </w:pPr>
+      <w:bookmarkStart w:id="2" w:name="_GoBack"/>
+      <w:bookmarkEnd w:id="2"/>
     </w:p>
     <w:p>
       <w:pPr>
@@ -307,8 +406,8 @@
       <w:pPr>
         <w:pStyle w:val="Heading1"/>
       </w:pPr>
-      <w:bookmarkStart w:id="2" w:name="_mqsp27fzcban" w:colFirst="0" w:colLast="0"/>
-      <w:bookmarkEnd w:id="2"/>
+      <w:bookmarkStart w:id="3" w:name="_mqsp27fzcban" w:colFirst="0" w:colLast="0"/>
+      <w:bookmarkEnd w:id="3"/>
       <w:r>
         <w:rPr>
           <w:b/>
@@ -560,8 +659,8 @@
       <w:pPr>
         <w:pStyle w:val="Heading1"/>
       </w:pPr>
-      <w:bookmarkStart w:id="3" w:name="_9x6n8hd5rjn1" w:colFirst="0" w:colLast="0"/>
-      <w:bookmarkEnd w:id="3"/>
+      <w:bookmarkStart w:id="4" w:name="_9x6n8hd5rjn1" w:colFirst="0" w:colLast="0"/>
+      <w:bookmarkEnd w:id="4"/>
       <w:r>
         <w:rPr>
           <w:b/>
@@ -709,8 +808,8 @@
           <w:highlight w:val="white"/>
         </w:rPr>
       </w:pPr>
-      <w:bookmarkStart w:id="4" w:name="_9ycg1k48dk1c" w:colFirst="0" w:colLast="0"/>
-      <w:bookmarkEnd w:id="4"/>
+      <w:bookmarkStart w:id="5" w:name="_9ycg1k48dk1c" w:colFirst="0" w:colLast="0"/>
+      <w:bookmarkEnd w:id="5"/>
       <w:r>
         <w:rPr>
           <w:b/>
@@ -728,8 +827,8 @@
       <w:pPr>
         <w:pStyle w:val="Heading2"/>
       </w:pPr>
-      <w:bookmarkStart w:id="5" w:name="_vtmyg1d0sn7w" w:colFirst="0" w:colLast="0"/>
-      <w:bookmarkEnd w:id="5"/>
+      <w:bookmarkStart w:id="6" w:name="_vtmyg1d0sn7w" w:colFirst="0" w:colLast="0"/>
+      <w:bookmarkEnd w:id="6"/>
       <w:r>
         <w:rPr>
           <w:b/>
@@ -942,8 +1041,8 @@
       <w:pPr>
         <w:pStyle w:val="Heading2"/>
       </w:pPr>
-      <w:bookmarkStart w:id="6" w:name="_myy6dhhx60yz" w:colFirst="0" w:colLast="0"/>
-      <w:bookmarkEnd w:id="6"/>
+      <w:bookmarkStart w:id="7" w:name="_myy6dhhx60yz" w:colFirst="0" w:colLast="0"/>
+      <w:bookmarkEnd w:id="7"/>
       <w:r>
         <w:rPr>
           <w:b/>
@@ -1256,8 +1355,8 @@
       <w:pPr>
         <w:pStyle w:val="Heading2"/>
       </w:pPr>
-      <w:bookmarkStart w:id="7" w:name="_v97k40xs29zn" w:colFirst="0" w:colLast="0"/>
-      <w:bookmarkEnd w:id="7"/>
+      <w:bookmarkStart w:id="8" w:name="_v97k40xs29zn" w:colFirst="0" w:colLast="0"/>
+      <w:bookmarkEnd w:id="8"/>
       <w:r>
         <w:rPr>
           <w:b/>
@@ -1459,7 +1558,7 @@
           </mc:Choice>
           <mc:Fallback>
             <w:pict>
-              <v:rect id="Rectangle 1" o:spid="_x0000_s1026" style="position:absolute;left:0;text-align:left;margin-left:111.75pt;margin-top:97.35pt;width:252.75pt;height:78.75pt;z-index:251659264;visibility:visible;mso-wrap-style:square;mso-wrap-distance-left:9pt;mso-wrap-distance-top:0;mso-wrap-distance-right:9pt;mso-wrap-distance-bottom:0;mso-position-horizontal:absolute;mso-position-horizontal-relative:text;mso-position-vertical:absolute;mso-position-vertical-relative:text;v-text-anchor:middle" o:gfxdata="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" fillcolor="#dfa7a6 [1621]" strokecolor="#bc4542 [3045]">
+              <v:rect id="Rectangle 1" o:spid="_x0000_s1027" style="position:absolute;left:0;text-align:left;margin-left:111.75pt;margin-top:97.35pt;width:252.75pt;height:78.75pt;z-index:251659264;visibility:visible;mso-wrap-style:square;mso-wrap-distance-left:9pt;mso-wrap-distance-top:0;mso-wrap-distance-right:9pt;mso-wrap-distance-bottom:0;mso-position-horizontal:absolute;mso-position-horizontal-relative:text;mso-position-vertical:absolute;mso-position-vertical-relative:text;v-text-anchor:middle" o:gfxdata="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" fillcolor="#dfa7a6 [1621]" strokecolor="#bc4542 [3045]">
                 <v:fill color2="#f5e4e4 [501]" rotate="t" angle="180" colors="0 #ffa2a1;22938f #ffbebd;1 #ffe5e5" focus="100%" type="gradient"/>
                 <v:shadow on="t" color="black" opacity="24903f" origin=",.5" offset="0,.55556mm"/>
                 <v:textbox>
@@ -1501,8 +1600,8 @@
       <w:pPr>
         <w:pStyle w:val="Heading2"/>
       </w:pPr>
-      <w:bookmarkStart w:id="8" w:name="_toif0xh2herz" w:colFirst="0" w:colLast="0"/>
-      <w:bookmarkEnd w:id="8"/>
+      <w:bookmarkStart w:id="9" w:name="_toif0xh2herz" w:colFirst="0" w:colLast="0"/>
+      <w:bookmarkEnd w:id="9"/>
       <w:r>
         <w:rPr>
           <w:b/>
@@ -1517,8 +1616,8 @@
       <w:pPr>
         <w:pStyle w:val="Heading3"/>
       </w:pPr>
-      <w:bookmarkStart w:id="9" w:name="_yxmnwrt60la3" w:colFirst="0" w:colLast="0"/>
-      <w:bookmarkEnd w:id="9"/>
+      <w:bookmarkStart w:id="10" w:name="_yxmnwrt60la3" w:colFirst="0" w:colLast="0"/>
+      <w:bookmarkEnd w:id="10"/>
       <w:r>
         <w:rPr>
           <w:b/>
@@ -1581,8 +1680,8 @@
       <w:pPr>
         <w:pStyle w:val="Heading3"/>
       </w:pPr>
-      <w:bookmarkStart w:id="10" w:name="_l9niaxv8boc1" w:colFirst="0" w:colLast="0"/>
-      <w:bookmarkEnd w:id="10"/>
+      <w:bookmarkStart w:id="11" w:name="_l9niaxv8boc1" w:colFirst="0" w:colLast="0"/>
+      <w:bookmarkEnd w:id="11"/>
       <w:r>
         <w:rPr>
           <w:b/>
@@ -1819,8 +1918,8 @@
       <w:pPr>
         <w:pStyle w:val="Heading2"/>
       </w:pPr>
-      <w:bookmarkStart w:id="11" w:name="_droh5qm4m6uk" w:colFirst="0" w:colLast="0"/>
-      <w:bookmarkEnd w:id="11"/>
+      <w:bookmarkStart w:id="12" w:name="_droh5qm4m6uk" w:colFirst="0" w:colLast="0"/>
+      <w:bookmarkEnd w:id="12"/>
       <w:r>
         <w:rPr>
           <w:b/>
@@ -1866,8 +1965,8 @@
       <w:pPr>
         <w:pStyle w:val="Heading3"/>
       </w:pPr>
-      <w:bookmarkStart w:id="12" w:name="_r1ypjgwiyox1" w:colFirst="0" w:colLast="0"/>
-      <w:bookmarkEnd w:id="12"/>
+      <w:bookmarkStart w:id="13" w:name="_r1ypjgwiyox1" w:colFirst="0" w:colLast="0"/>
+      <w:bookmarkEnd w:id="13"/>
       <w:r>
         <w:rPr>
           <w:b/>
@@ -2223,8 +2322,8 @@
       <w:pPr>
         <w:pStyle w:val="Heading3"/>
       </w:pPr>
-      <w:bookmarkStart w:id="13" w:name="_i36ttx4m9uhj" w:colFirst="0" w:colLast="0"/>
-      <w:bookmarkEnd w:id="13"/>
+      <w:bookmarkStart w:id="14" w:name="_i36ttx4m9uhj" w:colFirst="0" w:colLast="0"/>
+      <w:bookmarkEnd w:id="14"/>
       <w:r>
         <w:rPr>
           <w:b/>
@@ -2489,8 +2588,8 @@
       <w:pPr>
         <w:pStyle w:val="Heading3"/>
       </w:pPr>
-      <w:bookmarkStart w:id="14" w:name="_hzl482qtbek4" w:colFirst="0" w:colLast="0"/>
-      <w:bookmarkEnd w:id="14"/>
+      <w:bookmarkStart w:id="15" w:name="_hzl482qtbek4" w:colFirst="0" w:colLast="0"/>
+      <w:bookmarkEnd w:id="15"/>
       <w:r>
         <w:rPr>
           <w:b/>
@@ -2685,8 +2784,8 @@
       <w:pPr>
         <w:pStyle w:val="Heading3"/>
       </w:pPr>
-      <w:bookmarkStart w:id="15" w:name="_o38583dz87su" w:colFirst="0" w:colLast="0"/>
-      <w:bookmarkEnd w:id="15"/>
+      <w:bookmarkStart w:id="16" w:name="_o38583dz87su" w:colFirst="0" w:colLast="0"/>
+      <w:bookmarkEnd w:id="16"/>
       <w:r>
         <w:rPr>
           <w:b/>
@@ -2878,8 +2977,8 @@
       <w:pPr>
         <w:pStyle w:val="Heading3"/>
       </w:pPr>
-      <w:bookmarkStart w:id="16" w:name="_j9z6fwp0yz39" w:colFirst="0" w:colLast="0"/>
-      <w:bookmarkEnd w:id="16"/>
+      <w:bookmarkStart w:id="17" w:name="_j9z6fwp0yz39" w:colFirst="0" w:colLast="0"/>
+      <w:bookmarkEnd w:id="17"/>
       <w:r>
         <w:rPr>
           <w:b/>
@@ -3113,8 +3212,8 @@
       <w:pPr>
         <w:pStyle w:val="Heading2"/>
       </w:pPr>
-      <w:bookmarkStart w:id="17" w:name="_b2it8ydi3tqh" w:colFirst="0" w:colLast="0"/>
-      <w:bookmarkEnd w:id="17"/>
+      <w:bookmarkStart w:id="18" w:name="_b2it8ydi3tqh" w:colFirst="0" w:colLast="0"/>
+      <w:bookmarkEnd w:id="18"/>
       <w:r>
         <w:rPr>
           <w:b/>
@@ -3449,8 +3548,8 @@
       <w:pPr>
         <w:pStyle w:val="Heading2"/>
       </w:pPr>
-      <w:bookmarkStart w:id="18" w:name="_rpczgyrlz3tg" w:colFirst="0" w:colLast="0"/>
-      <w:bookmarkEnd w:id="18"/>
+      <w:bookmarkStart w:id="19" w:name="_rpczgyrlz3tg" w:colFirst="0" w:colLast="0"/>
+      <w:bookmarkEnd w:id="19"/>
       <w:r>
         <w:rPr>
           <w:b/>
@@ -3466,8 +3565,8 @@
       <w:pPr>
         <w:pStyle w:val="Heading3"/>
       </w:pPr>
-      <w:bookmarkStart w:id="19" w:name="_1vyoqmgp5wdd" w:colFirst="0" w:colLast="0"/>
-      <w:bookmarkEnd w:id="19"/>
+      <w:bookmarkStart w:id="20" w:name="_1vyoqmgp5wdd" w:colFirst="0" w:colLast="0"/>
+      <w:bookmarkEnd w:id="20"/>
       <w:r>
         <w:rPr>
           <w:b/>
@@ -4627,8 +4726,8 @@
           <w:highlight w:val="yellow"/>
         </w:rPr>
       </w:pPr>
-      <w:bookmarkStart w:id="20" w:name="_mqm1fw8j1uhs" w:colFirst="0" w:colLast="0"/>
-      <w:bookmarkEnd w:id="20"/>
+      <w:bookmarkStart w:id="21" w:name="_mqm1fw8j1uhs" w:colFirst="0" w:colLast="0"/>
+      <w:bookmarkEnd w:id="21"/>
       <w:r>
         <w:rPr>
           <w:b/>
@@ -4896,6 +4995,120 @@
           <w:highlight w:val="yellow"/>
         </w:rPr>
       </w:pPr>
+      <w:r>
+        <w:rPr>
+          <w:rFonts w:ascii="Times New Roman" w:eastAsia="Times New Roman" w:hAnsi="Times New Roman" w:cs="Times New Roman"/>
+          <w:noProof/>
+          <w:sz w:val="24"/>
+          <w:szCs w:val="24"/>
+          <w:lang w:val="en-US"/>
+        </w:rPr>
+        <mc:AlternateContent>
+          <mc:Choice Requires="wps">
+            <w:drawing>
+              <wp:anchor distT="0" distB="0" distL="114300" distR="114300" simplePos="0" relativeHeight="251661312" behindDoc="0" locked="0" layoutInCell="1" allowOverlap="1" wp14:anchorId="6BE0A87A" wp14:editId="24AC4330">
+                <wp:simplePos x="0" y="0"/>
+                <wp:positionH relativeFrom="margin">
+                  <wp:align>right</wp:align>
+                </wp:positionH>
+                <wp:positionV relativeFrom="paragraph">
+                  <wp:posOffset>222250</wp:posOffset>
+                </wp:positionV>
+                <wp:extent cx="3209925" cy="1000125"/>
+                <wp:effectExtent l="57150" t="38100" r="85725" b="104775"/>
+                <wp:wrapNone/>
+                <wp:docPr id="2" name="Rectangle 2"/>
+                <wp:cNvGraphicFramePr/>
+                <a:graphic xmlns:a="http://schemas.openxmlformats.org/drawingml/2006/main">
+                  <a:graphicData uri="http://schemas.microsoft.com/office/word/2010/wordprocessingShape">
+                    <wps:wsp>
+                      <wps:cNvSpPr/>
+                      <wps:spPr>
+                        <a:xfrm>
+                          <a:off x="0" y="0"/>
+                          <a:ext cx="3209925" cy="1000125"/>
+                        </a:xfrm>
+                        <a:prstGeom prst="rect">
+                          <a:avLst/>
+                        </a:prstGeom>
+                      </wps:spPr>
+                      <wps:style>
+                        <a:lnRef idx="1">
+                          <a:schemeClr val="accent2"/>
+                        </a:lnRef>
+                        <a:fillRef idx="2">
+                          <a:schemeClr val="accent2"/>
+                        </a:fillRef>
+                        <a:effectRef idx="1">
+                          <a:schemeClr val="accent2"/>
+                        </a:effectRef>
+                        <a:fontRef idx="minor">
+                          <a:schemeClr val="dk1"/>
+                        </a:fontRef>
+                      </wps:style>
+                      <wps:txbx>
+                        <w:txbxContent>
+                          <w:p>
+                            <w:pPr>
+                              <w:jc w:val="center"/>
+                            </w:pPr>
+                            <w:r>
+                              <w:t xml:space="preserve">Project schedule should be 1 year </w:t>
+                            </w:r>
+                            <w:proofErr w:type="gramStart"/>
+                            <w:r>
+                              <w:t>( Divided</w:t>
+                            </w:r>
+                            <w:proofErr w:type="gramEnd"/>
+                            <w:r>
+                              <w:t xml:space="preserve"> in 3 phase)</w:t>
+                            </w:r>
+                          </w:p>
+                        </w:txbxContent>
+                      </wps:txbx>
+                      <wps:bodyPr rot="0" spcFirstLastPara="0" vertOverflow="overflow" horzOverflow="overflow" vert="horz" wrap="square" lIns="91440" tIns="45720" rIns="91440" bIns="45720" numCol="1" spcCol="0" rtlCol="0" fromWordArt="0" anchor="ctr" anchorCtr="0" forceAA="0" compatLnSpc="1">
+                        <a:prstTxWarp prst="textNoShape">
+                          <a:avLst/>
+                        </a:prstTxWarp>
+                        <a:noAutofit/>
+                      </wps:bodyPr>
+                    </wps:wsp>
+                  </a:graphicData>
+                </a:graphic>
+              </wp:anchor>
+            </w:drawing>
+          </mc:Choice>
+          <mc:Fallback>
+            <w:pict>
+              <v:rect w14:anchorId="6BE0A87A" id="Rectangle 2" o:spid="_x0000_s1028" style="position:absolute;left:0;text-align:left;margin-left:201.55pt;margin-top:17.5pt;width:252.75pt;height:78.75pt;z-index:251661312;visibility:visible;mso-wrap-style:square;mso-wrap-distance-left:9pt;mso-wrap-distance-top:0;mso-wrap-distance-right:9pt;mso-wrap-distance-bottom:0;mso-position-horizontal:right;mso-position-horizontal-relative:margin;mso-position-vertical:absolute;mso-position-vertical-relative:text;v-text-anchor:middle" o:gfxdata="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" fillcolor="#dfa7a6 [1621]" strokecolor="#bc4542 [3045]">
+                <v:fill color2="#f5e4e4 [501]" rotate="t" angle="180" colors="0 #ffa2a1;22938f #ffbebd;1 #ffe5e5" focus="100%" type="gradient"/>
+                <v:shadow on="t" color="black" opacity="24903f" origin=",.5" offset="0,.55556mm"/>
+                <v:textbox>
+                  <w:txbxContent>
+                    <w:p>
+                      <w:pPr>
+                        <w:jc w:val="center"/>
+                      </w:pPr>
+                      <w:r>
+                        <w:t xml:space="preserve">Project schedule should be 1 year </w:t>
+                      </w:r>
+                      <w:proofErr w:type="gramStart"/>
+                      <w:r>
+                        <w:t>( Divided</w:t>
+                      </w:r>
+                      <w:proofErr w:type="gramEnd"/>
+                      <w:r>
+                        <w:t xml:space="preserve"> in 3 phase)</w:t>
+                      </w:r>
+                    </w:p>
+                  </w:txbxContent>
+                </v:textbox>
+                <w10:wrap anchorx="margin"/>
+              </v:rect>
+            </w:pict>
+          </mc:Fallback>
+        </mc:AlternateContent>
+      </w:r>
     </w:p>
     <w:tbl>
       <w:tblPr>
@@ -5516,8 +5729,8 @@
         <w:keepLines w:val="0"/>
         <w:spacing w:before="360" w:after="80"/>
       </w:pPr>
-      <w:bookmarkStart w:id="21" w:name="_dmx0g2yelsq" w:colFirst="0" w:colLast="0"/>
-      <w:bookmarkEnd w:id="21"/>
+      <w:bookmarkStart w:id="22" w:name="_dmx0g2yelsq" w:colFirst="0" w:colLast="0"/>
+      <w:bookmarkEnd w:id="22"/>
       <w:r>
         <w:rPr>
           <w:b/>
@@ -5653,8 +5866,6 @@
           <w:szCs w:val="24"/>
         </w:rPr>
       </w:pPr>
-      <w:bookmarkStart w:id="22" w:name="_GoBack"/>
-      <w:bookmarkEnd w:id="22"/>
     </w:p>
     <w:p>
       <w:pPr>
@@ -6030,7 +6241,16 @@
           <w:sz w:val="24"/>
           <w:szCs w:val="24"/>
         </w:rPr>
-        <w:t>A provider can have its own website, which has services and contact information. This can provide customers with in-depth information but is not necessarily a multi-provider marketplace to enable customers to compare different offers.</w:t>
+        <w:t xml:space="preserve">A provider can have its own website, which has services and contact information. </w:t>
+      </w:r>
+      <w:r>
+        <w:rPr>
+          <w:rFonts w:ascii="Times New Roman" w:eastAsia="Times New Roman" w:hAnsi="Times New Roman" w:cs="Times New Roman"/>
+          <w:sz w:val="24"/>
+          <w:szCs w:val="24"/>
+          <w:highlight w:val="yellow"/>
+        </w:rPr>
+        <w:t>This can provide customers with in-depth information but is not necessarily a multi-provider marketplace to enable customers to compare different offers.</w:t>
       </w:r>
     </w:p>
     <w:p>
@@ -6503,9 +6723,18 @@
           <w:rFonts w:ascii="Times New Roman" w:eastAsia="Times New Roman" w:hAnsi="Times New Roman" w:cs="Times New Roman"/>
           <w:sz w:val="24"/>
           <w:szCs w:val="24"/>
+          <w:highlight w:val="yellow"/>
         </w:rPr>
         <w:lastRenderedPageBreak/>
-        <w:t xml:space="preserve">The use of the following features is identified using the frontend documentation: lazy loading of feature routes, Angular reactive forms, Angular Material/CDK where used, </w:t>
+        <w:t>The use of the following features is identified using the frontend documentation</w:t>
+      </w:r>
+      <w:r>
+        <w:rPr>
+          <w:rFonts w:ascii="Times New Roman" w:eastAsia="Times New Roman" w:hAnsi="Times New Roman" w:cs="Times New Roman"/>
+          <w:sz w:val="24"/>
+          <w:szCs w:val="24"/>
+        </w:rPr>
+        <w:t xml:space="preserve">: lazy loading of feature routes, Angular reactive forms, Angular Material/CDK where used, </w:t>
       </w:r>
       <w:proofErr w:type="spellStart"/>
       <w:r>
@@ -6523,7 +6752,16 @@
           <w:sz w:val="24"/>
           <w:szCs w:val="24"/>
         </w:rPr>
-        <w:t>, Tailwind/</w:t>
+        <w:t xml:space="preserve">, </w:t>
+      </w:r>
+      <w:r>
+        <w:rPr>
+          <w:rFonts w:ascii="Times New Roman" w:eastAsia="Times New Roman" w:hAnsi="Times New Roman" w:cs="Times New Roman"/>
+          <w:sz w:val="24"/>
+          <w:szCs w:val="24"/>
+          <w:highlight w:val="yellow"/>
+        </w:rPr>
+        <w:t>Tailwind/</w:t>
       </w:r>
       <w:proofErr w:type="spellStart"/>
       <w:r>
@@ -6531,6 +6769,7 @@
           <w:rFonts w:ascii="Times New Roman" w:eastAsia="Times New Roman" w:hAnsi="Times New Roman" w:cs="Times New Roman"/>
           <w:sz w:val="24"/>
           <w:szCs w:val="24"/>
+          <w:highlight w:val="yellow"/>
         </w:rPr>
         <w:t>PostCSS</w:t>
       </w:r>

--- a/ShebaHub_ A Multi-Role Digital Job and Service Marketplace.docx
+++ b/ShebaHub_ A Multi-Role Digital Job and Service Marketplace.docx
@@ -1,6 +1,6 @@
 
 <file path=word/document.xml><?xml version="1.0" encoding="utf-8"?>
-<w:document xmlns:wpc="http://schemas.microsoft.com/office/word/2010/wordprocessingCanvas" xmlns:mc="http://schemas.openxmlformats.org/markup-compatibility/2006" xmlns:o="urn:schemas-microsoft-com:office:office" xmlns:r="http://schemas.openxmlformats.org/officeDocument/2006/relationships" xmlns:m="http://schemas.openxmlformats.org/officeDocument/2006/math" xmlns:v="urn:schemas-microsoft-com:vml" xmlns:wp14="http://schemas.microsoft.com/office/word/2010/wordprocessingDrawing" xmlns:wp="http://schemas.openxmlformats.org/drawingml/2006/wordprocessingDrawing" xmlns:w10="urn:schemas-microsoft-com:office:word" xmlns:w="http://schemas.openxmlformats.org/wordprocessingml/2006/main" xmlns:w14="http://schemas.microsoft.com/office/word/2010/wordml" xmlns:w15="http://schemas.microsoft.com/office/word/2012/wordml" xmlns:wpg="http://schemas.microsoft.com/office/word/2010/wordprocessingGroup" xmlns:wpi="http://schemas.microsoft.com/office/word/2010/wordprocessingInk" xmlns:wne="http://schemas.microsoft.com/office/word/2006/wordml" xmlns:wps="http://schemas.microsoft.com/office/word/2010/wordprocessingShape" mc:Ignorable="w14 w15 wp14">
+<w:document xmlns:wpc="http://schemas.microsoft.com/office/word/2010/wordprocessingCanvas" xmlns:cx="http://schemas.microsoft.com/office/drawing/2014/chartex" xmlns:cx1="http://schemas.microsoft.com/office/drawing/2015/9/8/chartex" xmlns:cx2="http://schemas.microsoft.com/office/drawing/2015/10/21/chartex" xmlns:cx3="http://schemas.microsoft.com/office/drawing/2016/5/9/chartex" xmlns:cx4="http://schemas.microsoft.com/office/drawing/2016/5/10/chartex" xmlns:cx5="http://schemas.microsoft.com/office/drawing/2016/5/11/chartex" xmlns:cx6="http://schemas.microsoft.com/office/drawing/2016/5/12/chartex" xmlns:cx7="http://schemas.microsoft.com/office/drawing/2016/5/13/chartex" xmlns:cx8="http://schemas.microsoft.com/office/drawing/2016/5/14/chartex" xmlns:mc="http://schemas.openxmlformats.org/markup-compatibility/2006" xmlns:aink="http://schemas.microsoft.com/office/drawing/2016/ink" xmlns:am3d="http://schemas.microsoft.com/office/drawing/2017/model3d" xmlns:o="urn:schemas-microsoft-com:office:office" xmlns:oel="http://schemas.microsoft.com/office/2019/extlst" xmlns:r="http://schemas.openxmlformats.org/officeDocument/2006/relationships" xmlns:m="http://schemas.openxmlformats.org/officeDocument/2006/math" xmlns:v="urn:schemas-microsoft-com:vml" xmlns:wp14="http://schemas.microsoft.com/office/word/2010/wordprocessingDrawing" xmlns:wp="http://schemas.openxmlformats.org/drawingml/2006/wordprocessingDrawing" xmlns:w10="urn:schemas-microsoft-com:office:word" xmlns:w="http://schemas.openxmlformats.org/wordprocessingml/2006/main" xmlns:w14="http://schemas.microsoft.com/office/word/2010/wordml" xmlns:w15="http://schemas.microsoft.com/office/word/2012/wordml" xmlns:w16cex="http://schemas.microsoft.com/office/word/2018/wordml/cex" xmlns:w16cid="http://schemas.microsoft.com/office/word/2016/wordml/cid" xmlns:w16="http://schemas.microsoft.com/office/word/2018/wordml" xmlns:w16du="http://schemas.microsoft.com/office/word/2023/wordml/word16du" xmlns:w16sdtdh="http://schemas.microsoft.com/office/word/2020/wordml/sdtdatahash" xmlns:w16sdtfl="http://schemas.microsoft.com/office/word/2024/wordml/sdtformatlock" xmlns:w16se="http://schemas.microsoft.com/office/word/2015/wordml/symex" xmlns:wpg="http://schemas.microsoft.com/office/word/2010/wordprocessingGroup" xmlns:wpi="http://schemas.microsoft.com/office/word/2010/wordprocessingInk" xmlns:wne="http://schemas.microsoft.com/office/word/2006/wordml" xmlns:wps="http://schemas.microsoft.com/office/word/2010/wordprocessingShape" mc:Ignorable="w14 w15 w16se w16cid w16 w16cex w16sdtdh w16sdtfl w16du wp14">
   <w:body>
     <w:p>
       <w:pPr>
@@ -18,7 +18,6 @@
       </w:pPr>
       <w:bookmarkStart w:id="0" w:name="_lbzg7m5ghi5m" w:colFirst="0" w:colLast="0"/>
       <w:bookmarkEnd w:id="0"/>
-      <w:proofErr w:type="spellStart"/>
       <w:r>
         <w:rPr>
           <w:rFonts w:ascii="Times New Roman" w:eastAsia="Times New Roman" w:hAnsi="Times New Roman" w:cs="Times New Roman"/>
@@ -28,19 +27,7 @@
           <w:szCs w:val="30"/>
           <w:highlight w:val="white"/>
         </w:rPr>
-        <w:t>ShebaHub</w:t>
-      </w:r>
-      <w:proofErr w:type="spellEnd"/>
-      <w:r>
-        <w:rPr>
-          <w:rFonts w:ascii="Times New Roman" w:eastAsia="Times New Roman" w:hAnsi="Times New Roman" w:cs="Times New Roman"/>
-          <w:b/>
-          <w:bCs/>
-          <w:sz w:val="30"/>
-          <w:szCs w:val="30"/>
-          <w:highlight w:val="white"/>
-        </w:rPr>
-        <w:t xml:space="preserve">: A Multi-Role Digital Job and Service Marketplace </w:t>
+        <w:t xml:space="preserve">ShebaHub: A Multi-Role Digital Job and Service Marketplace </w:t>
       </w:r>
     </w:p>
     <w:p>
@@ -77,25 +64,7 @@
           <w:sz w:val="24"/>
           <w:szCs w:val="24"/>
         </w:rPr>
-        <w:t>It is hereby certified that this project report titled “</w:t>
-      </w:r>
-      <w:proofErr w:type="spellStart"/>
-      <w:r>
-        <w:rPr>
-          <w:rFonts w:ascii="Times New Roman" w:eastAsia="Times New Roman" w:hAnsi="Times New Roman" w:cs="Times New Roman"/>
-          <w:sz w:val="24"/>
-          <w:szCs w:val="24"/>
-        </w:rPr>
-        <w:t>ShebaHub</w:t>
-      </w:r>
-      <w:proofErr w:type="spellEnd"/>
-      <w:r>
-        <w:rPr>
-          <w:rFonts w:ascii="Times New Roman" w:eastAsia="Times New Roman" w:hAnsi="Times New Roman" w:cs="Times New Roman"/>
-          <w:sz w:val="24"/>
-          <w:szCs w:val="24"/>
-        </w:rPr>
-        <w:t xml:space="preserve">: A Multi-Role Digital Job and Service Marketplace," </w:t>
+        <w:t xml:space="preserve">It is hereby certified that this project report titled “ShebaHub: A Multi-Role Digital Job and Service Marketplace," </w:t>
       </w:r>
       <w:r>
         <w:rPr>
@@ -112,25 +81,7 @@
           <w:sz w:val="24"/>
           <w:szCs w:val="24"/>
         </w:rPr>
-        <w:t xml:space="preserve">, is the product of the design, development, and documentation of the </w:t>
-      </w:r>
-      <w:proofErr w:type="spellStart"/>
-      <w:r>
-        <w:rPr>
-          <w:rFonts w:ascii="Times New Roman" w:eastAsia="Times New Roman" w:hAnsi="Times New Roman" w:cs="Times New Roman"/>
-          <w:sz w:val="24"/>
-          <w:szCs w:val="24"/>
-        </w:rPr>
-        <w:t>ShebaHub</w:t>
-      </w:r>
-      <w:proofErr w:type="spellEnd"/>
-      <w:r>
-        <w:rPr>
-          <w:rFonts w:ascii="Times New Roman" w:eastAsia="Times New Roman" w:hAnsi="Times New Roman" w:cs="Times New Roman"/>
-          <w:sz w:val="24"/>
-          <w:szCs w:val="24"/>
-        </w:rPr>
-        <w:t xml:space="preserve"> project. The system objectives, requirements, architecture, implementation, approach for testing the system, and opportunities for further development are all presented in this report.</w:t>
+        <w:t>, is the product of the design, development, and documentation of the ShebaHub project. The system objectives, requirements, architecture, implementation, approach for testing the system, and opportunities for further development are all presented in this report.</w:t>
       </w:r>
     </w:p>
     <w:p>
@@ -335,7 +286,7 @@
           </mc:Choice>
           <mc:Fallback>
             <w:pict>
-              <v:rect w14:anchorId="6BE0A87A" id="Rectangle 3" o:spid="_x0000_s1026" style="position:absolute;left:0;text-align:left;margin-left:0;margin-top:3pt;width:252.75pt;height:78.75pt;z-index:251663360;visibility:visible;mso-wrap-style:square;mso-wrap-distance-left:9pt;mso-wrap-distance-top:0;mso-wrap-distance-right:9pt;mso-wrap-distance-bottom:0;mso-position-horizontal:absolute;mso-position-horizontal-relative:text;mso-position-vertical:absolute;mso-position-vertical-relative:text;v-text-anchor:middle" o:gfxdata="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" fillcolor="#dfa7a6 [1621]" strokecolor="#bc4542 [3045]">
+              <v:rect w14:anchorId="6BE0A87A" id="Rectangle 3" o:spid="_x0000_s1026" style="position:absolute;left:0;text-align:left;margin-left:0;margin-top:3pt;width:252.75pt;height:78.75pt;z-index:251663360;visibility:visible;mso-wrap-style:square;mso-wrap-distance-left:9pt;mso-wrap-distance-top:0;mso-wrap-distance-right:9pt;mso-wrap-distance-bottom:0;mso-position-horizontal:absolute;mso-position-horizontal-relative:text;mso-position-vertical:absolute;mso-position-vertical-relative:text;v-text-anchor:middle" o:gfxdata="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" fillcolor="#dfa7a6 [1621]" strokecolor="#bc4542 [3045]">
                 <v:fill color2="#f5e4e4 [501]" rotate="t" angle="180" colors="0 #ffa2a1;22938f #ffbebd;1 #ffe5e5" focus="100%" type="gradient"/>
                 <v:shadow on="t" color="black" opacity="24903f" origin=",.5" offset="0,.55556mm"/>
                 <v:textbox>
@@ -366,48 +317,46 @@
           <w:szCs w:val="24"/>
         </w:rPr>
       </w:pPr>
-      <w:bookmarkStart w:id="2" w:name="_GoBack"/>
+    </w:p>
+    <w:p>
+      <w:pPr>
+        <w:spacing w:line="480" w:lineRule="auto"/>
+        <w:jc w:val="both"/>
+        <w:rPr>
+          <w:rFonts w:ascii="Times New Roman" w:eastAsia="Times New Roman" w:hAnsi="Times New Roman" w:cs="Times New Roman"/>
+          <w:sz w:val="24"/>
+          <w:szCs w:val="24"/>
+        </w:rPr>
+      </w:pPr>
+    </w:p>
+    <w:p>
+      <w:pPr>
+        <w:spacing w:line="480" w:lineRule="auto"/>
+        <w:jc w:val="both"/>
+        <w:rPr>
+          <w:rFonts w:ascii="Times New Roman" w:eastAsia="Times New Roman" w:hAnsi="Times New Roman" w:cs="Times New Roman"/>
+          <w:sz w:val="24"/>
+          <w:szCs w:val="24"/>
+        </w:rPr>
+      </w:pPr>
+    </w:p>
+    <w:p>
+      <w:pPr>
+        <w:spacing w:line="480" w:lineRule="auto"/>
+        <w:jc w:val="both"/>
+        <w:rPr>
+          <w:rFonts w:ascii="Times New Roman" w:eastAsia="Times New Roman" w:hAnsi="Times New Roman" w:cs="Times New Roman"/>
+          <w:sz w:val="24"/>
+          <w:szCs w:val="24"/>
+        </w:rPr>
+      </w:pPr>
+    </w:p>
+    <w:p>
+      <w:pPr>
+        <w:pStyle w:val="Heading1"/>
+      </w:pPr>
+      <w:bookmarkStart w:id="2" w:name="_mqsp27fzcban" w:colFirst="0" w:colLast="0"/>
       <w:bookmarkEnd w:id="2"/>
-    </w:p>
-    <w:p>
-      <w:pPr>
-        <w:spacing w:line="480" w:lineRule="auto"/>
-        <w:jc w:val="both"/>
-        <w:rPr>
-          <w:rFonts w:ascii="Times New Roman" w:eastAsia="Times New Roman" w:hAnsi="Times New Roman" w:cs="Times New Roman"/>
-          <w:sz w:val="24"/>
-          <w:szCs w:val="24"/>
-        </w:rPr>
-      </w:pPr>
-    </w:p>
-    <w:p>
-      <w:pPr>
-        <w:spacing w:line="480" w:lineRule="auto"/>
-        <w:jc w:val="both"/>
-        <w:rPr>
-          <w:rFonts w:ascii="Times New Roman" w:eastAsia="Times New Roman" w:hAnsi="Times New Roman" w:cs="Times New Roman"/>
-          <w:sz w:val="24"/>
-          <w:szCs w:val="24"/>
-        </w:rPr>
-      </w:pPr>
-    </w:p>
-    <w:p>
-      <w:pPr>
-        <w:spacing w:line="480" w:lineRule="auto"/>
-        <w:jc w:val="both"/>
-        <w:rPr>
-          <w:rFonts w:ascii="Times New Roman" w:eastAsia="Times New Roman" w:hAnsi="Times New Roman" w:cs="Times New Roman"/>
-          <w:sz w:val="24"/>
-          <w:szCs w:val="24"/>
-        </w:rPr>
-      </w:pPr>
-    </w:p>
-    <w:p>
-      <w:pPr>
-        <w:pStyle w:val="Heading1"/>
-      </w:pPr>
-      <w:bookmarkStart w:id="3" w:name="_mqsp27fzcban" w:colFirst="0" w:colLast="0"/>
-      <w:bookmarkEnd w:id="3"/>
       <w:r>
         <w:rPr>
           <w:b/>
@@ -659,8 +608,8 @@
       <w:pPr>
         <w:pStyle w:val="Heading1"/>
       </w:pPr>
-      <w:bookmarkStart w:id="4" w:name="_9x6n8hd5rjn1" w:colFirst="0" w:colLast="0"/>
-      <w:bookmarkEnd w:id="4"/>
+      <w:bookmarkStart w:id="3" w:name="_9x6n8hd5rjn1" w:colFirst="0" w:colLast="0"/>
+      <w:bookmarkEnd w:id="3"/>
       <w:r>
         <w:rPr>
           <w:b/>
@@ -684,23 +633,13 @@
           <w:szCs w:val="24"/>
         </w:rPr>
       </w:pPr>
-      <w:proofErr w:type="spellStart"/>
-      <w:r>
-        <w:rPr>
-          <w:rFonts w:ascii="Times New Roman" w:eastAsia="Times New Roman" w:hAnsi="Times New Roman" w:cs="Times New Roman"/>
-          <w:sz w:val="24"/>
-          <w:szCs w:val="24"/>
-        </w:rPr>
-        <w:t>ShebaHub</w:t>
-      </w:r>
-      <w:proofErr w:type="spellEnd"/>
-      <w:r>
-        <w:rPr>
-          <w:rFonts w:ascii="Times New Roman" w:eastAsia="Times New Roman" w:hAnsi="Times New Roman" w:cs="Times New Roman"/>
-          <w:sz w:val="24"/>
-          <w:szCs w:val="24"/>
-        </w:rPr>
-        <w:t xml:space="preserve"> is a digital online marketplace that allows people, businesses, or services to connect with consumers to execute one-time or short-term tasks. The platform integrates two related processes—one is a marketplace in which people find and request published services, while the other is a job posting process where people post their service needs and service providers submit offers. The system is configurable to provide multiple roles—customer, service provider, odd-jobber, and for administration. Customers can view services, order them, keep them under control in a queue, create jobs, and view completed jobs. Service providers can publish and manage services and process orders. Odd-jobbers can find appropriate jobs and apply. A platform's activity is monitored, and order history can be inspected by administrators. The front-end is worked on using Angular 18 components as standalone components, and the back-end is done in ASP.NET Core with </w:t>
+      <w:r>
+        <w:rPr>
+          <w:rFonts w:ascii="Times New Roman" w:eastAsia="Times New Roman" w:hAnsi="Times New Roman" w:cs="Times New Roman"/>
+          <w:sz w:val="24"/>
+          <w:szCs w:val="24"/>
+        </w:rPr>
+        <w:t xml:space="preserve">ShebaHub is a digital online marketplace that allows people, businesses, or services to connect with consumers to execute one-time or short-term tasks. The platform integrates two related processes—one is a marketplace in which people find and request published services, while the other is a job posting process where people post their service needs and service providers submit offers. The system is configurable to provide multiple roles—customer, service provider, odd-jobber, and for administration. Customers can view services, order them, keep them under control in a queue, create jobs, and view completed jobs. Service providers can publish and manage services and process orders. Odd-jobbers can find appropriate jobs and apply. A platform's activity is monitored, and order history can be inspected by administrators. The front-end is worked on using Angular 18 components as standalone components, and the back-end is done in ASP.NET Core with </w:t>
       </w:r>
       <w:r>
         <w:rPr>
@@ -717,43 +656,7 @@
           <w:sz w:val="24"/>
           <w:szCs w:val="24"/>
         </w:rPr>
-        <w:t xml:space="preserve">, Entity Framework Core, and SQL Server. It has a layered architectural approach with domain, infrastructure, application/service, and presentation/API layers. Its system provides JWT authentication, role-based authorization, ownership checks, credential validation, safe management of credentials, and logging of transaction order history. This report includes background, problem statement, objectives, problem scope, literature review, requirements analysis, feasibility study, system architecture, database design, implementation, security discussion about </w:t>
-      </w:r>
-      <w:proofErr w:type="spellStart"/>
-      <w:r>
-        <w:rPr>
-          <w:rFonts w:ascii="Times New Roman" w:eastAsia="Times New Roman" w:hAnsi="Times New Roman" w:cs="Times New Roman"/>
-          <w:sz w:val="24"/>
-          <w:szCs w:val="24"/>
-        </w:rPr>
-        <w:t>ShebaHub</w:t>
-      </w:r>
-      <w:proofErr w:type="spellEnd"/>
-      <w:r>
-        <w:rPr>
-          <w:rFonts w:ascii="Times New Roman" w:eastAsia="Times New Roman" w:hAnsi="Times New Roman" w:cs="Times New Roman"/>
-          <w:sz w:val="24"/>
-          <w:szCs w:val="24"/>
-        </w:rPr>
-        <w:t xml:space="preserve">, testing strategy, and limitations and future scope of </w:t>
-      </w:r>
-      <w:proofErr w:type="spellStart"/>
-      <w:r>
-        <w:rPr>
-          <w:rFonts w:ascii="Times New Roman" w:eastAsia="Times New Roman" w:hAnsi="Times New Roman" w:cs="Times New Roman"/>
-          <w:sz w:val="24"/>
-          <w:szCs w:val="24"/>
-        </w:rPr>
-        <w:t>ShebaHub</w:t>
-      </w:r>
-      <w:proofErr w:type="spellEnd"/>
-      <w:r>
-        <w:rPr>
-          <w:rFonts w:ascii="Times New Roman" w:eastAsia="Times New Roman" w:hAnsi="Times New Roman" w:cs="Times New Roman"/>
-          <w:sz w:val="24"/>
-          <w:szCs w:val="24"/>
-        </w:rPr>
-        <w:t>. The project is an illustration of how to implement a modern software-engineering workflow towards a real-world multi-role service marketplace.</w:t>
+        <w:t>, Entity Framework Core, and SQL Server. It has a layered architectural approach with domain, infrastructure, application/service, and presentation/API layers. Its system provides JWT authentication, role-based authorization, ownership checks, credential validation, safe management of credentials, and logging of transaction order history. This report includes background, problem statement, objectives, problem scope, literature review, requirements analysis, feasibility study, system architecture, database design, implementation, security discussion about ShebaHub, testing strategy, and limitations and future scope of ShebaHub. The project is an illustration of how to implement a modern software-engineering workflow towards a real-world multi-role service marketplace.</w:t>
       </w:r>
     </w:p>
     <w:p>
@@ -808,8 +711,8 @@
           <w:highlight w:val="white"/>
         </w:rPr>
       </w:pPr>
-      <w:bookmarkStart w:id="5" w:name="_9ycg1k48dk1c" w:colFirst="0" w:colLast="0"/>
-      <w:bookmarkEnd w:id="5"/>
+      <w:bookmarkStart w:id="4" w:name="_9ycg1k48dk1c" w:colFirst="0" w:colLast="0"/>
+      <w:bookmarkEnd w:id="4"/>
       <w:r>
         <w:rPr>
           <w:b/>
@@ -827,8 +730,8 @@
       <w:pPr>
         <w:pStyle w:val="Heading2"/>
       </w:pPr>
-      <w:bookmarkStart w:id="6" w:name="_vtmyg1d0sn7w" w:colFirst="0" w:colLast="0"/>
-      <w:bookmarkEnd w:id="6"/>
+      <w:bookmarkStart w:id="5" w:name="_vtmyg1d0sn7w" w:colFirst="0" w:colLast="0"/>
+      <w:bookmarkEnd w:id="5"/>
       <w:r>
         <w:rPr>
           <w:b/>
@@ -874,99 +777,45 @@
           <w:sz w:val="24"/>
           <w:szCs w:val="24"/>
         </w:rPr>
-        <w:t xml:space="preserve">The documentation for the </w:t>
-      </w:r>
-      <w:proofErr w:type="spellStart"/>
-      <w:r>
-        <w:rPr>
-          <w:rFonts w:ascii="Times New Roman" w:eastAsia="Times New Roman" w:hAnsi="Times New Roman" w:cs="Times New Roman"/>
-          <w:sz w:val="24"/>
-          <w:szCs w:val="24"/>
-        </w:rPr>
-        <w:t>ShebaHub</w:t>
-      </w:r>
-      <w:proofErr w:type="spellEnd"/>
-      <w:r>
-        <w:rPr>
-          <w:rFonts w:ascii="Times New Roman" w:eastAsia="Times New Roman" w:hAnsi="Times New Roman" w:cs="Times New Roman"/>
-          <w:sz w:val="24"/>
-          <w:szCs w:val="24"/>
-        </w:rPr>
-        <w:t xml:space="preserve"> project provided elicits a description of a centralized portal and people to be integrated to link people who need services with people and organizations that can provide these services. This platform will enable a wide array of legal jobs and services, such as housework, technical services, creative services, transportation functions, building, delivery, photography, freelancing, maintenance, and consultancy. </w:t>
-      </w:r>
-    </w:p>
-    <w:p>
-      <w:pPr>
-        <w:spacing w:line="480" w:lineRule="auto"/>
-        <w:jc w:val="both"/>
-        <w:rPr>
-          <w:rFonts w:ascii="Times New Roman" w:eastAsia="Times New Roman" w:hAnsi="Times New Roman" w:cs="Times New Roman"/>
-          <w:sz w:val="24"/>
-          <w:szCs w:val="24"/>
-        </w:rPr>
-      </w:pPr>
-      <w:r>
-        <w:rPr>
-          <w:rFonts w:ascii="Times New Roman" w:eastAsia="Times New Roman" w:hAnsi="Times New Roman" w:cs="Times New Roman"/>
-          <w:sz w:val="24"/>
-          <w:szCs w:val="24"/>
-        </w:rPr>
-        <w:t xml:space="preserve">The backbone of </w:t>
-      </w:r>
-      <w:proofErr w:type="spellStart"/>
-      <w:r>
-        <w:rPr>
-          <w:rFonts w:ascii="Times New Roman" w:eastAsia="Times New Roman" w:hAnsi="Times New Roman" w:cs="Times New Roman"/>
-          <w:sz w:val="24"/>
-          <w:szCs w:val="24"/>
-        </w:rPr>
-        <w:t>ShebaHub</w:t>
-      </w:r>
-      <w:proofErr w:type="spellEnd"/>
-      <w:r>
-        <w:rPr>
-          <w:rFonts w:ascii="Times New Roman" w:eastAsia="Times New Roman" w:hAnsi="Times New Roman" w:cs="Times New Roman"/>
-          <w:sz w:val="24"/>
-          <w:szCs w:val="24"/>
-        </w:rPr>
-        <w:t xml:space="preserve"> is the notion of having digital workflows that structure service transactions. Users don't completely use only informal communication but can find services, place orders, announce the need for work, apply for jobs, and manage work using a structured communication system.</w:t>
-      </w:r>
-    </w:p>
-    <w:p>
-      <w:pPr>
-        <w:spacing w:line="480" w:lineRule="auto"/>
-        <w:jc w:val="both"/>
-        <w:rPr>
-          <w:rFonts w:ascii="Times New Roman" w:eastAsia="Times New Roman" w:hAnsi="Times New Roman" w:cs="Times New Roman"/>
-          <w:sz w:val="24"/>
-          <w:szCs w:val="24"/>
-        </w:rPr>
-      </w:pPr>
-      <w:r>
-        <w:rPr>
-          <w:rFonts w:ascii="Times New Roman" w:eastAsia="Times New Roman" w:hAnsi="Times New Roman" w:cs="Times New Roman"/>
-          <w:sz w:val="24"/>
-          <w:szCs w:val="24"/>
-        </w:rPr>
-        <w:t xml:space="preserve">The platform also understands that all service needs are the same. You might have a clear idea of the service you're looking for, or you may simply have a type of job that you need and then have to get offers from professionals. Thus, </w:t>
-      </w:r>
-      <w:proofErr w:type="spellStart"/>
-      <w:r>
-        <w:rPr>
-          <w:rFonts w:ascii="Times New Roman" w:eastAsia="Times New Roman" w:hAnsi="Times New Roman" w:cs="Times New Roman"/>
-          <w:sz w:val="24"/>
-          <w:szCs w:val="24"/>
-        </w:rPr>
-        <w:t>ShebaHub</w:t>
-      </w:r>
-      <w:proofErr w:type="spellEnd"/>
-      <w:r>
-        <w:rPr>
-          <w:rFonts w:ascii="Times New Roman" w:eastAsia="Times New Roman" w:hAnsi="Times New Roman" w:cs="Times New Roman"/>
-          <w:sz w:val="24"/>
-          <w:szCs w:val="24"/>
-        </w:rPr>
-        <w:t xml:space="preserve"> is a bundle of two related approaches:</w:t>
+        <w:t xml:space="preserve">The documentation for the ShebaHub project provided elicits a description of a centralized portal and people to be integrated to link people who need services with people and organizations that can provide these services. This platform will enable a wide array of legal jobs and services, such as housework, technical services, creative services, transportation functions, building, delivery, photography, freelancing, maintenance, and consultancy. </w:t>
+      </w:r>
+    </w:p>
+    <w:p>
+      <w:pPr>
+        <w:spacing w:line="480" w:lineRule="auto"/>
+        <w:jc w:val="both"/>
+        <w:rPr>
+          <w:rFonts w:ascii="Times New Roman" w:eastAsia="Times New Roman" w:hAnsi="Times New Roman" w:cs="Times New Roman"/>
+          <w:sz w:val="24"/>
+          <w:szCs w:val="24"/>
+        </w:rPr>
+      </w:pPr>
+      <w:r>
+        <w:rPr>
+          <w:rFonts w:ascii="Times New Roman" w:eastAsia="Times New Roman" w:hAnsi="Times New Roman" w:cs="Times New Roman"/>
+          <w:sz w:val="24"/>
+          <w:szCs w:val="24"/>
+        </w:rPr>
+        <w:t>The backbone of ShebaHub is the notion of having digital workflows that structure service transactions. Users don't completely use only informal communication but can find services, place orders, announce the need for work, apply for jobs, and manage work using a structured communication system.</w:t>
+      </w:r>
+    </w:p>
+    <w:p>
+      <w:pPr>
+        <w:spacing w:line="480" w:lineRule="auto"/>
+        <w:jc w:val="both"/>
+        <w:rPr>
+          <w:rFonts w:ascii="Times New Roman" w:eastAsia="Times New Roman" w:hAnsi="Times New Roman" w:cs="Times New Roman"/>
+          <w:sz w:val="24"/>
+          <w:szCs w:val="24"/>
+        </w:rPr>
+      </w:pPr>
+      <w:r>
+        <w:rPr>
+          <w:rFonts w:ascii="Times New Roman" w:eastAsia="Times New Roman" w:hAnsi="Times New Roman" w:cs="Times New Roman"/>
+          <w:sz w:val="24"/>
+          <w:szCs w:val="24"/>
+        </w:rPr>
+        <w:t>The platform also understands that all service needs are the same. You might have a clear idea of the service you're looking for, or you may simply have a type of job that you need and then have to get offers from professionals. Thus, ShebaHub is a bundle of two related approaches:</w:t>
       </w:r>
     </w:p>
     <w:p>
@@ -1041,8 +890,8 @@
       <w:pPr>
         <w:pStyle w:val="Heading2"/>
       </w:pPr>
-      <w:bookmarkStart w:id="7" w:name="_myy6dhhx60yz" w:colFirst="0" w:colLast="0"/>
-      <w:bookmarkEnd w:id="7"/>
+      <w:bookmarkStart w:id="6" w:name="_myy6dhhx60yz" w:colFirst="0" w:colLast="0"/>
+      <w:bookmarkEnd w:id="6"/>
       <w:r>
         <w:rPr>
           <w:b/>
@@ -1330,33 +1179,15 @@
           <w:sz w:val="24"/>
           <w:szCs w:val="24"/>
         </w:rPr>
-        <w:t xml:space="preserve">From the provided documentation of the project, these functions are recognized as key goals/functions of </w:t>
-      </w:r>
-      <w:proofErr w:type="spellStart"/>
-      <w:r>
-        <w:rPr>
-          <w:rFonts w:ascii="Times New Roman" w:eastAsia="Times New Roman" w:hAnsi="Times New Roman" w:cs="Times New Roman"/>
-          <w:sz w:val="24"/>
-          <w:szCs w:val="24"/>
-        </w:rPr>
-        <w:t>ShebaHub</w:t>
-      </w:r>
-      <w:proofErr w:type="spellEnd"/>
-      <w:r>
-        <w:rPr>
-          <w:rFonts w:ascii="Times New Roman" w:eastAsia="Times New Roman" w:hAnsi="Times New Roman" w:cs="Times New Roman"/>
-          <w:sz w:val="24"/>
-          <w:szCs w:val="24"/>
-        </w:rPr>
-        <w:t xml:space="preserve">. </w:t>
+        <w:t xml:space="preserve">From the provided documentation of the project, these functions are recognized as key goals/functions of ShebaHub. </w:t>
       </w:r>
     </w:p>
     <w:p>
       <w:pPr>
         <w:pStyle w:val="Heading2"/>
       </w:pPr>
-      <w:bookmarkStart w:id="8" w:name="_v97k40xs29zn" w:colFirst="0" w:colLast="0"/>
-      <w:bookmarkEnd w:id="8"/>
+      <w:bookmarkStart w:id="7" w:name="_v97k40xs29zn" w:colFirst="0" w:colLast="0"/>
+      <w:bookmarkEnd w:id="7"/>
       <w:r>
         <w:rPr>
           <w:b/>
@@ -1377,23 +1208,13 @@
           <w:szCs w:val="24"/>
         </w:rPr>
       </w:pPr>
-      <w:proofErr w:type="spellStart"/>
-      <w:r>
-        <w:rPr>
-          <w:rFonts w:ascii="Times New Roman" w:eastAsia="Times New Roman" w:hAnsi="Times New Roman" w:cs="Times New Roman"/>
-          <w:sz w:val="24"/>
-          <w:szCs w:val="24"/>
-        </w:rPr>
-        <w:t>ShebaHub's</w:t>
-      </w:r>
-      <w:proofErr w:type="spellEnd"/>
-      <w:r>
-        <w:rPr>
-          <w:rFonts w:ascii="Times New Roman" w:eastAsia="Times New Roman" w:hAnsi="Times New Roman" w:cs="Times New Roman"/>
-          <w:sz w:val="24"/>
-          <w:szCs w:val="24"/>
-        </w:rPr>
-        <w:t xml:space="preserve"> goal is to provide a more streamlined, efficient, and transparent way to link customers and service providers.</w:t>
+      <w:r>
+        <w:rPr>
+          <w:rFonts w:ascii="Times New Roman" w:eastAsia="Times New Roman" w:hAnsi="Times New Roman" w:cs="Times New Roman"/>
+          <w:sz w:val="24"/>
+          <w:szCs w:val="24"/>
+        </w:rPr>
+        <w:t>ShebaHub's goal is to provide a more streamlined, efficient, and transparent way to link customers and service providers.</w:t>
       </w:r>
     </w:p>
     <w:p>
@@ -1431,25 +1252,7 @@
           <w:sz w:val="24"/>
           <w:szCs w:val="24"/>
         </w:rPr>
-        <w:t xml:space="preserve">For service providers, </w:t>
-      </w:r>
-      <w:proofErr w:type="spellStart"/>
-      <w:r>
-        <w:rPr>
-          <w:rFonts w:ascii="Times New Roman" w:eastAsia="Times New Roman" w:hAnsi="Times New Roman" w:cs="Times New Roman"/>
-          <w:sz w:val="24"/>
-          <w:szCs w:val="24"/>
-        </w:rPr>
-        <w:t>ShebaHub</w:t>
-      </w:r>
-      <w:proofErr w:type="spellEnd"/>
-      <w:r>
-        <w:rPr>
-          <w:rFonts w:ascii="Times New Roman" w:eastAsia="Times New Roman" w:hAnsi="Times New Roman" w:cs="Times New Roman"/>
-          <w:sz w:val="24"/>
-          <w:szCs w:val="24"/>
-        </w:rPr>
-        <w:t xml:space="preserve"> is an opportunity to advertise services via a specific profile and to get structured orders. Providers wouldn’t have to rely on a single network but could instead control the provision of services through a central marketplace.</w:t>
+        <w:t>For service providers, ShebaHub is an opportunity to advertise services via a specific profile and to get structured orders. Providers wouldn’t have to rely on a single network but could instead control the provision of services through a central marketplace.</w:t>
       </w:r>
     </w:p>
     <w:p>
@@ -1492,7 +1295,7 @@
         <mc:AlternateContent>
           <mc:Choice Requires="wps">
             <w:drawing>
-              <wp:anchor distT="0" distB="0" distL="114300" distR="114300" simplePos="0" relativeHeight="251659264" behindDoc="0" locked="0" layoutInCell="1" allowOverlap="1">
+              <wp:anchor distT="0" distB="0" distL="114300" distR="114300" simplePos="0" relativeHeight="251659264" behindDoc="0" locked="0" layoutInCell="1" allowOverlap="1" wp14:anchorId="1725984F" wp14:editId="1850D522">
                 <wp:simplePos x="0" y="0"/>
                 <wp:positionH relativeFrom="column">
                   <wp:posOffset>1419225</wp:posOffset>
@@ -1558,7 +1361,7 @@
           </mc:Choice>
           <mc:Fallback>
             <w:pict>
-              <v:rect id="Rectangle 1" o:spid="_x0000_s1027" style="position:absolute;left:0;text-align:left;margin-left:111.75pt;margin-top:97.35pt;width:252.75pt;height:78.75pt;z-index:251659264;visibility:visible;mso-wrap-style:square;mso-wrap-distance-left:9pt;mso-wrap-distance-top:0;mso-wrap-distance-right:9pt;mso-wrap-distance-bottom:0;mso-position-horizontal:absolute;mso-position-horizontal-relative:text;mso-position-vertical:absolute;mso-position-vertical-relative:text;v-text-anchor:middle" o:gfxdata="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" fillcolor="#dfa7a6 [1621]" strokecolor="#bc4542 [3045]">
+              <v:rect w14:anchorId="1725984F" id="Rectangle 1" o:spid="_x0000_s1027" style="position:absolute;left:0;text-align:left;margin-left:111.75pt;margin-top:97.35pt;width:252.75pt;height:78.75pt;z-index:251659264;visibility:visible;mso-wrap-style:square;mso-wrap-distance-left:9pt;mso-wrap-distance-top:0;mso-wrap-distance-right:9pt;mso-wrap-distance-bottom:0;mso-position-horizontal:absolute;mso-position-horizontal-relative:text;mso-position-vertical:absolute;mso-position-vertical-relative:text;v-text-anchor:middle" o:gfxdata="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" fillcolor="#dfa7a6 [1621]" strokecolor="#bc4542 [3045]">
                 <v:fill color2="#f5e4e4 [501]" rotate="t" angle="180" colors="0 #ffa2a1;22938f #ffbebd;1 #ffe5e5" focus="100%" type="gradient"/>
                 <v:shadow on="t" color="black" opacity="24903f" origin=",.5" offset="0,.55556mm"/>
                 <v:textbox>
@@ -1600,8 +1403,8 @@
       <w:pPr>
         <w:pStyle w:val="Heading2"/>
       </w:pPr>
-      <w:bookmarkStart w:id="9" w:name="_toif0xh2herz" w:colFirst="0" w:colLast="0"/>
-      <w:bookmarkEnd w:id="9"/>
+      <w:bookmarkStart w:id="8" w:name="_toif0xh2herz" w:colFirst="0" w:colLast="0"/>
+      <w:bookmarkEnd w:id="8"/>
       <w:r>
         <w:rPr>
           <w:b/>
@@ -1616,8 +1419,8 @@
       <w:pPr>
         <w:pStyle w:val="Heading3"/>
       </w:pPr>
-      <w:bookmarkStart w:id="10" w:name="_yxmnwrt60la3" w:colFirst="0" w:colLast="0"/>
-      <w:bookmarkEnd w:id="10"/>
+      <w:bookmarkStart w:id="9" w:name="_yxmnwrt60la3" w:colFirst="0" w:colLast="0"/>
+      <w:bookmarkEnd w:id="9"/>
       <w:r>
         <w:rPr>
           <w:b/>
@@ -1638,23 +1441,13 @@
           <w:szCs w:val="24"/>
         </w:rPr>
       </w:pPr>
-      <w:proofErr w:type="spellStart"/>
-      <w:r>
-        <w:rPr>
-          <w:rFonts w:ascii="Times New Roman" w:eastAsia="Times New Roman" w:hAnsi="Times New Roman" w:cs="Times New Roman"/>
-          <w:sz w:val="24"/>
-          <w:szCs w:val="24"/>
-        </w:rPr>
-        <w:t>ShebaHub's</w:t>
-      </w:r>
-      <w:proofErr w:type="spellEnd"/>
-      <w:r>
-        <w:rPr>
-          <w:rFonts w:ascii="Times New Roman" w:eastAsia="Times New Roman" w:hAnsi="Times New Roman" w:cs="Times New Roman"/>
-          <w:sz w:val="24"/>
-          <w:szCs w:val="24"/>
-        </w:rPr>
-        <w:t xml:space="preserve"> overarching vision is:</w:t>
+      <w:r>
+        <w:rPr>
+          <w:rFonts w:ascii="Times New Roman" w:eastAsia="Times New Roman" w:hAnsi="Times New Roman" w:cs="Times New Roman"/>
+          <w:sz w:val="24"/>
+          <w:szCs w:val="24"/>
+        </w:rPr>
+        <w:t>ShebaHub's overarching vision is:</w:t>
       </w:r>
     </w:p>
     <w:p>
@@ -1680,8 +1473,8 @@
       <w:pPr>
         <w:pStyle w:val="Heading3"/>
       </w:pPr>
-      <w:bookmarkStart w:id="11" w:name="_l9niaxv8boc1" w:colFirst="0" w:colLast="0"/>
-      <w:bookmarkEnd w:id="11"/>
+      <w:bookmarkStart w:id="10" w:name="_l9niaxv8boc1" w:colFirst="0" w:colLast="0"/>
+      <w:bookmarkEnd w:id="10"/>
       <w:r>
         <w:rPr>
           <w:b/>
@@ -1918,8 +1711,8 @@
       <w:pPr>
         <w:pStyle w:val="Heading2"/>
       </w:pPr>
-      <w:bookmarkStart w:id="12" w:name="_droh5qm4m6uk" w:colFirst="0" w:colLast="0"/>
-      <w:bookmarkEnd w:id="12"/>
+      <w:bookmarkStart w:id="11" w:name="_droh5qm4m6uk" w:colFirst="0" w:colLast="0"/>
+      <w:bookmarkEnd w:id="11"/>
       <w:r>
         <w:rPr>
           <w:b/>
@@ -1942,31 +1735,21 @@
           <w:szCs w:val="24"/>
         </w:rPr>
       </w:pPr>
-      <w:proofErr w:type="spellStart"/>
-      <w:r>
-        <w:rPr>
-          <w:rFonts w:ascii="Times New Roman" w:eastAsia="Times New Roman" w:hAnsi="Times New Roman" w:cs="Times New Roman"/>
-          <w:sz w:val="24"/>
-          <w:szCs w:val="24"/>
-        </w:rPr>
-        <w:t>ShebaHub</w:t>
-      </w:r>
-      <w:proofErr w:type="spellEnd"/>
-      <w:r>
-        <w:rPr>
-          <w:rFonts w:ascii="Times New Roman" w:eastAsia="Times New Roman" w:hAnsi="Times New Roman" w:cs="Times New Roman"/>
-          <w:sz w:val="24"/>
-          <w:szCs w:val="24"/>
-        </w:rPr>
-        <w:t xml:space="preserve"> covers the following main areas:</w:t>
+      <w:r>
+        <w:rPr>
+          <w:rFonts w:ascii="Times New Roman" w:eastAsia="Times New Roman" w:hAnsi="Times New Roman" w:cs="Times New Roman"/>
+          <w:sz w:val="24"/>
+          <w:szCs w:val="24"/>
+        </w:rPr>
+        <w:t>ShebaHub covers the following main areas:</w:t>
       </w:r>
     </w:p>
     <w:p>
       <w:pPr>
         <w:pStyle w:val="Heading3"/>
       </w:pPr>
-      <w:bookmarkStart w:id="13" w:name="_r1ypjgwiyox1" w:colFirst="0" w:colLast="0"/>
-      <w:bookmarkEnd w:id="13"/>
+      <w:bookmarkStart w:id="12" w:name="_r1ypjgwiyox1" w:colFirst="0" w:colLast="0"/>
+      <w:bookmarkEnd w:id="12"/>
       <w:r>
         <w:rPr>
           <w:b/>
@@ -2322,8 +2105,8 @@
       <w:pPr>
         <w:pStyle w:val="Heading3"/>
       </w:pPr>
-      <w:bookmarkStart w:id="14" w:name="_i36ttx4m9uhj" w:colFirst="0" w:colLast="0"/>
-      <w:bookmarkEnd w:id="14"/>
+      <w:bookmarkStart w:id="13" w:name="_i36ttx4m9uhj" w:colFirst="0" w:colLast="0"/>
+      <w:bookmarkEnd w:id="13"/>
       <w:r>
         <w:rPr>
           <w:b/>
@@ -2588,8 +2371,8 @@
       <w:pPr>
         <w:pStyle w:val="Heading3"/>
       </w:pPr>
-      <w:bookmarkStart w:id="15" w:name="_hzl482qtbek4" w:colFirst="0" w:colLast="0"/>
-      <w:bookmarkEnd w:id="15"/>
+      <w:bookmarkStart w:id="14" w:name="_hzl482qtbek4" w:colFirst="0" w:colLast="0"/>
+      <w:bookmarkEnd w:id="14"/>
       <w:r>
         <w:rPr>
           <w:b/>
@@ -2784,8 +2567,8 @@
       <w:pPr>
         <w:pStyle w:val="Heading3"/>
       </w:pPr>
-      <w:bookmarkStart w:id="16" w:name="_o38583dz87su" w:colFirst="0" w:colLast="0"/>
-      <w:bookmarkEnd w:id="16"/>
+      <w:bookmarkStart w:id="15" w:name="_o38583dz87su" w:colFirst="0" w:colLast="0"/>
+      <w:bookmarkEnd w:id="15"/>
       <w:r>
         <w:rPr>
           <w:b/>
@@ -2977,8 +2760,8 @@
       <w:pPr>
         <w:pStyle w:val="Heading3"/>
       </w:pPr>
-      <w:bookmarkStart w:id="17" w:name="_j9z6fwp0yz39" w:colFirst="0" w:colLast="0"/>
-      <w:bookmarkEnd w:id="17"/>
+      <w:bookmarkStart w:id="16" w:name="_j9z6fwp0yz39" w:colFirst="0" w:colLast="0"/>
+      <w:bookmarkEnd w:id="16"/>
       <w:r>
         <w:rPr>
           <w:b/>
@@ -2986,27 +2769,7 @@
           <w:color w:val="434343"/>
           <w:highlight w:val="white"/>
         </w:rPr>
-        <w:t xml:space="preserve">1.5.5 Features </w:t>
-      </w:r>
-      <w:proofErr w:type="gramStart"/>
-      <w:r>
-        <w:rPr>
-          <w:b/>
-          <w:bCs/>
-          <w:color w:val="434343"/>
-          <w:highlight w:val="white"/>
-        </w:rPr>
-        <w:t>Outside</w:t>
-      </w:r>
-      <w:proofErr w:type="gramEnd"/>
-      <w:r>
-        <w:rPr>
-          <w:b/>
-          <w:bCs/>
-          <w:color w:val="434343"/>
-          <w:highlight w:val="white"/>
-        </w:rPr>
-        <w:t xml:space="preserve"> the Current Scope </w:t>
+        <w:t xml:space="preserve">1.5.5 Features Outside the Current Scope </w:t>
       </w:r>
     </w:p>
     <w:p>
@@ -3212,8 +2975,8 @@
       <w:pPr>
         <w:pStyle w:val="Heading2"/>
       </w:pPr>
-      <w:bookmarkStart w:id="18" w:name="_b2it8ydi3tqh" w:colFirst="0" w:colLast="0"/>
-      <w:bookmarkEnd w:id="18"/>
+      <w:bookmarkStart w:id="17" w:name="_b2it8ydi3tqh" w:colFirst="0" w:colLast="0"/>
+      <w:bookmarkEnd w:id="17"/>
       <w:r>
         <w:rPr>
           <w:b/>
@@ -3548,8 +3311,8 @@
       <w:pPr>
         <w:pStyle w:val="Heading2"/>
       </w:pPr>
-      <w:bookmarkStart w:id="19" w:name="_rpczgyrlz3tg" w:colFirst="0" w:colLast="0"/>
-      <w:bookmarkEnd w:id="19"/>
+      <w:bookmarkStart w:id="18" w:name="_rpczgyrlz3tg" w:colFirst="0" w:colLast="0"/>
+      <w:bookmarkEnd w:id="18"/>
       <w:r>
         <w:rPr>
           <w:b/>
@@ -3565,8 +3328,8 @@
       <w:pPr>
         <w:pStyle w:val="Heading3"/>
       </w:pPr>
-      <w:bookmarkStart w:id="20" w:name="_1vyoqmgp5wdd" w:colFirst="0" w:colLast="0"/>
-      <w:bookmarkEnd w:id="20"/>
+      <w:bookmarkStart w:id="19" w:name="_1vyoqmgp5wdd" w:colFirst="0" w:colLast="0"/>
+      <w:bookmarkEnd w:id="19"/>
       <w:r>
         <w:rPr>
           <w:b/>
@@ -4698,25 +4461,7 @@
           <w:sz w:val="24"/>
           <w:szCs w:val="24"/>
         </w:rPr>
-        <w:t xml:space="preserve">Framework Core, </w:t>
-      </w:r>
-      <w:proofErr w:type="gramStart"/>
-      <w:r>
-        <w:rPr>
-          <w:rFonts w:ascii="Times New Roman" w:eastAsia="Times New Roman" w:hAnsi="Times New Roman" w:cs="Times New Roman"/>
-          <w:sz w:val="24"/>
-          <w:szCs w:val="24"/>
-        </w:rPr>
-        <w:t>SQL</w:t>
-      </w:r>
-      <w:proofErr w:type="gramEnd"/>
-      <w:r>
-        <w:rPr>
-          <w:rFonts w:ascii="Times New Roman" w:eastAsia="Times New Roman" w:hAnsi="Times New Roman" w:cs="Times New Roman"/>
-          <w:sz w:val="24"/>
-          <w:szCs w:val="24"/>
-        </w:rPr>
-        <w:t xml:space="preserve"> Server.</w:t>
+        <w:t>Framework Core, SQL Server.</w:t>
       </w:r>
     </w:p>
     <w:p>
@@ -4726,8 +4471,8 @@
           <w:highlight w:val="yellow"/>
         </w:rPr>
       </w:pPr>
-      <w:bookmarkStart w:id="21" w:name="_mqm1fw8j1uhs" w:colFirst="0" w:colLast="0"/>
-      <w:bookmarkEnd w:id="21"/>
+      <w:bookmarkStart w:id="20" w:name="_mqm1fw8j1uhs" w:colFirst="0" w:colLast="0"/>
+      <w:bookmarkEnd w:id="20"/>
       <w:r>
         <w:rPr>
           <w:b/>
@@ -5053,15 +4798,7 @@
                               <w:jc w:val="center"/>
                             </w:pPr>
                             <w:r>
-                              <w:t xml:space="preserve">Project schedule should be 1 year </w:t>
-                            </w:r>
-                            <w:proofErr w:type="gramStart"/>
-                            <w:r>
-                              <w:t>( Divided</w:t>
-                            </w:r>
-                            <w:proofErr w:type="gramEnd"/>
-                            <w:r>
-                              <w:t xml:space="preserve"> in 3 phase)</w:t>
+                              <w:t>Project schedule should be 1 year ( Divided in 3 phase)</w:t>
                             </w:r>
                           </w:p>
                         </w:txbxContent>
@@ -5080,7 +4817,7 @@
           </mc:Choice>
           <mc:Fallback>
             <w:pict>
-              <v:rect w14:anchorId="6BE0A87A" id="Rectangle 2" o:spid="_x0000_s1028" style="position:absolute;left:0;text-align:left;margin-left:201.55pt;margin-top:17.5pt;width:252.75pt;height:78.75pt;z-index:251661312;visibility:visible;mso-wrap-style:square;mso-wrap-distance-left:9pt;mso-wrap-distance-top:0;mso-wrap-distance-right:9pt;mso-wrap-distance-bottom:0;mso-position-horizontal:right;mso-position-horizontal-relative:margin;mso-position-vertical:absolute;mso-position-vertical-relative:text;v-text-anchor:middle" o:gfxdata="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" fillcolor="#dfa7a6 [1621]" strokecolor="#bc4542 [3045]">
+              <v:rect w14:anchorId="6BE0A87A" id="Rectangle 2" o:spid="_x0000_s1028" style="position:absolute;left:0;text-align:left;margin-left:201.55pt;margin-top:17.5pt;width:252.75pt;height:78.75pt;z-index:251661312;visibility:visible;mso-wrap-style:square;mso-wrap-distance-left:9pt;mso-wrap-distance-top:0;mso-wrap-distance-right:9pt;mso-wrap-distance-bottom:0;mso-position-horizontal:right;mso-position-horizontal-relative:margin;mso-position-vertical:absolute;mso-position-vertical-relative:text;v-text-anchor:middle" o:gfxdata="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" fillcolor="#dfa7a6 [1621]" strokecolor="#bc4542 [3045]">
                 <v:fill color2="#f5e4e4 [501]" rotate="t" angle="180" colors="0 #ffa2a1;22938f #ffbebd;1 #ffe5e5" focus="100%" type="gradient"/>
                 <v:shadow on="t" color="black" opacity="24903f" origin=",.5" offset="0,.55556mm"/>
                 <v:textbox>
@@ -5090,15 +4827,7 @@
                         <w:jc w:val="center"/>
                       </w:pPr>
                       <w:r>
-                        <w:t xml:space="preserve">Project schedule should be 1 year </w:t>
-                      </w:r>
-                      <w:proofErr w:type="gramStart"/>
-                      <w:r>
-                        <w:t>( Divided</w:t>
-                      </w:r>
-                      <w:proofErr w:type="gramEnd"/>
-                      <w:r>
-                        <w:t xml:space="preserve"> in 3 phase)</w:t>
+                        <w:t>Project schedule should be 1 year ( Divided in 3 phase)</w:t>
                       </w:r>
                     </w:p>
                   </w:txbxContent>
@@ -5729,8 +5458,8 @@
         <w:keepLines w:val="0"/>
         <w:spacing w:before="360" w:after="80"/>
       </w:pPr>
-      <w:bookmarkStart w:id="22" w:name="_dmx0g2yelsq" w:colFirst="0" w:colLast="0"/>
-      <w:bookmarkEnd w:id="22"/>
+      <w:bookmarkStart w:id="21" w:name="_dmx0g2yelsq" w:colFirst="0" w:colLast="0"/>
+      <w:bookmarkEnd w:id="21"/>
       <w:r>
         <w:rPr>
           <w:b/>
@@ -5883,8 +5612,8 @@
           <w:highlight w:val="white"/>
         </w:rPr>
       </w:pPr>
-      <w:bookmarkStart w:id="23" w:name="_kkt0wb1tb1r3" w:colFirst="0" w:colLast="0"/>
-      <w:bookmarkEnd w:id="23"/>
+      <w:bookmarkStart w:id="22" w:name="_kkt0wb1tb1r3" w:colFirst="0" w:colLast="0"/>
+      <w:bookmarkEnd w:id="22"/>
       <w:r>
         <w:rPr>
           <w:b/>
@@ -5901,8 +5630,8 @@
       <w:pPr>
         <w:pStyle w:val="Heading2"/>
       </w:pPr>
-      <w:bookmarkStart w:id="24" w:name="_wd10bdorejr8" w:colFirst="0" w:colLast="0"/>
-      <w:bookmarkEnd w:id="24"/>
+      <w:bookmarkStart w:id="23" w:name="_wd10bdorejr8" w:colFirst="0" w:colLast="0"/>
+      <w:bookmarkEnd w:id="23"/>
       <w:r>
         <w:rPr>
           <w:b/>
@@ -5957,25 +5686,7 @@
           <w:sz w:val="24"/>
           <w:szCs w:val="24"/>
         </w:rPr>
-        <w:t xml:space="preserve">According to project documents, </w:t>
-      </w:r>
-      <w:proofErr w:type="spellStart"/>
-      <w:r>
-        <w:rPr>
-          <w:rFonts w:ascii="Times New Roman" w:eastAsia="Times New Roman" w:hAnsi="Times New Roman" w:cs="Times New Roman"/>
-          <w:sz w:val="24"/>
-          <w:szCs w:val="24"/>
-        </w:rPr>
-        <w:t>ShebaHub</w:t>
-      </w:r>
-      <w:proofErr w:type="spellEnd"/>
-      <w:r>
-        <w:rPr>
-          <w:rFonts w:ascii="Times New Roman" w:eastAsia="Times New Roman" w:hAnsi="Times New Roman" w:cs="Times New Roman"/>
-          <w:sz w:val="24"/>
-          <w:szCs w:val="24"/>
-        </w:rPr>
-        <w:t xml:space="preserve"> will be "a marketplace for the sale and distribution of various services and the choice of the professional organizations or individual service providers who will participate. A provider could be a company or an individual who provides their personal abilities. This will enable a wide range of legitimate work categories to take place on the platform. </w:t>
+        <w:t xml:space="preserve">According to project documents, ShebaHub will be "a marketplace for the sale and distribution of various services and the choice of the professional organizations or individual service providers who will participate. A provider could be a company or an individual who provides their personal abilities. This will enable a wide range of legitimate work categories to take place on the platform. </w:t>
       </w:r>
     </w:p>
     <w:p>
@@ -6007,8 +5718,8 @@
           <w:szCs w:val="26"/>
         </w:rPr>
       </w:pPr>
-      <w:bookmarkStart w:id="25" w:name="_csxfay35l1my" w:colFirst="0" w:colLast="0"/>
-      <w:bookmarkEnd w:id="25"/>
+      <w:bookmarkStart w:id="24" w:name="_csxfay35l1my" w:colFirst="0" w:colLast="0"/>
+      <w:bookmarkEnd w:id="24"/>
       <w:r>
         <w:rPr>
           <w:b/>
@@ -6023,8 +5734,8 @@
       <w:pPr>
         <w:pStyle w:val="Heading3"/>
       </w:pPr>
-      <w:bookmarkStart w:id="26" w:name="_jvwkt79kssej" w:colFirst="0" w:colLast="0"/>
-      <w:bookmarkEnd w:id="26"/>
+      <w:bookmarkStart w:id="25" w:name="_jvwkt79kssej" w:colFirst="0" w:colLast="0"/>
+      <w:bookmarkEnd w:id="25"/>
       <w:r>
         <w:rPr>
           <w:b/>
@@ -6078,8 +5789,8 @@
       <w:pPr>
         <w:pStyle w:val="Heading3"/>
       </w:pPr>
-      <w:bookmarkStart w:id="27" w:name="_le2bsf966uyr" w:colFirst="0" w:colLast="0"/>
-      <w:bookmarkEnd w:id="27"/>
+      <w:bookmarkStart w:id="26" w:name="_le2bsf966uyr" w:colFirst="0" w:colLast="0"/>
+      <w:bookmarkEnd w:id="26"/>
       <w:r>
         <w:rPr>
           <w:b/>
@@ -6141,8 +5852,8 @@
       <w:pPr>
         <w:pStyle w:val="Heading3"/>
       </w:pPr>
-      <w:bookmarkStart w:id="28" w:name="_9vr96ex4lrit" w:colFirst="0" w:colLast="0"/>
-      <w:bookmarkEnd w:id="28"/>
+      <w:bookmarkStart w:id="27" w:name="_9vr96ex4lrit" w:colFirst="0" w:colLast="0"/>
+      <w:bookmarkEnd w:id="27"/>
       <w:r>
         <w:rPr>
           <w:b/>
@@ -6188,33 +5899,15 @@
           <w:sz w:val="24"/>
           <w:szCs w:val="24"/>
         </w:rPr>
-        <w:t xml:space="preserve">With </w:t>
-      </w:r>
-      <w:proofErr w:type="spellStart"/>
-      <w:r>
-        <w:rPr>
-          <w:rFonts w:ascii="Times New Roman" w:eastAsia="Times New Roman" w:hAnsi="Times New Roman" w:cs="Times New Roman"/>
-          <w:sz w:val="24"/>
-          <w:szCs w:val="24"/>
-        </w:rPr>
-        <w:t>ShebaHub</w:t>
-      </w:r>
-      <w:proofErr w:type="spellEnd"/>
-      <w:r>
-        <w:rPr>
-          <w:rFonts w:ascii="Times New Roman" w:eastAsia="Times New Roman" w:hAnsi="Times New Roman" w:cs="Times New Roman"/>
-          <w:sz w:val="24"/>
-          <w:szCs w:val="24"/>
-        </w:rPr>
-        <w:t xml:space="preserve">, this model is incorporated by means of an odd-job workflow. Titles, description, requirements, location, schedule, budget, etc. may be included in a job. The suitable jobs for professionals are displayed, and they can reply via applications. </w:t>
+        <w:t xml:space="preserve">With ShebaHub, this model is incorporated by means of an odd-job workflow. Titles, description, requirements, location, schedule, budget, etc. may be included in a job. The suitable jobs for professionals are displayed, and they can reply via applications. </w:t>
       </w:r>
     </w:p>
     <w:p>
       <w:pPr>
         <w:pStyle w:val="Heading3"/>
       </w:pPr>
-      <w:bookmarkStart w:id="29" w:name="_r05a8rydk7ih" w:colFirst="0" w:colLast="0"/>
-      <w:bookmarkEnd w:id="29"/>
+      <w:bookmarkStart w:id="28" w:name="_r05a8rydk7ih" w:colFirst="0" w:colLast="0"/>
+      <w:bookmarkEnd w:id="28"/>
       <w:r>
         <w:rPr>
           <w:b/>
@@ -6264,8 +5957,8 @@
           <w:highlight w:val="white"/>
         </w:rPr>
       </w:pPr>
-      <w:bookmarkStart w:id="30" w:name="_ywlihcte8kjp" w:colFirst="0" w:colLast="0"/>
-      <w:bookmarkEnd w:id="30"/>
+      <w:bookmarkStart w:id="29" w:name="_ywlihcte8kjp" w:colFirst="0" w:colLast="0"/>
+      <w:bookmarkEnd w:id="29"/>
       <w:r>
         <w:rPr>
           <w:b/>
@@ -6334,31 +6027,21 @@
           <w:szCs w:val="24"/>
         </w:rPr>
       </w:pPr>
-      <w:proofErr w:type="spellStart"/>
-      <w:r>
-        <w:rPr>
-          <w:rFonts w:ascii="Times New Roman" w:eastAsia="Times New Roman" w:hAnsi="Times New Roman" w:cs="Times New Roman"/>
-          <w:sz w:val="24"/>
-          <w:szCs w:val="24"/>
-        </w:rPr>
-        <w:t>ShebaHub</w:t>
-      </w:r>
-      <w:proofErr w:type="spellEnd"/>
-      <w:r>
-        <w:rPr>
-          <w:rFonts w:ascii="Times New Roman" w:eastAsia="Times New Roman" w:hAnsi="Times New Roman" w:cs="Times New Roman"/>
-          <w:sz w:val="24"/>
-          <w:szCs w:val="24"/>
-        </w:rPr>
-        <w:t xml:space="preserve"> fulfills these needs by integrating the service marketplace/some odd job workflows into one application. This method enables the system to cater to customers who have fixed service requirements, as well as specific task requirements.</w:t>
+      <w:r>
+        <w:rPr>
+          <w:rFonts w:ascii="Times New Roman" w:eastAsia="Times New Roman" w:hAnsi="Times New Roman" w:cs="Times New Roman"/>
+          <w:sz w:val="24"/>
+          <w:szCs w:val="24"/>
+        </w:rPr>
+        <w:t>ShebaHub fulfills these needs by integrating the service marketplace/some odd job workflows into one application. This method enables the system to cater to customers who have fixed service requirements, as well as specific task requirements.</w:t>
       </w:r>
     </w:p>
     <w:p>
       <w:pPr>
         <w:pStyle w:val="Heading2"/>
       </w:pPr>
-      <w:bookmarkStart w:id="31" w:name="_cadjn2m8ty5d" w:colFirst="0" w:colLast="0"/>
-      <w:bookmarkEnd w:id="31"/>
+      <w:bookmarkStart w:id="30" w:name="_cadjn2m8ty5d" w:colFirst="0" w:colLast="0"/>
+      <w:bookmarkEnd w:id="30"/>
       <w:r>
         <w:rPr>
           <w:b/>
@@ -6637,8 +6320,8 @@
       <w:pPr>
         <w:pStyle w:val="Heading2"/>
       </w:pPr>
-      <w:bookmarkStart w:id="32" w:name="_2t6ea0unqact" w:colFirst="0" w:colLast="0"/>
-      <w:bookmarkEnd w:id="32"/>
+      <w:bookmarkStart w:id="31" w:name="_2t6ea0unqact" w:colFirst="0" w:colLast="0"/>
+      <w:bookmarkEnd w:id="31"/>
       <w:r>
         <w:rPr>
           <w:b/>
@@ -6659,8 +6342,8 @@
           <w:highlight w:val="white"/>
         </w:rPr>
       </w:pPr>
-      <w:bookmarkStart w:id="33" w:name="_yzl9d9j8loyu" w:colFirst="0" w:colLast="0"/>
-      <w:bookmarkEnd w:id="33"/>
+      <w:bookmarkStart w:id="32" w:name="_yzl9d9j8loyu" w:colFirst="0" w:colLast="0"/>
+      <w:bookmarkEnd w:id="32"/>
       <w:r>
         <w:rPr>
           <w:b/>
@@ -6687,25 +6370,7 @@
           <w:sz w:val="24"/>
           <w:szCs w:val="24"/>
         </w:rPr>
-        <w:t xml:space="preserve">The frontend application is made using Angular. Angular 18 is employed with standalone components, </w:t>
-      </w:r>
-      <w:proofErr w:type="spellStart"/>
-      <w:r>
-        <w:rPr>
-          <w:rFonts w:ascii="Times New Roman" w:eastAsia="Times New Roman" w:hAnsi="Times New Roman" w:cs="Times New Roman"/>
-          <w:sz w:val="24"/>
-          <w:szCs w:val="24"/>
-        </w:rPr>
-        <w:t>TypeScript</w:t>
-      </w:r>
-      <w:proofErr w:type="spellEnd"/>
-      <w:r>
-        <w:rPr>
-          <w:rFonts w:ascii="Times New Roman" w:eastAsia="Times New Roman" w:hAnsi="Times New Roman" w:cs="Times New Roman"/>
-          <w:sz w:val="24"/>
-          <w:szCs w:val="24"/>
-        </w:rPr>
-        <w:t>, Reactive Forms, Routing, and building components with Angular.</w:t>
+        <w:t>The frontend application is made using Angular. Angular 18 is employed with standalone components, TypeScript, Reactive Forms, Routing, and building components with Angular.</w:t>
       </w:r>
     </w:p>
     <w:p>
@@ -6734,25 +6399,7 @@
           <w:sz w:val="24"/>
           <w:szCs w:val="24"/>
         </w:rPr>
-        <w:t xml:space="preserve">: lazy loading of feature routes, Angular reactive forms, Angular Material/CDK where used, </w:t>
-      </w:r>
-      <w:proofErr w:type="spellStart"/>
-      <w:r>
-        <w:rPr>
-          <w:rFonts w:ascii="Times New Roman" w:eastAsia="Times New Roman" w:hAnsi="Times New Roman" w:cs="Times New Roman"/>
-          <w:sz w:val="24"/>
-          <w:szCs w:val="24"/>
-        </w:rPr>
-        <w:t>ngx-toastr</w:t>
-      </w:r>
-      <w:proofErr w:type="spellEnd"/>
-      <w:r>
-        <w:rPr>
-          <w:rFonts w:ascii="Times New Roman" w:eastAsia="Times New Roman" w:hAnsi="Times New Roman" w:cs="Times New Roman"/>
-          <w:sz w:val="24"/>
-          <w:szCs w:val="24"/>
-        </w:rPr>
-        <w:t xml:space="preserve">, </w:t>
+        <w:t xml:space="preserve">: lazy loading of feature routes, Angular reactive forms, Angular Material/CDK where used, ngx-toastr, </w:t>
       </w:r>
       <w:r>
         <w:rPr>
@@ -6761,19 +6408,8 @@
           <w:szCs w:val="24"/>
           <w:highlight w:val="yellow"/>
         </w:rPr>
-        <w:t>Tailwind/</w:t>
-      </w:r>
-      <w:proofErr w:type="spellStart"/>
-      <w:r>
-        <w:rPr>
-          <w:rFonts w:ascii="Times New Roman" w:eastAsia="Times New Roman" w:hAnsi="Times New Roman" w:cs="Times New Roman"/>
-          <w:sz w:val="24"/>
-          <w:szCs w:val="24"/>
-          <w:highlight w:val="yellow"/>
-        </w:rPr>
-        <w:t>PostCSS</w:t>
-      </w:r>
-      <w:proofErr w:type="spellEnd"/>
+        <w:t>Tailwind/PostCSS</w:t>
+      </w:r>
       <w:r>
         <w:rPr>
           <w:rFonts w:ascii="Times New Roman" w:eastAsia="Times New Roman" w:hAnsi="Times New Roman" w:cs="Times New Roman"/>
@@ -6806,8 +6442,8 @@
       <w:pPr>
         <w:pStyle w:val="Heading3"/>
       </w:pPr>
-      <w:bookmarkStart w:id="34" w:name="_6qw5rahog9s4" w:colFirst="0" w:colLast="0"/>
-      <w:bookmarkEnd w:id="34"/>
+      <w:bookmarkStart w:id="33" w:name="_6qw5rahog9s4" w:colFirst="0" w:colLast="0"/>
+      <w:bookmarkEnd w:id="33"/>
       <w:r>
         <w:rPr>
           <w:b/>
@@ -6860,8 +6496,8 @@
       <w:pPr>
         <w:pStyle w:val="Heading3"/>
       </w:pPr>
-      <w:bookmarkStart w:id="35" w:name="_xhcy9gzb3wlx" w:colFirst="0" w:colLast="0"/>
-      <w:bookmarkEnd w:id="35"/>
+      <w:bookmarkStart w:id="34" w:name="_xhcy9gzb3wlx" w:colFirst="0" w:colLast="0"/>
+      <w:bookmarkEnd w:id="34"/>
       <w:r>
         <w:rPr>
           <w:b/>
@@ -6914,8 +6550,8 @@
       <w:pPr>
         <w:pStyle w:val="Heading3"/>
       </w:pPr>
-      <w:bookmarkStart w:id="36" w:name="_ynphinn3v84n" w:colFirst="0" w:colLast="0"/>
-      <w:bookmarkEnd w:id="36"/>
+      <w:bookmarkStart w:id="35" w:name="_ynphinn3v84n" w:colFirst="0" w:colLast="0"/>
+      <w:bookmarkEnd w:id="35"/>
       <w:r>
         <w:rPr>
           <w:b/>
@@ -6955,7 +6591,6 @@
           <w:szCs w:val="24"/>
         </w:rPr>
       </w:pPr>
-      <w:proofErr w:type="spellStart"/>
       <w:r>
         <w:rPr>
           <w:rFonts w:ascii="Times New Roman" w:eastAsia="Times New Roman" w:hAnsi="Times New Roman" w:cs="Times New Roman"/>
@@ -6963,24 +6598,15 @@
           <w:szCs w:val="24"/>
         </w:rPr>
         <w:lastRenderedPageBreak/>
-        <w:t>ShebaHub</w:t>
-      </w:r>
-      <w:proofErr w:type="spellEnd"/>
-      <w:r>
-        <w:rPr>
-          <w:rFonts w:ascii="Times New Roman" w:eastAsia="Times New Roman" w:hAnsi="Times New Roman" w:cs="Times New Roman"/>
-          <w:sz w:val="24"/>
-          <w:szCs w:val="24"/>
-        </w:rPr>
-        <w:t xml:space="preserve"> requires a relational database since there are several entities that are related and need consistent relationships and transactions.</w:t>
+        <w:t>ShebaHub requires a relational database since there are several entities that are related and need consistent relationships and transactions.</w:t>
       </w:r>
     </w:p>
     <w:p>
       <w:pPr>
         <w:pStyle w:val="Heading3"/>
       </w:pPr>
-      <w:bookmarkStart w:id="37" w:name="_cvqqa5xbuf4o" w:colFirst="0" w:colLast="0"/>
-      <w:bookmarkEnd w:id="37"/>
+      <w:bookmarkStart w:id="36" w:name="_cvqqa5xbuf4o" w:colFirst="0" w:colLast="0"/>
+      <w:bookmarkEnd w:id="36"/>
       <w:r>
         <w:rPr>
           <w:b/>
@@ -7033,8 +6659,8 @@
       <w:pPr>
         <w:pStyle w:val="Heading3"/>
       </w:pPr>
-      <w:bookmarkStart w:id="38" w:name="_jjwr46ebmbts" w:colFirst="0" w:colLast="0"/>
-      <w:bookmarkEnd w:id="38"/>
+      <w:bookmarkStart w:id="37" w:name="_jjwr46ebmbts" w:colFirst="0" w:colLast="0"/>
+      <w:bookmarkEnd w:id="37"/>
       <w:r>
         <w:rPr>
           <w:b/>
@@ -7073,8 +6699,8 @@
           <w:szCs w:val="26"/>
         </w:rPr>
       </w:pPr>
-      <w:bookmarkStart w:id="39" w:name="_gdex9iyni9eg" w:colFirst="0" w:colLast="0"/>
-      <w:bookmarkEnd w:id="39"/>
+      <w:bookmarkStart w:id="38" w:name="_gdex9iyni9eg" w:colFirst="0" w:colLast="0"/>
+      <w:bookmarkEnd w:id="38"/>
       <w:r>
         <w:rPr>
           <w:color w:val="000000"/>
@@ -7299,7 +6925,6 @@
                 <w:szCs w:val="24"/>
               </w:rPr>
             </w:pPr>
-            <w:proofErr w:type="spellStart"/>
             <w:r>
               <w:rPr>
                 <w:rFonts w:ascii="Times New Roman" w:eastAsia="Times New Roman" w:hAnsi="Times New Roman" w:cs="Times New Roman"/>
@@ -7310,7 +6935,6 @@
               </w:rPr>
               <w:t>ShebaHub</w:t>
             </w:r>
-            <w:proofErr w:type="spellEnd"/>
           </w:p>
         </w:tc>
       </w:tr>
@@ -9312,25 +8936,7 @@
           <w:sz w:val="24"/>
           <w:szCs w:val="24"/>
         </w:rPr>
-        <w:t xml:space="preserve">The comparison shows that </w:t>
-      </w:r>
-      <w:proofErr w:type="spellStart"/>
-      <w:r>
-        <w:rPr>
-          <w:rFonts w:ascii="Times New Roman" w:eastAsia="Times New Roman" w:hAnsi="Times New Roman" w:cs="Times New Roman"/>
-          <w:sz w:val="24"/>
-          <w:szCs w:val="24"/>
-        </w:rPr>
-        <w:t>ShebaHub</w:t>
-      </w:r>
-      <w:proofErr w:type="spellEnd"/>
-      <w:r>
-        <w:rPr>
-          <w:rFonts w:ascii="Times New Roman" w:eastAsia="Times New Roman" w:hAnsi="Times New Roman" w:cs="Times New Roman"/>
-          <w:sz w:val="24"/>
-          <w:szCs w:val="24"/>
-        </w:rPr>
-        <w:t xml:space="preserve"> is equipped with functionalities that are typically present on various kinds of platforms.</w:t>
+        <w:t>The comparison shows that ShebaHub is equipped with functionalities that are typically present on various kinds of platforms.</w:t>
       </w:r>
     </w:p>
     <w:p>
@@ -9338,10 +8944,11 @@
         <w:pStyle w:val="Heading2"/>
         <w:rPr>
           <w:color w:val="000000"/>
-        </w:rPr>
-      </w:pPr>
-      <w:bookmarkStart w:id="40" w:name="_szsj8ccz8vfw" w:colFirst="0" w:colLast="0"/>
-      <w:bookmarkEnd w:id="40"/>
+          <w:highlight w:val="yellow"/>
+        </w:rPr>
+      </w:pPr>
+      <w:bookmarkStart w:id="39" w:name="_szsj8ccz8vfw" w:colFirst="0" w:colLast="0"/>
+      <w:bookmarkEnd w:id="39"/>
       <w:r>
         <w:rPr>
           <w:b/>
@@ -9349,7 +8956,7 @@
           <w:color w:val="000000"/>
           <w:sz w:val="26"/>
           <w:szCs w:val="26"/>
-          <w:highlight w:val="white"/>
+          <w:highlight w:val="yellow"/>
         </w:rPr>
         <w:lastRenderedPageBreak/>
         <w:t xml:space="preserve">2.7 Identified Gaps and Opportunities </w:t>
@@ -9363,13 +8970,15 @@
           <w:rFonts w:ascii="Times New Roman" w:eastAsia="Times New Roman" w:hAnsi="Times New Roman" w:cs="Times New Roman"/>
           <w:sz w:val="24"/>
           <w:szCs w:val="24"/>
-        </w:rPr>
-      </w:pPr>
-      <w:r>
-        <w:rPr>
-          <w:rFonts w:ascii="Times New Roman" w:eastAsia="Times New Roman" w:hAnsi="Times New Roman" w:cs="Times New Roman"/>
-          <w:sz w:val="24"/>
-          <w:szCs w:val="24"/>
+          <w:highlight w:val="yellow"/>
+        </w:rPr>
+      </w:pPr>
+      <w:r>
+        <w:rPr>
+          <w:rFonts w:ascii="Times New Roman" w:eastAsia="Times New Roman" w:hAnsi="Times New Roman" w:cs="Times New Roman"/>
+          <w:sz w:val="24"/>
+          <w:szCs w:val="24"/>
+          <w:highlight w:val="yellow"/>
         </w:rPr>
         <w:t>A comparison was not done between the papers in relation to the identified gaps and opportunities.</w:t>
       </w:r>
@@ -9382,13 +8991,15 @@
           <w:rFonts w:ascii="Times New Roman" w:eastAsia="Times New Roman" w:hAnsi="Times New Roman" w:cs="Times New Roman"/>
           <w:sz w:val="24"/>
           <w:szCs w:val="24"/>
-        </w:rPr>
-      </w:pPr>
-      <w:r>
-        <w:rPr>
-          <w:rFonts w:ascii="Times New Roman" w:eastAsia="Times New Roman" w:hAnsi="Times New Roman" w:cs="Times New Roman"/>
-          <w:sz w:val="24"/>
-          <w:szCs w:val="24"/>
+          <w:highlight w:val="yellow"/>
+        </w:rPr>
+      </w:pPr>
+      <w:r>
+        <w:rPr>
+          <w:rFonts w:ascii="Times New Roman" w:eastAsia="Times New Roman" w:hAnsi="Times New Roman" w:cs="Times New Roman"/>
+          <w:sz w:val="24"/>
+          <w:szCs w:val="24"/>
+          <w:highlight w:val="yellow"/>
         </w:rPr>
         <w:t>There are several opportunities for the future improvement of the project:</w:t>
       </w:r>
@@ -9405,13 +9016,15 @@
           <w:rFonts w:ascii="Times New Roman" w:eastAsia="Times New Roman" w:hAnsi="Times New Roman" w:cs="Times New Roman"/>
           <w:sz w:val="24"/>
           <w:szCs w:val="24"/>
-        </w:rPr>
-      </w:pPr>
-      <w:r>
-        <w:rPr>
-          <w:rFonts w:ascii="Times New Roman" w:eastAsia="Times New Roman" w:hAnsi="Times New Roman" w:cs="Times New Roman"/>
-          <w:sz w:val="24"/>
-          <w:szCs w:val="24"/>
+          <w:highlight w:val="yellow"/>
+        </w:rPr>
+      </w:pPr>
+      <w:r>
+        <w:rPr>
+          <w:rFonts w:ascii="Times New Roman" w:eastAsia="Times New Roman" w:hAnsi="Times New Roman" w:cs="Times New Roman"/>
+          <w:sz w:val="24"/>
+          <w:szCs w:val="24"/>
+          <w:highlight w:val="yellow"/>
         </w:rPr>
         <w:t>Payment integration.</w:t>
       </w:r>
@@ -9428,13 +9041,15 @@
           <w:rFonts w:ascii="Times New Roman" w:eastAsia="Times New Roman" w:hAnsi="Times New Roman" w:cs="Times New Roman"/>
           <w:sz w:val="24"/>
           <w:szCs w:val="24"/>
-        </w:rPr>
-      </w:pPr>
-      <w:r>
-        <w:rPr>
-          <w:rFonts w:ascii="Times New Roman" w:eastAsia="Times New Roman" w:hAnsi="Times New Roman" w:cs="Times New Roman"/>
-          <w:sz w:val="24"/>
-          <w:szCs w:val="24"/>
+          <w:highlight w:val="yellow"/>
+        </w:rPr>
+      </w:pPr>
+      <w:r>
+        <w:rPr>
+          <w:rFonts w:ascii="Times New Roman" w:eastAsia="Times New Roman" w:hAnsi="Times New Roman" w:cs="Times New Roman"/>
+          <w:sz w:val="24"/>
+          <w:szCs w:val="24"/>
+          <w:highlight w:val="yellow"/>
         </w:rPr>
         <w:t>Reconciling the payout and earnings.</w:t>
       </w:r>
@@ -9451,13 +9066,15 @@
           <w:rFonts w:ascii="Times New Roman" w:eastAsia="Times New Roman" w:hAnsi="Times New Roman" w:cs="Times New Roman"/>
           <w:sz w:val="24"/>
           <w:szCs w:val="24"/>
-        </w:rPr>
-      </w:pPr>
-      <w:r>
-        <w:rPr>
-          <w:rFonts w:ascii="Times New Roman" w:eastAsia="Times New Roman" w:hAnsi="Times New Roman" w:cs="Times New Roman"/>
-          <w:sz w:val="24"/>
-          <w:szCs w:val="24"/>
+          <w:highlight w:val="yellow"/>
+        </w:rPr>
+      </w:pPr>
+      <w:r>
+        <w:rPr>
+          <w:rFonts w:ascii="Times New Roman" w:eastAsia="Times New Roman" w:hAnsi="Times New Roman" w:cs="Times New Roman"/>
+          <w:sz w:val="24"/>
+          <w:szCs w:val="24"/>
+          <w:highlight w:val="yellow"/>
         </w:rPr>
         <w:t>Real-time communication.</w:t>
       </w:r>
@@ -9474,13 +9091,15 @@
           <w:rFonts w:ascii="Times New Roman" w:eastAsia="Times New Roman" w:hAnsi="Times New Roman" w:cs="Times New Roman"/>
           <w:sz w:val="24"/>
           <w:szCs w:val="24"/>
-        </w:rPr>
-      </w:pPr>
-      <w:r>
-        <w:rPr>
-          <w:rFonts w:ascii="Times New Roman" w:eastAsia="Times New Roman" w:hAnsi="Times New Roman" w:cs="Times New Roman"/>
-          <w:sz w:val="24"/>
-          <w:szCs w:val="24"/>
+          <w:highlight w:val="yellow"/>
+        </w:rPr>
+      </w:pPr>
+      <w:r>
+        <w:rPr>
+          <w:rFonts w:ascii="Times New Roman" w:eastAsia="Times New Roman" w:hAnsi="Times New Roman" w:cs="Times New Roman"/>
+          <w:sz w:val="24"/>
+          <w:szCs w:val="24"/>
+          <w:highlight w:val="yellow"/>
         </w:rPr>
         <w:t>Provider availability scheduling.</w:t>
       </w:r>
@@ -9497,13 +9116,15 @@
           <w:rFonts w:ascii="Times New Roman" w:eastAsia="Times New Roman" w:hAnsi="Times New Roman" w:cs="Times New Roman"/>
           <w:sz w:val="24"/>
           <w:szCs w:val="24"/>
-        </w:rPr>
-      </w:pPr>
-      <w:r>
-        <w:rPr>
-          <w:rFonts w:ascii="Times New Roman" w:eastAsia="Times New Roman" w:hAnsi="Times New Roman" w:cs="Times New Roman"/>
-          <w:sz w:val="24"/>
-          <w:szCs w:val="24"/>
+          <w:highlight w:val="yellow"/>
+        </w:rPr>
+      </w:pPr>
+      <w:r>
+        <w:rPr>
+          <w:rFonts w:ascii="Times New Roman" w:eastAsia="Times New Roman" w:hAnsi="Times New Roman" w:cs="Times New Roman"/>
+          <w:sz w:val="24"/>
+          <w:szCs w:val="24"/>
+          <w:highlight w:val="yellow"/>
         </w:rPr>
         <w:t>The ability to do in-depth reporting and analytics.</w:t>
       </w:r>
@@ -9520,13 +9141,124 @@
           <w:rFonts w:ascii="Times New Roman" w:eastAsia="Times New Roman" w:hAnsi="Times New Roman" w:cs="Times New Roman"/>
           <w:sz w:val="24"/>
           <w:szCs w:val="24"/>
-        </w:rPr>
-      </w:pPr>
-      <w:r>
-        <w:rPr>
-          <w:rFonts w:ascii="Times New Roman" w:eastAsia="Times New Roman" w:hAnsi="Times New Roman" w:cs="Times New Roman"/>
-          <w:sz w:val="24"/>
-          <w:szCs w:val="24"/>
+          <w:highlight w:val="yellow"/>
+        </w:rPr>
+      </w:pPr>
+      <w:r>
+        <w:rPr>
+          <w:rFonts w:ascii="Times New Roman" w:eastAsia="Times New Roman" w:hAnsi="Times New Roman" w:cs="Times New Roman"/>
+          <w:noProof/>
+          <w:sz w:val="24"/>
+          <w:szCs w:val="24"/>
+          <w:lang w:val="en-US"/>
+        </w:rPr>
+        <mc:AlternateContent>
+          <mc:Choice Requires="wps">
+            <w:drawing>
+              <wp:anchor distT="0" distB="0" distL="114300" distR="114300" simplePos="0" relativeHeight="251665408" behindDoc="0" locked="0" layoutInCell="1" allowOverlap="1" wp14:anchorId="2AFFA78E" wp14:editId="59DA1EC1">
+                <wp:simplePos x="0" y="0"/>
+                <wp:positionH relativeFrom="column">
+                  <wp:posOffset>3329940</wp:posOffset>
+                </wp:positionH>
+                <wp:positionV relativeFrom="paragraph">
+                  <wp:posOffset>113665</wp:posOffset>
+                </wp:positionV>
+                <wp:extent cx="3209925" cy="1000125"/>
+                <wp:effectExtent l="57150" t="38100" r="85725" b="104775"/>
+                <wp:wrapNone/>
+                <wp:docPr id="362512028" name="Rectangle 362512028"/>
+                <wp:cNvGraphicFramePr/>
+                <a:graphic xmlns:a="http://schemas.openxmlformats.org/drawingml/2006/main">
+                  <a:graphicData uri="http://schemas.microsoft.com/office/word/2010/wordprocessingShape">
+                    <wps:wsp>
+                      <wps:cNvSpPr/>
+                      <wps:spPr>
+                        <a:xfrm>
+                          <a:off x="0" y="0"/>
+                          <a:ext cx="3209925" cy="1000125"/>
+                        </a:xfrm>
+                        <a:prstGeom prst="rect">
+                          <a:avLst/>
+                        </a:prstGeom>
+                      </wps:spPr>
+                      <wps:style>
+                        <a:lnRef idx="1">
+                          <a:schemeClr val="accent2"/>
+                        </a:lnRef>
+                        <a:fillRef idx="2">
+                          <a:schemeClr val="accent2"/>
+                        </a:fillRef>
+                        <a:effectRef idx="1">
+                          <a:schemeClr val="accent2"/>
+                        </a:effectRef>
+                        <a:fontRef idx="minor">
+                          <a:schemeClr val="dk1"/>
+                        </a:fontRef>
+                      </wps:style>
+                      <wps:txbx>
+                        <w:txbxContent>
+                          <w:p>
+                            <w:pPr>
+                              <w:jc w:val="center"/>
+                              <w:rPr>
+                                <w:lang w:val="en-US"/>
+                              </w:rPr>
+                            </w:pPr>
+                            <w:r>
+                              <w:rPr>
+                                <w:lang w:val="en-US"/>
+                              </w:rPr>
+                              <w:t>Identify gaps of existing solutions</w:t>
+                            </w:r>
+                          </w:p>
+                        </w:txbxContent>
+                      </wps:txbx>
+                      <wps:bodyPr rot="0" spcFirstLastPara="0" vertOverflow="overflow" horzOverflow="overflow" vert="horz" wrap="square" lIns="91440" tIns="45720" rIns="91440" bIns="45720" numCol="1" spcCol="0" rtlCol="0" fromWordArt="0" anchor="ctr" anchorCtr="0" forceAA="0" compatLnSpc="1">
+                        <a:prstTxWarp prst="textNoShape">
+                          <a:avLst/>
+                        </a:prstTxWarp>
+                        <a:noAutofit/>
+                      </wps:bodyPr>
+                    </wps:wsp>
+                  </a:graphicData>
+                </a:graphic>
+              </wp:anchor>
+            </w:drawing>
+          </mc:Choice>
+          <mc:Fallback>
+            <w:pict>
+              <v:rect w14:anchorId="2AFFA78E" id="Rectangle 362512028" o:spid="_x0000_s1029" style="position:absolute;left:0;text-align:left;margin-left:262.2pt;margin-top:8.95pt;width:252.75pt;height:78.75pt;z-index:251665408;visibility:visible;mso-wrap-style:square;mso-wrap-distance-left:9pt;mso-wrap-distance-top:0;mso-wrap-distance-right:9pt;mso-wrap-distance-bottom:0;mso-position-horizontal:absolute;mso-position-horizontal-relative:text;mso-position-vertical:absolute;mso-position-vertical-relative:text;v-text-anchor:middle" o:gfxdata="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" fillcolor="#dfa7a6 [1621]" strokecolor="#bc4542 [3045]">
+                <v:fill color2="#f5e4e4 [501]" rotate="t" angle="180" colors="0 #ffa2a1;22938f #ffbebd;1 #ffe5e5" focus="100%" type="gradient"/>
+                <v:shadow on="t" color="black" opacity="24903f" origin=",.5" offset="0,.55556mm"/>
+                <v:textbox>
+                  <w:txbxContent>
+                    <w:p>
+                      <w:pPr>
+                        <w:jc w:val="center"/>
+                        <w:rPr>
+                          <w:lang w:val="en-US"/>
+                        </w:rPr>
+                      </w:pPr>
+                      <w:r>
+                        <w:rPr>
+                          <w:lang w:val="en-US"/>
+                        </w:rPr>
+                        <w:t>Identify gaps of existing solutions</w:t>
+                      </w:r>
+                    </w:p>
+                  </w:txbxContent>
+                </v:textbox>
+              </v:rect>
+            </w:pict>
+          </mc:Fallback>
+        </mc:AlternateContent>
+      </w:r>
+      <w:r>
+        <w:rPr>
+          <w:rFonts w:ascii="Times New Roman" w:eastAsia="Times New Roman" w:hAnsi="Times New Roman" w:cs="Times New Roman"/>
+          <w:sz w:val="24"/>
+          <w:szCs w:val="24"/>
+          <w:highlight w:val="yellow"/>
         </w:rPr>
         <w:t>Extended review and grading options.</w:t>
       </w:r>
@@ -9543,13 +9275,15 @@
           <w:rFonts w:ascii="Times New Roman" w:eastAsia="Times New Roman" w:hAnsi="Times New Roman" w:cs="Times New Roman"/>
           <w:sz w:val="24"/>
           <w:szCs w:val="24"/>
-        </w:rPr>
-      </w:pPr>
-      <w:r>
-        <w:rPr>
-          <w:rFonts w:ascii="Times New Roman" w:eastAsia="Times New Roman" w:hAnsi="Times New Roman" w:cs="Times New Roman"/>
-          <w:sz w:val="24"/>
-          <w:szCs w:val="24"/>
+          <w:highlight w:val="yellow"/>
+        </w:rPr>
+      </w:pPr>
+      <w:r>
+        <w:rPr>
+          <w:rFonts w:ascii="Times New Roman" w:eastAsia="Times New Roman" w:hAnsi="Times New Roman" w:cs="Times New Roman"/>
+          <w:sz w:val="24"/>
+          <w:szCs w:val="24"/>
+          <w:highlight w:val="yellow"/>
         </w:rPr>
         <w:t>Automated end-to-end testing.</w:t>
       </w:r>
@@ -9566,13 +9300,15 @@
           <w:rFonts w:ascii="Times New Roman" w:eastAsia="Times New Roman" w:hAnsi="Times New Roman" w:cs="Times New Roman"/>
           <w:sz w:val="24"/>
           <w:szCs w:val="24"/>
-        </w:rPr>
-      </w:pPr>
-      <w:r>
-        <w:rPr>
-          <w:rFonts w:ascii="Times New Roman" w:eastAsia="Times New Roman" w:hAnsi="Times New Roman" w:cs="Times New Roman"/>
-          <w:sz w:val="24"/>
-          <w:szCs w:val="24"/>
+          <w:highlight w:val="yellow"/>
+        </w:rPr>
+      </w:pPr>
+      <w:r>
+        <w:rPr>
+          <w:rFonts w:ascii="Times New Roman" w:eastAsia="Times New Roman" w:hAnsi="Times New Roman" w:cs="Times New Roman"/>
+          <w:sz w:val="24"/>
+          <w:szCs w:val="24"/>
+          <w:highlight w:val="yellow"/>
         </w:rPr>
         <w:t>Mobile application development.</w:t>
       </w:r>
@@ -9589,13 +9325,15 @@
           <w:rFonts w:ascii="Times New Roman" w:eastAsia="Times New Roman" w:hAnsi="Times New Roman" w:cs="Times New Roman"/>
           <w:sz w:val="24"/>
           <w:szCs w:val="24"/>
-        </w:rPr>
-      </w:pPr>
-      <w:r>
-        <w:rPr>
-          <w:rFonts w:ascii="Times New Roman" w:eastAsia="Times New Roman" w:hAnsi="Times New Roman" w:cs="Times New Roman"/>
-          <w:sz w:val="24"/>
-          <w:szCs w:val="24"/>
+          <w:highlight w:val="yellow"/>
+        </w:rPr>
+      </w:pPr>
+      <w:r>
+        <w:rPr>
+          <w:rFonts w:ascii="Times New Roman" w:eastAsia="Times New Roman" w:hAnsi="Times New Roman" w:cs="Times New Roman"/>
+          <w:sz w:val="24"/>
+          <w:szCs w:val="24"/>
+          <w:highlight w:val="yellow"/>
         </w:rPr>
         <w:t>Improved accessibility and localization.</w:t>
       </w:r>
@@ -9607,8 +9345,8 @@
           <w:color w:val="000000"/>
         </w:rPr>
       </w:pPr>
-      <w:bookmarkStart w:id="41" w:name="_2puwlbut53hn" w:colFirst="0" w:colLast="0"/>
-      <w:bookmarkEnd w:id="41"/>
+      <w:bookmarkStart w:id="40" w:name="_2puwlbut53hn" w:colFirst="0" w:colLast="0"/>
+      <w:bookmarkEnd w:id="40"/>
       <w:r>
         <w:rPr>
           <w:b/>
@@ -9636,25 +9374,7 @@
           <w:sz w:val="24"/>
           <w:szCs w:val="24"/>
         </w:rPr>
-        <w:t xml:space="preserve">The literature review provides a conceptual justification that </w:t>
-      </w:r>
-      <w:proofErr w:type="spellStart"/>
-      <w:r>
-        <w:rPr>
-          <w:rFonts w:ascii="Times New Roman" w:eastAsia="Times New Roman" w:hAnsi="Times New Roman" w:cs="Times New Roman"/>
-          <w:sz w:val="24"/>
-          <w:szCs w:val="24"/>
-        </w:rPr>
-        <w:t>ShebaHub</w:t>
-      </w:r>
-      <w:proofErr w:type="spellEnd"/>
-      <w:r>
-        <w:rPr>
-          <w:rFonts w:ascii="Times New Roman" w:eastAsia="Times New Roman" w:hAnsi="Times New Roman" w:cs="Times New Roman"/>
-          <w:sz w:val="24"/>
-          <w:szCs w:val="24"/>
-        </w:rPr>
-        <w:t xml:space="preserve"> is developed to add the benefits of service marketplaces and job-posting sites. It has a good architecture supporting some of the following services: Structured Service Discovery, Provider Management, Job Applications, Orders, and Administrative Monitoring. </w:t>
+        <w:t xml:space="preserve">The literature review provides a conceptual justification that ShebaHub is developed to add the benefits of service marketplaces and job-posting sites. It has a good architecture supporting some of the following services: Structured Service Discovery, Provider Management, Job Applications, Orders, and Administrative Monitoring. </w:t>
       </w:r>
     </w:p>
     <w:p>
@@ -9684,8 +9404,8 @@
           <w:highlight w:val="white"/>
         </w:rPr>
       </w:pPr>
-      <w:bookmarkStart w:id="42" w:name="_9svl7vvsws13" w:colFirst="0" w:colLast="0"/>
-      <w:bookmarkEnd w:id="42"/>
+      <w:bookmarkStart w:id="41" w:name="_9svl7vvsws13" w:colFirst="0" w:colLast="0"/>
+      <w:bookmarkEnd w:id="41"/>
       <w:r>
         <w:rPr>
           <w:b/>
@@ -9705,8 +9425,8 @@
           <w:color w:val="000000"/>
         </w:rPr>
       </w:pPr>
-      <w:bookmarkStart w:id="43" w:name="_m2vbgv70q5ly" w:colFirst="0" w:colLast="0"/>
-      <w:bookmarkEnd w:id="43"/>
+      <w:bookmarkStart w:id="42" w:name="_m2vbgv70q5ly" w:colFirst="0" w:colLast="0"/>
+      <w:bookmarkEnd w:id="42"/>
       <w:r>
         <w:rPr>
           <w:b/>
@@ -9734,27 +9454,8 @@
           <w:sz w:val="24"/>
           <w:szCs w:val="24"/>
         </w:rPr>
-        <w:t xml:space="preserve">Requirement analysis determines the functional and non-functional requirements of the system and the quality criteria that the system should meet. </w:t>
-      </w:r>
-      <w:proofErr w:type="spellStart"/>
-      <w:r>
-        <w:rPr>
-          <w:rFonts w:ascii="Times New Roman" w:eastAsia="Times New Roman" w:hAnsi="Times New Roman" w:cs="Times New Roman"/>
-          <w:sz w:val="24"/>
-          <w:szCs w:val="24"/>
-        </w:rPr>
-        <w:t>ShebaHub</w:t>
-      </w:r>
-      <w:proofErr w:type="spellEnd"/>
-      <w:r>
-        <w:rPr>
-          <w:rFonts w:ascii="Times New Roman" w:eastAsia="Times New Roman" w:hAnsi="Times New Roman" w:cs="Times New Roman"/>
-          <w:sz w:val="24"/>
-          <w:szCs w:val="24"/>
-        </w:rPr>
-        <w:t xml:space="preserve"> comes in several user roles. </w:t>
-      </w:r>
-      <w:proofErr w:type="gramStart"/>
+        <w:t xml:space="preserve">Requirement analysis determines the functional and non-functional requirements of the system and the quality criteria that the system should meet. ShebaHub comes in several user roles. </w:t>
+      </w:r>
       <w:r>
         <w:rPr>
           <w:rFonts w:ascii="Times New Roman" w:eastAsia="Times New Roman" w:hAnsi="Times New Roman" w:cs="Times New Roman"/>
@@ -9762,24 +9463,15 @@
           <w:szCs w:val="24"/>
         </w:rPr>
         <w:lastRenderedPageBreak/>
-        <w:t>therefore</w:t>
-      </w:r>
-      <w:proofErr w:type="gramEnd"/>
-      <w:r>
-        <w:rPr>
-          <w:rFonts w:ascii="Times New Roman" w:eastAsia="Times New Roman" w:hAnsi="Times New Roman" w:cs="Times New Roman"/>
-          <w:sz w:val="24"/>
-          <w:szCs w:val="24"/>
-        </w:rPr>
-        <w:t xml:space="preserve"> requirements should be taken into account for customers, service, odd-jobbers, and administrators.</w:t>
+        <w:t>therefore requirements should be taken into account for customers, service, odd-jobbers, and administrators.</w:t>
       </w:r>
     </w:p>
     <w:p>
       <w:pPr>
         <w:pStyle w:val="Heading3"/>
       </w:pPr>
-      <w:bookmarkStart w:id="44" w:name="_3zyr2p7z0e9" w:colFirst="0" w:colLast="0"/>
-      <w:bookmarkEnd w:id="44"/>
+      <w:bookmarkStart w:id="43" w:name="_3zyr2p7z0e9" w:colFirst="0" w:colLast="0"/>
+      <w:bookmarkEnd w:id="43"/>
       <w:r>
         <w:rPr>
           <w:b/>
@@ -11889,8 +11581,8 @@
           <w:highlight w:val="white"/>
         </w:rPr>
       </w:pPr>
-      <w:bookmarkStart w:id="45" w:name="_4o8qk6x64hse" w:colFirst="0" w:colLast="0"/>
-      <w:bookmarkEnd w:id="45"/>
+      <w:bookmarkStart w:id="44" w:name="_4o8qk6x64hse" w:colFirst="0" w:colLast="0"/>
+      <w:bookmarkEnd w:id="44"/>
       <w:r>
         <w:rPr>
           <w:b/>
@@ -12235,8 +11927,8 @@
       <w:pPr>
         <w:pStyle w:val="Heading3"/>
       </w:pPr>
-      <w:bookmarkStart w:id="46" w:name="_bnjwv45br40m" w:colFirst="0" w:colLast="0"/>
-      <w:bookmarkEnd w:id="46"/>
+      <w:bookmarkStart w:id="45" w:name="_bnjwv45br40m" w:colFirst="0" w:colLast="0"/>
+      <w:bookmarkEnd w:id="45"/>
       <w:r>
         <w:rPr>
           <w:b/>
@@ -12454,8 +12146,8 @@
           <w:color w:val="000000"/>
         </w:rPr>
       </w:pPr>
-      <w:bookmarkStart w:id="47" w:name="_lvmwys4sfynt" w:colFirst="0" w:colLast="0"/>
-      <w:bookmarkEnd w:id="47"/>
+      <w:bookmarkStart w:id="46" w:name="_lvmwys4sfynt" w:colFirst="0" w:colLast="0"/>
+      <w:bookmarkEnd w:id="46"/>
       <w:r>
         <w:rPr>
           <w:b/>
@@ -12472,8 +12164,8 @@
       <w:pPr>
         <w:pStyle w:val="Heading3"/>
       </w:pPr>
-      <w:bookmarkStart w:id="48" w:name="_w2r36drlikkk" w:colFirst="0" w:colLast="0"/>
-      <w:bookmarkEnd w:id="48"/>
+      <w:bookmarkStart w:id="47" w:name="_w2r36drlikkk" w:colFirst="0" w:colLast="0"/>
+      <w:bookmarkEnd w:id="47"/>
       <w:r>
         <w:rPr>
           <w:b/>
@@ -12526,8 +12218,8 @@
       <w:pPr>
         <w:pStyle w:val="Heading3"/>
       </w:pPr>
-      <w:bookmarkStart w:id="49" w:name="_br9arsr8x6ro" w:colFirst="0" w:colLast="0"/>
-      <w:bookmarkEnd w:id="49"/>
+      <w:bookmarkStart w:id="48" w:name="_br9arsr8x6ro" w:colFirst="0" w:colLast="0"/>
+      <w:bookmarkEnd w:id="48"/>
       <w:r>
         <w:rPr>
           <w:b/>
@@ -12567,8 +12259,8 @@
           <w:highlight w:val="white"/>
         </w:rPr>
       </w:pPr>
-      <w:bookmarkStart w:id="50" w:name="_ir2m103nchst" w:colFirst="0" w:colLast="0"/>
-      <w:bookmarkEnd w:id="50"/>
+      <w:bookmarkStart w:id="49" w:name="_ir2m103nchst" w:colFirst="0" w:colLast="0"/>
+      <w:bookmarkEnd w:id="49"/>
       <w:r>
         <w:rPr>
           <w:b/>
@@ -12603,8 +12295,8 @@
       <w:pPr>
         <w:pStyle w:val="Heading3"/>
       </w:pPr>
-      <w:bookmarkStart w:id="51" w:name="_9p66uuwq4i9m" w:colFirst="0" w:colLast="0"/>
-      <w:bookmarkEnd w:id="51"/>
+      <w:bookmarkStart w:id="50" w:name="_9p66uuwq4i9m" w:colFirst="0" w:colLast="0"/>
+      <w:bookmarkEnd w:id="50"/>
       <w:r>
         <w:rPr>
           <w:b/>
@@ -12641,8 +12333,8 @@
           <w:color w:val="000000"/>
         </w:rPr>
       </w:pPr>
-      <w:bookmarkStart w:id="52" w:name="_foigw6cvbat2" w:colFirst="0" w:colLast="0"/>
-      <w:bookmarkEnd w:id="52"/>
+      <w:bookmarkStart w:id="51" w:name="_foigw6cvbat2" w:colFirst="0" w:colLast="0"/>
+      <w:bookmarkEnd w:id="51"/>
       <w:r>
         <w:rPr>
           <w:b/>
@@ -12664,23 +12356,13 @@
           <w:szCs w:val="24"/>
         </w:rPr>
       </w:pPr>
-      <w:proofErr w:type="spellStart"/>
-      <w:r>
-        <w:rPr>
-          <w:rFonts w:ascii="Times New Roman" w:eastAsia="Times New Roman" w:hAnsi="Times New Roman" w:cs="Times New Roman"/>
-          <w:sz w:val="24"/>
-          <w:szCs w:val="24"/>
-        </w:rPr>
-        <w:t>ShebaHub</w:t>
-      </w:r>
-      <w:proofErr w:type="spellEnd"/>
-      <w:r>
-        <w:rPr>
-          <w:rFonts w:ascii="Times New Roman" w:eastAsia="Times New Roman" w:hAnsi="Times New Roman" w:cs="Times New Roman"/>
-          <w:sz w:val="24"/>
-          <w:szCs w:val="24"/>
-        </w:rPr>
-        <w:t xml:space="preserve"> is slated to be implemented as something of a layer cake system. The back-end-to-end solution is broken down into:</w:t>
+      <w:r>
+        <w:rPr>
+          <w:rFonts w:ascii="Times New Roman" w:eastAsia="Times New Roman" w:hAnsi="Times New Roman" w:cs="Times New Roman"/>
+          <w:sz w:val="24"/>
+          <w:szCs w:val="24"/>
+        </w:rPr>
+        <w:t>ShebaHub is slated to be implemented as something of a layer cake system. The back-end-to-end solution is broken down into:</w:t>
       </w:r>
     </w:p>
     <w:p>
@@ -12697,7 +12379,6 @@
           <w:szCs w:val="24"/>
         </w:rPr>
       </w:pPr>
-      <w:proofErr w:type="spellStart"/>
       <w:r>
         <w:rPr>
           <w:rFonts w:ascii="Times New Roman" w:eastAsia="Times New Roman" w:hAnsi="Times New Roman" w:cs="Times New Roman"/>
@@ -12706,7 +12387,6 @@
         </w:rPr>
         <w:t>ShebaHub.Core</w:t>
       </w:r>
-      <w:proofErr w:type="spellEnd"/>
     </w:p>
     <w:p>
       <w:pPr>
@@ -12722,7 +12402,6 @@
           <w:szCs w:val="24"/>
         </w:rPr>
       </w:pPr>
-      <w:proofErr w:type="spellStart"/>
       <w:r>
         <w:rPr>
           <w:rFonts w:ascii="Times New Roman" w:eastAsia="Times New Roman" w:hAnsi="Times New Roman" w:cs="Times New Roman"/>
@@ -12731,7 +12410,6 @@
         </w:rPr>
         <w:t>ShebaHub.Infrastructure</w:t>
       </w:r>
-      <w:proofErr w:type="spellEnd"/>
     </w:p>
     <w:p>
       <w:pPr>
@@ -12747,7 +12425,6 @@
           <w:szCs w:val="24"/>
         </w:rPr>
       </w:pPr>
-      <w:proofErr w:type="spellStart"/>
       <w:r>
         <w:rPr>
           <w:rFonts w:ascii="Times New Roman" w:eastAsia="Times New Roman" w:hAnsi="Times New Roman" w:cs="Times New Roman"/>
@@ -12756,7 +12433,6 @@
         </w:rPr>
         <w:t>ShebaHub.Service</w:t>
       </w:r>
-      <w:proofErr w:type="spellEnd"/>
     </w:p>
     <w:p>
       <w:pPr>
@@ -12772,7 +12448,6 @@
           <w:szCs w:val="24"/>
         </w:rPr>
       </w:pPr>
-      <w:proofErr w:type="spellStart"/>
       <w:r>
         <w:rPr>
           <w:rFonts w:ascii="Times New Roman" w:eastAsia="Times New Roman" w:hAnsi="Times New Roman" w:cs="Times New Roman"/>
@@ -12781,7 +12456,6 @@
         </w:rPr>
         <w:t>ShebaHub.WebAPI</w:t>
       </w:r>
-      <w:proofErr w:type="spellEnd"/>
     </w:p>
     <w:p>
       <w:pPr>
@@ -12797,7 +12471,6 @@
           <w:szCs w:val="24"/>
         </w:rPr>
       </w:pPr>
-      <w:proofErr w:type="spellStart"/>
       <w:r>
         <w:rPr>
           <w:rFonts w:ascii="Times New Roman" w:eastAsia="Times New Roman" w:hAnsi="Times New Roman" w:cs="Times New Roman"/>
@@ -12806,51 +12479,32 @@
         </w:rPr>
         <w:t>ShebaHubDatabase</w:t>
       </w:r>
-      <w:proofErr w:type="spellEnd"/>
-    </w:p>
-    <w:p>
-      <w:pPr>
-        <w:spacing w:line="480" w:lineRule="auto"/>
-        <w:jc w:val="both"/>
-        <w:rPr>
-          <w:rFonts w:ascii="Times New Roman" w:eastAsia="Times New Roman" w:hAnsi="Times New Roman" w:cs="Times New Roman"/>
-          <w:sz w:val="24"/>
-          <w:szCs w:val="24"/>
-        </w:rPr>
-      </w:pPr>
-      <w:r>
-        <w:rPr>
-          <w:rFonts w:ascii="Times New Roman" w:eastAsia="Times New Roman" w:hAnsi="Times New Roman" w:cs="Times New Roman"/>
-          <w:sz w:val="24"/>
-          <w:szCs w:val="24"/>
-        </w:rPr>
-        <w:t xml:space="preserve">The core layer is called the domain layer, the infrastructure layer is termed the data-access layer, the service layer is termed the application/business-logic layer, and the </w:t>
-      </w:r>
-      <w:proofErr w:type="spellStart"/>
-      <w:r>
-        <w:rPr>
-          <w:rFonts w:ascii="Times New Roman" w:eastAsia="Times New Roman" w:hAnsi="Times New Roman" w:cs="Times New Roman"/>
-          <w:sz w:val="24"/>
-          <w:szCs w:val="24"/>
-        </w:rPr>
-        <w:t>WebAPI</w:t>
-      </w:r>
-      <w:proofErr w:type="spellEnd"/>
-      <w:r>
-        <w:rPr>
-          <w:rFonts w:ascii="Times New Roman" w:eastAsia="Times New Roman" w:hAnsi="Times New Roman" w:cs="Times New Roman"/>
-          <w:sz w:val="24"/>
-          <w:szCs w:val="24"/>
-        </w:rPr>
-        <w:t xml:space="preserve"> is termed the presentation layer. </w:t>
+    </w:p>
+    <w:p>
+      <w:pPr>
+        <w:spacing w:line="480" w:lineRule="auto"/>
+        <w:jc w:val="both"/>
+        <w:rPr>
+          <w:rFonts w:ascii="Times New Roman" w:eastAsia="Times New Roman" w:hAnsi="Times New Roman" w:cs="Times New Roman"/>
+          <w:sz w:val="24"/>
+          <w:szCs w:val="24"/>
+        </w:rPr>
+      </w:pPr>
+      <w:r>
+        <w:rPr>
+          <w:rFonts w:ascii="Times New Roman" w:eastAsia="Times New Roman" w:hAnsi="Times New Roman" w:cs="Times New Roman"/>
+          <w:sz w:val="24"/>
+          <w:szCs w:val="24"/>
+        </w:rPr>
+        <w:t xml:space="preserve">The core layer is called the domain layer, the infrastructure layer is termed the data-access layer, the service layer is termed the application/business-logic layer, and the WebAPI is termed the presentation layer. </w:t>
       </w:r>
     </w:p>
     <w:p>
       <w:pPr>
         <w:pStyle w:val="Heading3"/>
       </w:pPr>
-      <w:bookmarkStart w:id="53" w:name="_unhavqog5a8m" w:colFirst="0" w:colLast="0"/>
-      <w:bookmarkEnd w:id="53"/>
+      <w:bookmarkStart w:id="52" w:name="_unhavqog5a8m" w:colFirst="0" w:colLast="0"/>
+      <w:bookmarkEnd w:id="52"/>
       <w:r>
         <w:rPr>
           <w:b/>
@@ -12877,25 +12531,7 @@
           <w:sz w:val="24"/>
           <w:szCs w:val="24"/>
         </w:rPr>
-        <w:t xml:space="preserve">Domain entities, </w:t>
-      </w:r>
-      <w:proofErr w:type="spellStart"/>
-      <w:r>
-        <w:rPr>
-          <w:rFonts w:ascii="Times New Roman" w:eastAsia="Times New Roman" w:hAnsi="Times New Roman" w:cs="Times New Roman"/>
-          <w:sz w:val="24"/>
-          <w:szCs w:val="24"/>
-        </w:rPr>
-        <w:t>enums</w:t>
-      </w:r>
-      <w:proofErr w:type="spellEnd"/>
-      <w:r>
-        <w:rPr>
-          <w:rFonts w:ascii="Times New Roman" w:eastAsia="Times New Roman" w:hAnsi="Times New Roman" w:cs="Times New Roman"/>
-          <w:sz w:val="24"/>
-          <w:szCs w:val="24"/>
-        </w:rPr>
-        <w:t>, interfaces, common models, and business abstractions are stored in the Core layer.</w:t>
+        <w:t>Domain entities, enums, interfaces, common models, and business abstractions are stored in the Core layer.</w:t>
       </w:r>
     </w:p>
     <w:p>
@@ -13056,8 +12692,8 @@
       <w:pPr>
         <w:pStyle w:val="Heading3"/>
       </w:pPr>
-      <w:bookmarkStart w:id="54" w:name="_hovy72sh0o6g" w:colFirst="0" w:colLast="0"/>
-      <w:bookmarkEnd w:id="54"/>
+      <w:bookmarkStart w:id="53" w:name="_hovy72sh0o6g" w:colFirst="0" w:colLast="0"/>
+      <w:bookmarkEnd w:id="53"/>
       <w:r>
         <w:rPr>
           <w:b/>
@@ -13120,23 +12756,13 @@
           <w:szCs w:val="24"/>
         </w:rPr>
       </w:pPr>
-      <w:proofErr w:type="spellStart"/>
-      <w:r>
-        <w:rPr>
-          <w:rFonts w:ascii="Times New Roman" w:eastAsia="Times New Roman" w:hAnsi="Times New Roman" w:cs="Times New Roman"/>
-          <w:sz w:val="24"/>
-          <w:szCs w:val="24"/>
-        </w:rPr>
-        <w:t>DbContext</w:t>
-      </w:r>
-      <w:proofErr w:type="spellEnd"/>
-      <w:r>
-        <w:rPr>
-          <w:rFonts w:ascii="Times New Roman" w:eastAsia="Times New Roman" w:hAnsi="Times New Roman" w:cs="Times New Roman"/>
-          <w:sz w:val="24"/>
-          <w:szCs w:val="24"/>
-        </w:rPr>
-        <w:t xml:space="preserve"> implementation.</w:t>
+      <w:r>
+        <w:rPr>
+          <w:rFonts w:ascii="Times New Roman" w:eastAsia="Times New Roman" w:hAnsi="Times New Roman" w:cs="Times New Roman"/>
+          <w:sz w:val="24"/>
+          <w:szCs w:val="24"/>
+        </w:rPr>
+        <w:t>DbContext implementation.</w:t>
       </w:r>
     </w:p>
     <w:p>
@@ -13304,8 +12930,8 @@
       <w:pPr>
         <w:pStyle w:val="Heading3"/>
       </w:pPr>
-      <w:bookmarkStart w:id="55" w:name="_xkuabbswyy97" w:colFirst="0" w:colLast="0"/>
-      <w:bookmarkEnd w:id="55"/>
+      <w:bookmarkStart w:id="54" w:name="_xkuabbswyy97" w:colFirst="0" w:colLast="0"/>
+      <w:bookmarkEnd w:id="54"/>
       <w:r>
         <w:rPr>
           <w:b/>
@@ -13543,8 +13169,8 @@
       <w:pPr>
         <w:pStyle w:val="Heading3"/>
       </w:pPr>
-      <w:bookmarkStart w:id="56" w:name="_d84lo1sg3pum" w:colFirst="0" w:colLast="0"/>
-      <w:bookmarkEnd w:id="56"/>
+      <w:bookmarkStart w:id="55" w:name="_d84lo1sg3pum" w:colFirst="0" w:colLast="0"/>
+      <w:bookmarkEnd w:id="55"/>
       <w:r>
         <w:rPr>
           <w:b/>
@@ -13751,25 +13377,7 @@
           <w:sz w:val="24"/>
           <w:szCs w:val="24"/>
         </w:rPr>
-        <w:t>Swagger/</w:t>
-      </w:r>
-      <w:proofErr w:type="spellStart"/>
-      <w:r>
-        <w:rPr>
-          <w:rFonts w:ascii="Times New Roman" w:eastAsia="Times New Roman" w:hAnsi="Times New Roman" w:cs="Times New Roman"/>
-          <w:sz w:val="24"/>
-          <w:szCs w:val="24"/>
-        </w:rPr>
-        <w:t>OpenAPI</w:t>
-      </w:r>
-      <w:proofErr w:type="spellEnd"/>
-      <w:r>
-        <w:rPr>
-          <w:rFonts w:ascii="Times New Roman" w:eastAsia="Times New Roman" w:hAnsi="Times New Roman" w:cs="Times New Roman"/>
-          <w:sz w:val="24"/>
-          <w:szCs w:val="24"/>
-        </w:rPr>
-        <w:t>.</w:t>
+        <w:t>Swagger/OpenAPI.</w:t>
       </w:r>
     </w:p>
     <w:p>
@@ -13822,8 +13430,8 @@
       <w:pPr>
         <w:pStyle w:val="Heading3"/>
       </w:pPr>
-      <w:bookmarkStart w:id="57" w:name="_kyn5dexn08yo" w:colFirst="0" w:colLast="0"/>
-      <w:bookmarkEnd w:id="57"/>
+      <w:bookmarkStart w:id="56" w:name="_kyn5dexn08yo" w:colFirst="0" w:colLast="0"/>
+      <w:bookmarkEnd w:id="56"/>
       <w:r>
         <w:rPr>
           <w:b/>
@@ -14096,43 +13704,7 @@
           <w:sz w:val="24"/>
           <w:szCs w:val="24"/>
         </w:rPr>
-        <w:t xml:space="preserve">The components flow into the Feature API service into the </w:t>
-      </w:r>
-      <w:proofErr w:type="spellStart"/>
-      <w:r>
-        <w:rPr>
-          <w:rFonts w:ascii="Times New Roman" w:eastAsia="Times New Roman" w:hAnsi="Times New Roman" w:cs="Times New Roman"/>
-          <w:sz w:val="24"/>
-          <w:szCs w:val="24"/>
-        </w:rPr>
-        <w:t>ApiService</w:t>
-      </w:r>
-      <w:proofErr w:type="spellEnd"/>
-      <w:r>
-        <w:rPr>
-          <w:rFonts w:ascii="Times New Roman" w:eastAsia="Times New Roman" w:hAnsi="Times New Roman" w:cs="Times New Roman"/>
-          <w:sz w:val="24"/>
-          <w:szCs w:val="24"/>
-        </w:rPr>
-        <w:t xml:space="preserve">, then the HTTP Interceptor, then the controller, then the service, then the Unit of Work, then the repository, then the </w:t>
-      </w:r>
-      <w:proofErr w:type="spellStart"/>
-      <w:r>
-        <w:rPr>
-          <w:rFonts w:ascii="Times New Roman" w:eastAsia="Times New Roman" w:hAnsi="Times New Roman" w:cs="Times New Roman"/>
-          <w:sz w:val="24"/>
-          <w:szCs w:val="24"/>
-        </w:rPr>
-        <w:t>DbContext</w:t>
-      </w:r>
-      <w:proofErr w:type="spellEnd"/>
-      <w:r>
-        <w:rPr>
-          <w:rFonts w:ascii="Times New Roman" w:eastAsia="Times New Roman" w:hAnsi="Times New Roman" w:cs="Times New Roman"/>
-          <w:sz w:val="24"/>
-          <w:szCs w:val="24"/>
-        </w:rPr>
-        <w:t>, then the SQL Server.</w:t>
+        <w:t>The components flow into the Feature API service into the ApiService, then the HTTP Interceptor, then the controller, then the service, then the Unit of Work, then the repository, then the DbContext, then the SQL Server.</w:t>
       </w:r>
     </w:p>
     <w:p>
@@ -14161,8 +13733,8 @@
           <w:color w:val="000000"/>
         </w:rPr>
       </w:pPr>
-      <w:bookmarkStart w:id="58" w:name="_jrarnjxn1lox" w:colFirst="0" w:colLast="0"/>
-      <w:bookmarkEnd w:id="58"/>
+      <w:bookmarkStart w:id="57" w:name="_jrarnjxn1lox" w:colFirst="0" w:colLast="0"/>
+      <w:bookmarkEnd w:id="57"/>
       <w:r>
         <w:rPr>
           <w:b/>
@@ -14204,8 +13776,8 @@
           <w:highlight w:val="white"/>
         </w:rPr>
       </w:pPr>
-      <w:bookmarkStart w:id="59" w:name="_7kdp2berjc83" w:colFirst="0" w:colLast="0"/>
-      <w:bookmarkEnd w:id="59"/>
+      <w:bookmarkStart w:id="58" w:name="_7kdp2berjc83" w:colFirst="0" w:colLast="0"/>
+      <w:bookmarkEnd w:id="58"/>
       <w:r>
         <w:rPr>
           <w:b/>
@@ -14864,8 +14436,8 @@
       <w:pPr>
         <w:pStyle w:val="Heading3"/>
       </w:pPr>
-      <w:bookmarkStart w:id="60" w:name="_nq78u7emrtmq" w:colFirst="0" w:colLast="0"/>
-      <w:bookmarkEnd w:id="60"/>
+      <w:bookmarkStart w:id="59" w:name="_nq78u7emrtmq" w:colFirst="0" w:colLast="0"/>
+      <w:bookmarkEnd w:id="59"/>
       <w:r>
         <w:rPr>
           <w:b/>
@@ -15152,8 +14724,8 @@
       <w:pPr>
         <w:pStyle w:val="Heading3"/>
       </w:pPr>
-      <w:bookmarkStart w:id="61" w:name="_jgjaxdxlsa4g" w:colFirst="0" w:colLast="0"/>
-      <w:bookmarkEnd w:id="61"/>
+      <w:bookmarkStart w:id="60" w:name="_jgjaxdxlsa4g" w:colFirst="0" w:colLast="0"/>
+      <w:bookmarkEnd w:id="60"/>
       <w:r>
         <w:rPr>
           <w:b/>
@@ -15329,8 +14901,8 @@
           <w:color w:val="000000"/>
         </w:rPr>
       </w:pPr>
-      <w:bookmarkStart w:id="62" w:name="_4hl6t6xjw0n3" w:colFirst="0" w:colLast="0"/>
-      <w:bookmarkEnd w:id="62"/>
+      <w:bookmarkStart w:id="61" w:name="_4hl6t6xjw0n3" w:colFirst="0" w:colLast="0"/>
+      <w:bookmarkEnd w:id="61"/>
       <w:r>
         <w:rPr>
           <w:b/>
@@ -15346,15 +14918,18 @@
     <w:p>
       <w:pPr>
         <w:pStyle w:val="Heading3"/>
-      </w:pPr>
-      <w:bookmarkStart w:id="63" w:name="_39t7c3jlwvkt" w:colFirst="0" w:colLast="0"/>
-      <w:bookmarkEnd w:id="63"/>
+        <w:rPr>
+          <w:highlight w:val="yellow"/>
+        </w:rPr>
+      </w:pPr>
+      <w:bookmarkStart w:id="62" w:name="_39t7c3jlwvkt" w:colFirst="0" w:colLast="0"/>
+      <w:bookmarkEnd w:id="62"/>
       <w:r>
         <w:rPr>
           <w:b/>
           <w:bCs/>
           <w:color w:val="434343"/>
-          <w:highlight w:val="white"/>
+          <w:highlight w:val="yellow"/>
         </w:rPr>
         <w:t>3.5.1 Use Case Diagram</w:t>
       </w:r>
@@ -15367,13 +14942,15 @@
           <w:rFonts w:ascii="Times New Roman" w:eastAsia="Times New Roman" w:hAnsi="Times New Roman" w:cs="Times New Roman"/>
           <w:sz w:val="24"/>
           <w:szCs w:val="24"/>
-        </w:rPr>
-      </w:pPr>
-      <w:r>
-        <w:rPr>
-          <w:rFonts w:ascii="Times New Roman" w:eastAsia="Times New Roman" w:hAnsi="Times New Roman" w:cs="Times New Roman"/>
-          <w:sz w:val="24"/>
-          <w:szCs w:val="24"/>
+          <w:highlight w:val="yellow"/>
+        </w:rPr>
+      </w:pPr>
+      <w:r>
+        <w:rPr>
+          <w:rFonts w:ascii="Times New Roman" w:eastAsia="Times New Roman" w:hAnsi="Times New Roman" w:cs="Times New Roman"/>
+          <w:sz w:val="24"/>
+          <w:szCs w:val="24"/>
+          <w:highlight w:val="yellow"/>
         </w:rPr>
         <w:t>The interactions between the users and the system are modeled in a use case diagram.</w:t>
       </w:r>
@@ -15386,13 +14963,15 @@
           <w:rFonts w:ascii="Times New Roman" w:eastAsia="Times New Roman" w:hAnsi="Times New Roman" w:cs="Times New Roman"/>
           <w:sz w:val="24"/>
           <w:szCs w:val="24"/>
-        </w:rPr>
-      </w:pPr>
-      <w:r>
-        <w:rPr>
-          <w:rFonts w:ascii="Times New Roman" w:eastAsia="Times New Roman" w:hAnsi="Times New Roman" w:cs="Times New Roman"/>
-          <w:sz w:val="24"/>
-          <w:szCs w:val="24"/>
+          <w:highlight w:val="yellow"/>
+        </w:rPr>
+      </w:pPr>
+      <w:r>
+        <w:rPr>
+          <w:rFonts w:ascii="Times New Roman" w:eastAsia="Times New Roman" w:hAnsi="Times New Roman" w:cs="Times New Roman"/>
+          <w:sz w:val="24"/>
+          <w:szCs w:val="24"/>
+          <w:highlight w:val="yellow"/>
         </w:rPr>
         <w:t>The principle actors are:</w:t>
       </w:r>
@@ -15409,13 +14988,15 @@
           <w:rFonts w:ascii="Times New Roman" w:eastAsia="Times New Roman" w:hAnsi="Times New Roman" w:cs="Times New Roman"/>
           <w:sz w:val="24"/>
           <w:szCs w:val="24"/>
-        </w:rPr>
-      </w:pPr>
-      <w:r>
-        <w:rPr>
-          <w:rFonts w:ascii="Times New Roman" w:eastAsia="Times New Roman" w:hAnsi="Times New Roman" w:cs="Times New Roman"/>
-          <w:sz w:val="24"/>
-          <w:szCs w:val="24"/>
+          <w:highlight w:val="yellow"/>
+        </w:rPr>
+      </w:pPr>
+      <w:r>
+        <w:rPr>
+          <w:rFonts w:ascii="Times New Roman" w:eastAsia="Times New Roman" w:hAnsi="Times New Roman" w:cs="Times New Roman"/>
+          <w:sz w:val="24"/>
+          <w:szCs w:val="24"/>
+          <w:highlight w:val="yellow"/>
         </w:rPr>
         <w:t>Customer.</w:t>
       </w:r>
@@ -15432,13 +15013,15 @@
           <w:rFonts w:ascii="Times New Roman" w:eastAsia="Times New Roman" w:hAnsi="Times New Roman" w:cs="Times New Roman"/>
           <w:sz w:val="24"/>
           <w:szCs w:val="24"/>
-        </w:rPr>
-      </w:pPr>
-      <w:r>
-        <w:rPr>
-          <w:rFonts w:ascii="Times New Roman" w:eastAsia="Times New Roman" w:hAnsi="Times New Roman" w:cs="Times New Roman"/>
-          <w:sz w:val="24"/>
-          <w:szCs w:val="24"/>
+          <w:highlight w:val="yellow"/>
+        </w:rPr>
+      </w:pPr>
+      <w:r>
+        <w:rPr>
+          <w:rFonts w:ascii="Times New Roman" w:eastAsia="Times New Roman" w:hAnsi="Times New Roman" w:cs="Times New Roman"/>
+          <w:sz w:val="24"/>
+          <w:szCs w:val="24"/>
+          <w:highlight w:val="yellow"/>
         </w:rPr>
         <w:t>Service Provider.</w:t>
       </w:r>
@@ -15455,13 +15038,15 @@
           <w:rFonts w:ascii="Times New Roman" w:eastAsia="Times New Roman" w:hAnsi="Times New Roman" w:cs="Times New Roman"/>
           <w:sz w:val="24"/>
           <w:szCs w:val="24"/>
-        </w:rPr>
-      </w:pPr>
-      <w:r>
-        <w:rPr>
-          <w:rFonts w:ascii="Times New Roman" w:eastAsia="Times New Roman" w:hAnsi="Times New Roman" w:cs="Times New Roman"/>
-          <w:sz w:val="24"/>
-          <w:szCs w:val="24"/>
+          <w:highlight w:val="yellow"/>
+        </w:rPr>
+      </w:pPr>
+      <w:r>
+        <w:rPr>
+          <w:rFonts w:ascii="Times New Roman" w:eastAsia="Times New Roman" w:hAnsi="Times New Roman" w:cs="Times New Roman"/>
+          <w:sz w:val="24"/>
+          <w:szCs w:val="24"/>
+          <w:highlight w:val="yellow"/>
         </w:rPr>
         <w:t>Odd-Jobber.</w:t>
       </w:r>
@@ -15478,13 +15063,15 @@
           <w:rFonts w:ascii="Times New Roman" w:eastAsia="Times New Roman" w:hAnsi="Times New Roman" w:cs="Times New Roman"/>
           <w:sz w:val="24"/>
           <w:szCs w:val="24"/>
-        </w:rPr>
-      </w:pPr>
-      <w:r>
-        <w:rPr>
-          <w:rFonts w:ascii="Times New Roman" w:eastAsia="Times New Roman" w:hAnsi="Times New Roman" w:cs="Times New Roman"/>
-          <w:sz w:val="24"/>
-          <w:szCs w:val="24"/>
+          <w:highlight w:val="yellow"/>
+        </w:rPr>
+      </w:pPr>
+      <w:r>
+        <w:rPr>
+          <w:rFonts w:ascii="Times New Roman" w:eastAsia="Times New Roman" w:hAnsi="Times New Roman" w:cs="Times New Roman"/>
+          <w:sz w:val="24"/>
+          <w:szCs w:val="24"/>
+          <w:highlight w:val="yellow"/>
         </w:rPr>
         <w:t>Administrator.</w:t>
       </w:r>
@@ -15497,13 +15084,15 @@
           <w:rFonts w:ascii="Times New Roman" w:eastAsia="Times New Roman" w:hAnsi="Times New Roman" w:cs="Times New Roman"/>
           <w:sz w:val="24"/>
           <w:szCs w:val="24"/>
-        </w:rPr>
-      </w:pPr>
-      <w:r>
-        <w:rPr>
-          <w:rFonts w:ascii="Times New Roman" w:eastAsia="Times New Roman" w:hAnsi="Times New Roman" w:cs="Times New Roman"/>
-          <w:sz w:val="24"/>
-          <w:szCs w:val="24"/>
+          <w:highlight w:val="yellow"/>
+        </w:rPr>
+      </w:pPr>
+      <w:r>
+        <w:rPr>
+          <w:rFonts w:ascii="Times New Roman" w:eastAsia="Times New Roman" w:hAnsi="Times New Roman" w:cs="Times New Roman"/>
+          <w:sz w:val="24"/>
+          <w:szCs w:val="24"/>
+          <w:highlight w:val="yellow"/>
         </w:rPr>
         <w:t>The customer is involved throughout in service discovery, ordering, job creation, applications, notifications, reviews, and profiling. The provider has engagement with service management/order fulfillment. The odd-jobber communicates with the job discovery and applications. The administrator communicates with the monitoring and management operations.</w:t>
       </w:r>
@@ -15511,15 +15100,18 @@
     <w:p>
       <w:pPr>
         <w:pStyle w:val="Heading3"/>
-      </w:pPr>
-      <w:bookmarkStart w:id="64" w:name="_sxsar67e9nx5" w:colFirst="0" w:colLast="0"/>
-      <w:bookmarkEnd w:id="64"/>
+        <w:rPr>
+          <w:highlight w:val="yellow"/>
+        </w:rPr>
+      </w:pPr>
+      <w:bookmarkStart w:id="63" w:name="_sxsar67e9nx5" w:colFirst="0" w:colLast="0"/>
+      <w:bookmarkEnd w:id="63"/>
       <w:r>
         <w:rPr>
           <w:b/>
           <w:bCs/>
           <w:color w:val="434343"/>
-          <w:highlight w:val="white"/>
+          <w:highlight w:val="yellow"/>
         </w:rPr>
         <w:t>3.5.2 DFD Level 0</w:t>
       </w:r>
@@ -15532,47 +15124,34 @@
           <w:rFonts w:ascii="Times New Roman" w:eastAsia="Times New Roman" w:hAnsi="Times New Roman" w:cs="Times New Roman"/>
           <w:sz w:val="24"/>
           <w:szCs w:val="24"/>
-        </w:rPr>
-      </w:pPr>
-      <w:r>
-        <w:rPr>
-          <w:rFonts w:ascii="Times New Roman" w:eastAsia="Times New Roman" w:hAnsi="Times New Roman" w:cs="Times New Roman"/>
-          <w:sz w:val="24"/>
-          <w:szCs w:val="24"/>
-        </w:rPr>
-        <w:t xml:space="preserve">The Level 0 Data Flow Diagram depicts </w:t>
-      </w:r>
-      <w:proofErr w:type="spellStart"/>
-      <w:r>
-        <w:rPr>
-          <w:rFonts w:ascii="Times New Roman" w:eastAsia="Times New Roman" w:hAnsi="Times New Roman" w:cs="Times New Roman"/>
-          <w:sz w:val="24"/>
-          <w:szCs w:val="24"/>
-        </w:rPr>
-        <w:t>ShebaHub</w:t>
-      </w:r>
-      <w:proofErr w:type="spellEnd"/>
-      <w:r>
-        <w:rPr>
-          <w:rFonts w:ascii="Times New Roman" w:eastAsia="Times New Roman" w:hAnsi="Times New Roman" w:cs="Times New Roman"/>
-          <w:sz w:val="24"/>
-          <w:szCs w:val="24"/>
-        </w:rPr>
-        <w:t xml:space="preserve"> as a central system with the exchange of information with the users.</w:t>
+          <w:highlight w:val="yellow"/>
+        </w:rPr>
+      </w:pPr>
+      <w:r>
+        <w:rPr>
+          <w:rFonts w:ascii="Times New Roman" w:eastAsia="Times New Roman" w:hAnsi="Times New Roman" w:cs="Times New Roman"/>
+          <w:sz w:val="24"/>
+          <w:szCs w:val="24"/>
+          <w:highlight w:val="yellow"/>
+        </w:rPr>
+        <w:t>The Level 0 Data Flow Diagram depicts ShebaHub as a central system with the exchange of information with the users.</w:t>
       </w:r>
     </w:p>
     <w:p>
       <w:pPr>
         <w:pStyle w:val="Heading3"/>
-      </w:pPr>
-      <w:bookmarkStart w:id="65" w:name="_tfvx0ymoe76e" w:colFirst="0" w:colLast="0"/>
-      <w:bookmarkEnd w:id="65"/>
+        <w:rPr>
+          <w:highlight w:val="yellow"/>
+        </w:rPr>
+      </w:pPr>
+      <w:bookmarkStart w:id="64" w:name="_tfvx0ymoe76e" w:colFirst="0" w:colLast="0"/>
+      <w:bookmarkEnd w:id="64"/>
       <w:r>
         <w:rPr>
           <w:b/>
           <w:bCs/>
           <w:color w:val="434343"/>
-          <w:highlight w:val="white"/>
+          <w:highlight w:val="yellow"/>
         </w:rPr>
         <w:t>3.5.3 DFD Level 1</w:t>
       </w:r>
@@ -15585,13 +15164,15 @@
           <w:rFonts w:ascii="Times New Roman" w:eastAsia="Times New Roman" w:hAnsi="Times New Roman" w:cs="Times New Roman"/>
           <w:sz w:val="24"/>
           <w:szCs w:val="24"/>
-        </w:rPr>
-      </w:pPr>
-      <w:r>
-        <w:rPr>
-          <w:rFonts w:ascii="Times New Roman" w:eastAsia="Times New Roman" w:hAnsi="Times New Roman" w:cs="Times New Roman"/>
-          <w:sz w:val="24"/>
-          <w:szCs w:val="24"/>
+          <w:highlight w:val="yellow"/>
+        </w:rPr>
+      </w:pPr>
+      <w:r>
+        <w:rPr>
+          <w:rFonts w:ascii="Times New Roman" w:eastAsia="Times New Roman" w:hAnsi="Times New Roman" w:cs="Times New Roman"/>
+          <w:sz w:val="24"/>
+          <w:szCs w:val="24"/>
+          <w:highlight w:val="yellow"/>
         </w:rPr>
         <w:t>The Level-1 DFD breaks the system up into main processes:</w:t>
       </w:r>
@@ -15608,13 +15189,15 @@
           <w:rFonts w:ascii="Times New Roman" w:eastAsia="Times New Roman" w:hAnsi="Times New Roman" w:cs="Times New Roman"/>
           <w:sz w:val="24"/>
           <w:szCs w:val="24"/>
-        </w:rPr>
-      </w:pPr>
-      <w:r>
-        <w:rPr>
-          <w:rFonts w:ascii="Times New Roman" w:eastAsia="Times New Roman" w:hAnsi="Times New Roman" w:cs="Times New Roman"/>
-          <w:sz w:val="24"/>
-          <w:szCs w:val="24"/>
+          <w:highlight w:val="yellow"/>
+        </w:rPr>
+      </w:pPr>
+      <w:r>
+        <w:rPr>
+          <w:rFonts w:ascii="Times New Roman" w:eastAsia="Times New Roman" w:hAnsi="Times New Roman" w:cs="Times New Roman"/>
+          <w:sz w:val="24"/>
+          <w:szCs w:val="24"/>
+          <w:highlight w:val="yellow"/>
         </w:rPr>
         <w:t>Authentication.</w:t>
       </w:r>
@@ -15631,13 +15214,15 @@
           <w:rFonts w:ascii="Times New Roman" w:eastAsia="Times New Roman" w:hAnsi="Times New Roman" w:cs="Times New Roman"/>
           <w:sz w:val="24"/>
           <w:szCs w:val="24"/>
-        </w:rPr>
-      </w:pPr>
-      <w:r>
-        <w:rPr>
-          <w:rFonts w:ascii="Times New Roman" w:eastAsia="Times New Roman" w:hAnsi="Times New Roman" w:cs="Times New Roman"/>
-          <w:sz w:val="24"/>
-          <w:szCs w:val="24"/>
+          <w:highlight w:val="yellow"/>
+        </w:rPr>
+      </w:pPr>
+      <w:r>
+        <w:rPr>
+          <w:rFonts w:ascii="Times New Roman" w:eastAsia="Times New Roman" w:hAnsi="Times New Roman" w:cs="Times New Roman"/>
+          <w:sz w:val="24"/>
+          <w:szCs w:val="24"/>
+          <w:highlight w:val="yellow"/>
         </w:rPr>
         <w:t>Service management.</w:t>
       </w:r>
@@ -15654,13 +15239,15 @@
           <w:rFonts w:ascii="Times New Roman" w:eastAsia="Times New Roman" w:hAnsi="Times New Roman" w:cs="Times New Roman"/>
           <w:sz w:val="24"/>
           <w:szCs w:val="24"/>
-        </w:rPr>
-      </w:pPr>
-      <w:r>
-        <w:rPr>
-          <w:rFonts w:ascii="Times New Roman" w:eastAsia="Times New Roman" w:hAnsi="Times New Roman" w:cs="Times New Roman"/>
-          <w:sz w:val="24"/>
-          <w:szCs w:val="24"/>
+          <w:highlight w:val="yellow"/>
+        </w:rPr>
+      </w:pPr>
+      <w:r>
+        <w:rPr>
+          <w:rFonts w:ascii="Times New Roman" w:eastAsia="Times New Roman" w:hAnsi="Times New Roman" w:cs="Times New Roman"/>
+          <w:sz w:val="24"/>
+          <w:szCs w:val="24"/>
+          <w:highlight w:val="yellow"/>
         </w:rPr>
         <w:t>Order management.</w:t>
       </w:r>
@@ -15677,13 +15264,15 @@
           <w:rFonts w:ascii="Times New Roman" w:eastAsia="Times New Roman" w:hAnsi="Times New Roman" w:cs="Times New Roman"/>
           <w:sz w:val="24"/>
           <w:szCs w:val="24"/>
-        </w:rPr>
-      </w:pPr>
-      <w:r>
-        <w:rPr>
-          <w:rFonts w:ascii="Times New Roman" w:eastAsia="Times New Roman" w:hAnsi="Times New Roman" w:cs="Times New Roman"/>
-          <w:sz w:val="24"/>
-          <w:szCs w:val="24"/>
+          <w:highlight w:val="yellow"/>
+        </w:rPr>
+      </w:pPr>
+      <w:r>
+        <w:rPr>
+          <w:rFonts w:ascii="Times New Roman" w:eastAsia="Times New Roman" w:hAnsi="Times New Roman" w:cs="Times New Roman"/>
+          <w:sz w:val="24"/>
+          <w:szCs w:val="24"/>
+          <w:highlight w:val="yellow"/>
         </w:rPr>
         <w:lastRenderedPageBreak/>
         <w:t>Job management.</w:t>
@@ -15701,13 +15290,15 @@
           <w:rFonts w:ascii="Times New Roman" w:eastAsia="Times New Roman" w:hAnsi="Times New Roman" w:cs="Times New Roman"/>
           <w:sz w:val="24"/>
           <w:szCs w:val="24"/>
-        </w:rPr>
-      </w:pPr>
-      <w:r>
-        <w:rPr>
-          <w:rFonts w:ascii="Times New Roman" w:eastAsia="Times New Roman" w:hAnsi="Times New Roman" w:cs="Times New Roman"/>
-          <w:sz w:val="24"/>
-          <w:szCs w:val="24"/>
+          <w:highlight w:val="yellow"/>
+        </w:rPr>
+      </w:pPr>
+      <w:r>
+        <w:rPr>
+          <w:rFonts w:ascii="Times New Roman" w:eastAsia="Times New Roman" w:hAnsi="Times New Roman" w:cs="Times New Roman"/>
+          <w:sz w:val="24"/>
+          <w:szCs w:val="24"/>
+          <w:highlight w:val="yellow"/>
         </w:rPr>
         <w:t>Application management.</w:t>
       </w:r>
@@ -15724,13 +15315,15 @@
           <w:rFonts w:ascii="Times New Roman" w:eastAsia="Times New Roman" w:hAnsi="Times New Roman" w:cs="Times New Roman"/>
           <w:sz w:val="24"/>
           <w:szCs w:val="24"/>
-        </w:rPr>
-      </w:pPr>
-      <w:r>
-        <w:rPr>
-          <w:rFonts w:ascii="Times New Roman" w:eastAsia="Times New Roman" w:hAnsi="Times New Roman" w:cs="Times New Roman"/>
-          <w:sz w:val="24"/>
-          <w:szCs w:val="24"/>
+          <w:highlight w:val="yellow"/>
+        </w:rPr>
+      </w:pPr>
+      <w:r>
+        <w:rPr>
+          <w:rFonts w:ascii="Times New Roman" w:eastAsia="Times New Roman" w:hAnsi="Times New Roman" w:cs="Times New Roman"/>
+          <w:sz w:val="24"/>
+          <w:szCs w:val="24"/>
+          <w:highlight w:val="yellow"/>
         </w:rPr>
         <w:t>Notification management.</w:t>
       </w:r>
@@ -15747,13 +15340,15 @@
           <w:rFonts w:ascii="Times New Roman" w:eastAsia="Times New Roman" w:hAnsi="Times New Roman" w:cs="Times New Roman"/>
           <w:sz w:val="24"/>
           <w:szCs w:val="24"/>
-        </w:rPr>
-      </w:pPr>
-      <w:r>
-        <w:rPr>
-          <w:rFonts w:ascii="Times New Roman" w:eastAsia="Times New Roman" w:hAnsi="Times New Roman" w:cs="Times New Roman"/>
-          <w:sz w:val="24"/>
-          <w:szCs w:val="24"/>
+          <w:highlight w:val="yellow"/>
+        </w:rPr>
+      </w:pPr>
+      <w:r>
+        <w:rPr>
+          <w:rFonts w:ascii="Times New Roman" w:eastAsia="Times New Roman" w:hAnsi="Times New Roman" w:cs="Times New Roman"/>
+          <w:sz w:val="24"/>
+          <w:szCs w:val="24"/>
+          <w:highlight w:val="yellow"/>
         </w:rPr>
         <w:t>Review management.</w:t>
       </w:r>
@@ -15770,13 +15365,15 @@
           <w:rFonts w:ascii="Times New Roman" w:eastAsia="Times New Roman" w:hAnsi="Times New Roman" w:cs="Times New Roman"/>
           <w:sz w:val="24"/>
           <w:szCs w:val="24"/>
-        </w:rPr>
-      </w:pPr>
-      <w:r>
-        <w:rPr>
-          <w:rFonts w:ascii="Times New Roman" w:eastAsia="Times New Roman" w:hAnsi="Times New Roman" w:cs="Times New Roman"/>
-          <w:sz w:val="24"/>
-          <w:szCs w:val="24"/>
+          <w:highlight w:val="yellow"/>
+        </w:rPr>
+      </w:pPr>
+      <w:r>
+        <w:rPr>
+          <w:rFonts w:ascii="Times New Roman" w:eastAsia="Times New Roman" w:hAnsi="Times New Roman" w:cs="Times New Roman"/>
+          <w:sz w:val="24"/>
+          <w:szCs w:val="24"/>
+          <w:highlight w:val="yellow"/>
         </w:rPr>
         <w:t>Administrative monitoring.</w:t>
       </w:r>
@@ -15784,15 +15381,18 @@
     <w:p>
       <w:pPr>
         <w:pStyle w:val="Heading3"/>
-      </w:pPr>
-      <w:bookmarkStart w:id="66" w:name="_hldg1d6p8uuz" w:colFirst="0" w:colLast="0"/>
-      <w:bookmarkEnd w:id="66"/>
+        <w:rPr>
+          <w:highlight w:val="yellow"/>
+        </w:rPr>
+      </w:pPr>
+      <w:bookmarkStart w:id="65" w:name="_hldg1d6p8uuz" w:colFirst="0" w:colLast="0"/>
+      <w:bookmarkEnd w:id="65"/>
       <w:r>
         <w:rPr>
           <w:b/>
           <w:bCs/>
           <w:color w:val="434343"/>
-          <w:highlight w:val="white"/>
+          <w:highlight w:val="yellow"/>
         </w:rPr>
         <w:t>3.5.4 Class Diagram</w:t>
       </w:r>
@@ -15805,13 +15405,15 @@
           <w:rFonts w:ascii="Times New Roman" w:eastAsia="Times New Roman" w:hAnsi="Times New Roman" w:cs="Times New Roman"/>
           <w:sz w:val="24"/>
           <w:szCs w:val="24"/>
-        </w:rPr>
-      </w:pPr>
-      <w:r>
-        <w:rPr>
-          <w:rFonts w:ascii="Times New Roman" w:eastAsia="Times New Roman" w:hAnsi="Times New Roman" w:cs="Times New Roman"/>
-          <w:sz w:val="24"/>
-          <w:szCs w:val="24"/>
+          <w:highlight w:val="yellow"/>
+        </w:rPr>
+      </w:pPr>
+      <w:r>
+        <w:rPr>
+          <w:rFonts w:ascii="Times New Roman" w:eastAsia="Times New Roman" w:hAnsi="Times New Roman" w:cs="Times New Roman"/>
+          <w:sz w:val="24"/>
+          <w:szCs w:val="24"/>
+          <w:highlight w:val="yellow"/>
         </w:rPr>
         <w:t>A class diagram indicates domain entities, application services, repositories and other classes in the system that are associated with each other.</w:t>
       </w:r>
@@ -15824,43 +15426,49 @@
           <w:rFonts w:ascii="Times New Roman" w:eastAsia="Times New Roman" w:hAnsi="Times New Roman" w:cs="Times New Roman"/>
           <w:sz w:val="24"/>
           <w:szCs w:val="24"/>
-        </w:rPr>
-      </w:pPr>
-    </w:p>
-    <w:p>
-      <w:pPr>
-        <w:spacing w:line="480" w:lineRule="auto"/>
-        <w:jc w:val="both"/>
-        <w:rPr>
-          <w:rFonts w:ascii="Times New Roman" w:eastAsia="Times New Roman" w:hAnsi="Times New Roman" w:cs="Times New Roman"/>
-          <w:sz w:val="24"/>
-          <w:szCs w:val="24"/>
-        </w:rPr>
-      </w:pPr>
-    </w:p>
-    <w:p>
-      <w:pPr>
-        <w:spacing w:line="480" w:lineRule="auto"/>
-        <w:jc w:val="both"/>
-        <w:rPr>
-          <w:rFonts w:ascii="Times New Roman" w:eastAsia="Times New Roman" w:hAnsi="Times New Roman" w:cs="Times New Roman"/>
-          <w:sz w:val="24"/>
-          <w:szCs w:val="24"/>
+          <w:highlight w:val="yellow"/>
+        </w:rPr>
+      </w:pPr>
+    </w:p>
+    <w:p>
+      <w:pPr>
+        <w:spacing w:line="480" w:lineRule="auto"/>
+        <w:jc w:val="both"/>
+        <w:rPr>
+          <w:rFonts w:ascii="Times New Roman" w:eastAsia="Times New Roman" w:hAnsi="Times New Roman" w:cs="Times New Roman"/>
+          <w:sz w:val="24"/>
+          <w:szCs w:val="24"/>
+          <w:highlight w:val="yellow"/>
+        </w:rPr>
+      </w:pPr>
+    </w:p>
+    <w:p>
+      <w:pPr>
+        <w:spacing w:line="480" w:lineRule="auto"/>
+        <w:jc w:val="both"/>
+        <w:rPr>
+          <w:rFonts w:ascii="Times New Roman" w:eastAsia="Times New Roman" w:hAnsi="Times New Roman" w:cs="Times New Roman"/>
+          <w:sz w:val="24"/>
+          <w:szCs w:val="24"/>
+          <w:highlight w:val="yellow"/>
         </w:rPr>
       </w:pPr>
     </w:p>
     <w:p>
       <w:pPr>
         <w:pStyle w:val="Heading3"/>
-      </w:pPr>
-      <w:bookmarkStart w:id="67" w:name="_9wqtvvyswf8n" w:colFirst="0" w:colLast="0"/>
-      <w:bookmarkEnd w:id="67"/>
+        <w:rPr>
+          <w:highlight w:val="yellow"/>
+        </w:rPr>
+      </w:pPr>
+      <w:bookmarkStart w:id="66" w:name="_9wqtvvyswf8n" w:colFirst="0" w:colLast="0"/>
+      <w:bookmarkEnd w:id="66"/>
       <w:r>
         <w:rPr>
           <w:b/>
           <w:bCs/>
           <w:color w:val="434343"/>
-          <w:highlight w:val="white"/>
+          <w:highlight w:val="yellow"/>
         </w:rPr>
         <w:t>3.5.5 Activity Diagram</w:t>
       </w:r>
@@ -15873,13 +15481,15 @@
           <w:rFonts w:ascii="Times New Roman" w:eastAsia="Times New Roman" w:hAnsi="Times New Roman" w:cs="Times New Roman"/>
           <w:sz w:val="24"/>
           <w:szCs w:val="24"/>
-        </w:rPr>
-      </w:pPr>
-      <w:r>
-        <w:rPr>
-          <w:rFonts w:ascii="Times New Roman" w:eastAsia="Times New Roman" w:hAnsi="Times New Roman" w:cs="Times New Roman"/>
-          <w:sz w:val="24"/>
-          <w:szCs w:val="24"/>
+          <w:highlight w:val="yellow"/>
+        </w:rPr>
+      </w:pPr>
+      <w:r>
+        <w:rPr>
+          <w:rFonts w:ascii="Times New Roman" w:eastAsia="Times New Roman" w:hAnsi="Times New Roman" w:cs="Times New Roman"/>
+          <w:sz w:val="24"/>
+          <w:szCs w:val="24"/>
+          <w:highlight w:val="yellow"/>
         </w:rPr>
         <w:t>The activity diagram is the sequence of activities that is involved in any system workflow.</w:t>
       </w:r>
@@ -15892,43 +15502,49 @@
           <w:rFonts w:ascii="Times New Roman" w:eastAsia="Times New Roman" w:hAnsi="Times New Roman" w:cs="Times New Roman"/>
           <w:sz w:val="24"/>
           <w:szCs w:val="24"/>
-        </w:rPr>
-      </w:pPr>
-    </w:p>
-    <w:p>
-      <w:pPr>
-        <w:spacing w:line="480" w:lineRule="auto"/>
-        <w:jc w:val="both"/>
-        <w:rPr>
-          <w:rFonts w:ascii="Times New Roman" w:eastAsia="Times New Roman" w:hAnsi="Times New Roman" w:cs="Times New Roman"/>
-          <w:sz w:val="24"/>
-          <w:szCs w:val="24"/>
-        </w:rPr>
-      </w:pPr>
-    </w:p>
-    <w:p>
-      <w:pPr>
-        <w:spacing w:line="480" w:lineRule="auto"/>
-        <w:jc w:val="both"/>
-        <w:rPr>
-          <w:rFonts w:ascii="Times New Roman" w:eastAsia="Times New Roman" w:hAnsi="Times New Roman" w:cs="Times New Roman"/>
-          <w:sz w:val="24"/>
-          <w:szCs w:val="24"/>
+          <w:highlight w:val="yellow"/>
+        </w:rPr>
+      </w:pPr>
+    </w:p>
+    <w:p>
+      <w:pPr>
+        <w:spacing w:line="480" w:lineRule="auto"/>
+        <w:jc w:val="both"/>
+        <w:rPr>
+          <w:rFonts w:ascii="Times New Roman" w:eastAsia="Times New Roman" w:hAnsi="Times New Roman" w:cs="Times New Roman"/>
+          <w:sz w:val="24"/>
+          <w:szCs w:val="24"/>
+          <w:highlight w:val="yellow"/>
+        </w:rPr>
+      </w:pPr>
+    </w:p>
+    <w:p>
+      <w:pPr>
+        <w:spacing w:line="480" w:lineRule="auto"/>
+        <w:jc w:val="both"/>
+        <w:rPr>
+          <w:rFonts w:ascii="Times New Roman" w:eastAsia="Times New Roman" w:hAnsi="Times New Roman" w:cs="Times New Roman"/>
+          <w:sz w:val="24"/>
+          <w:szCs w:val="24"/>
+          <w:highlight w:val="yellow"/>
         </w:rPr>
       </w:pPr>
     </w:p>
     <w:p>
       <w:pPr>
         <w:pStyle w:val="Heading3"/>
-      </w:pPr>
-      <w:bookmarkStart w:id="68" w:name="_rvicir4zqmot" w:colFirst="0" w:colLast="0"/>
-      <w:bookmarkEnd w:id="68"/>
+        <w:rPr>
+          <w:highlight w:val="yellow"/>
+        </w:rPr>
+      </w:pPr>
+      <w:bookmarkStart w:id="67" w:name="_rvicir4zqmot" w:colFirst="0" w:colLast="0"/>
+      <w:bookmarkEnd w:id="67"/>
       <w:r>
         <w:rPr>
           <w:b/>
           <w:bCs/>
           <w:color w:val="434343"/>
-          <w:highlight w:val="white"/>
+          <w:highlight w:val="yellow"/>
         </w:rPr>
         <w:t>3.5.6 Sequence Diagram</w:t>
       </w:r>
@@ -15948,6 +15564,7 @@
           <w:rFonts w:ascii="Times New Roman" w:eastAsia="Times New Roman" w:hAnsi="Times New Roman" w:cs="Times New Roman"/>
           <w:sz w:val="24"/>
           <w:szCs w:val="24"/>
+          <w:highlight w:val="yellow"/>
         </w:rPr>
         <w:t>The sequence diagram shows the user asking for some service ("show all users"), the frontend saying "definitely," after which the backend controller calls on the service and asks the service to call the database in order to get all the users.</w:t>
       </w:r>
@@ -15973,6 +15590,115 @@
           <w:szCs w:val="24"/>
         </w:rPr>
       </w:pPr>
+      <w:r>
+        <w:rPr>
+          <w:rFonts w:ascii="Times New Roman" w:eastAsia="Times New Roman" w:hAnsi="Times New Roman" w:cs="Times New Roman"/>
+          <w:noProof/>
+          <w:sz w:val="24"/>
+          <w:szCs w:val="24"/>
+          <w:lang w:val="en-US"/>
+        </w:rPr>
+        <mc:AlternateContent>
+          <mc:Choice Requires="wps">
+            <w:drawing>
+              <wp:anchor distT="0" distB="0" distL="114300" distR="114300" simplePos="0" relativeHeight="251667456" behindDoc="0" locked="0" layoutInCell="1" allowOverlap="1" wp14:anchorId="3F66AE59" wp14:editId="22867746">
+                <wp:simplePos x="0" y="0"/>
+                <wp:positionH relativeFrom="column">
+                  <wp:posOffset>1127760</wp:posOffset>
+                </wp:positionH>
+                <wp:positionV relativeFrom="paragraph">
+                  <wp:posOffset>45085</wp:posOffset>
+                </wp:positionV>
+                <wp:extent cx="3209925" cy="1000125"/>
+                <wp:effectExtent l="57150" t="38100" r="85725" b="104775"/>
+                <wp:wrapNone/>
+                <wp:docPr id="1504400409" name="Rectangle 1504400409"/>
+                <wp:cNvGraphicFramePr/>
+                <a:graphic xmlns:a="http://schemas.openxmlformats.org/drawingml/2006/main">
+                  <a:graphicData uri="http://schemas.microsoft.com/office/word/2010/wordprocessingShape">
+                    <wps:wsp>
+                      <wps:cNvSpPr/>
+                      <wps:spPr>
+                        <a:xfrm>
+                          <a:off x="0" y="0"/>
+                          <a:ext cx="3209925" cy="1000125"/>
+                        </a:xfrm>
+                        <a:prstGeom prst="rect">
+                          <a:avLst/>
+                        </a:prstGeom>
+                      </wps:spPr>
+                      <wps:style>
+                        <a:lnRef idx="1">
+                          <a:schemeClr val="accent2"/>
+                        </a:lnRef>
+                        <a:fillRef idx="2">
+                          <a:schemeClr val="accent2"/>
+                        </a:fillRef>
+                        <a:effectRef idx="1">
+                          <a:schemeClr val="accent2"/>
+                        </a:effectRef>
+                        <a:fontRef idx="minor">
+                          <a:schemeClr val="dk1"/>
+                        </a:fontRef>
+                      </wps:style>
+                      <wps:txbx>
+                        <w:txbxContent>
+                          <w:p>
+                            <w:pPr>
+                              <w:jc w:val="center"/>
+                              <w:rPr>
+                                <w:lang w:val="en-US"/>
+                              </w:rPr>
+                            </w:pPr>
+                            <w:r>
+                              <w:rPr>
+                                <w:lang w:val="en-US"/>
+                              </w:rPr>
+                              <w:t>No Diagrams Added</w:t>
+                            </w:r>
+                          </w:p>
+                        </w:txbxContent>
+                      </wps:txbx>
+                      <wps:bodyPr rot="0" spcFirstLastPara="0" vertOverflow="overflow" horzOverflow="overflow" vert="horz" wrap="square" lIns="91440" tIns="45720" rIns="91440" bIns="45720" numCol="1" spcCol="0" rtlCol="0" fromWordArt="0" anchor="ctr" anchorCtr="0" forceAA="0" compatLnSpc="1">
+                        <a:prstTxWarp prst="textNoShape">
+                          <a:avLst/>
+                        </a:prstTxWarp>
+                        <a:noAutofit/>
+                      </wps:bodyPr>
+                    </wps:wsp>
+                  </a:graphicData>
+                </a:graphic>
+              </wp:anchor>
+            </w:drawing>
+          </mc:Choice>
+          <mc:Fallback>
+            <w:pict>
+              <v:rect w14:anchorId="3F66AE59" id="Rectangle 1504400409" o:spid="_x0000_s1030" style="position:absolute;left:0;text-align:left;margin-left:88.8pt;margin-top:3.55pt;width:252.75pt;height:78.75pt;z-index:251667456;visibility:visible;mso-wrap-style:square;mso-wrap-distance-left:9pt;mso-wrap-distance-top:0;mso-wrap-distance-right:9pt;mso-wrap-distance-bottom:0;mso-position-horizontal:absolute;mso-position-horizontal-relative:text;mso-position-vertical:absolute;mso-position-vertical-relative:text;v-text-anchor:middle" o:gfxdata="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" fillcolor="#dfa7a6 [1621]" strokecolor="#bc4542 [3045]">
+                <v:fill color2="#f5e4e4 [501]" rotate="t" angle="180" colors="0 #ffa2a1;22938f #ffbebd;1 #ffe5e5" focus="100%" type="gradient"/>
+                <v:shadow on="t" color="black" opacity="24903f" origin=",.5" offset="0,.55556mm"/>
+                <v:textbox>
+                  <w:txbxContent>
+                    <w:p>
+                      <w:pPr>
+                        <w:jc w:val="center"/>
+                        <w:rPr>
+                          <w:lang w:val="en-US"/>
+                        </w:rPr>
+                      </w:pPr>
+                      <w:r>
+                        <w:rPr>
+                          <w:lang w:val="en-US"/>
+                        </w:rPr>
+                        <w:t>No Diagrams Added</w:t>
+                      </w:r>
+                    </w:p>
+                  </w:txbxContent>
+                </v:textbox>
+              </v:rect>
+            </w:pict>
+          </mc:Fallback>
+        </mc:AlternateContent>
+      </w:r>
     </w:p>
     <w:p>
       <w:pPr>
@@ -15989,8 +15715,8 @@
       <w:pPr>
         <w:pStyle w:val="Heading2"/>
       </w:pPr>
-      <w:bookmarkStart w:id="69" w:name="_jzgukpsv93oi" w:colFirst="0" w:colLast="0"/>
-      <w:bookmarkEnd w:id="69"/>
+      <w:bookmarkStart w:id="68" w:name="_jzgukpsv93oi" w:colFirst="0" w:colLast="0"/>
+      <w:bookmarkEnd w:id="68"/>
       <w:r>
         <w:rPr>
           <w:b/>
@@ -16026,8 +15752,8 @@
       <w:pPr>
         <w:pStyle w:val="Heading3"/>
       </w:pPr>
-      <w:bookmarkStart w:id="70" w:name="_mobtmkr0fb6q" w:colFirst="0" w:colLast="0"/>
-      <w:bookmarkEnd w:id="70"/>
+      <w:bookmarkStart w:id="69" w:name="_mobtmkr0fb6q" w:colFirst="0" w:colLast="0"/>
+      <w:bookmarkEnd w:id="69"/>
       <w:r>
         <w:rPr>
           <w:b/>
@@ -16268,8 +15994,8 @@
       <w:pPr>
         <w:pStyle w:val="Heading3"/>
       </w:pPr>
-      <w:bookmarkStart w:id="71" w:name="_tme95ry391ot" w:colFirst="0" w:colLast="0"/>
-      <w:bookmarkEnd w:id="71"/>
+      <w:bookmarkStart w:id="70" w:name="_tme95ry391ot" w:colFirst="0" w:colLast="0"/>
+      <w:bookmarkEnd w:id="70"/>
       <w:r>
         <w:rPr>
           <w:b/>
@@ -16534,8 +16260,8 @@
       <w:pPr>
         <w:pStyle w:val="Heading3"/>
       </w:pPr>
-      <w:bookmarkStart w:id="72" w:name="_xyeqiebqger8" w:colFirst="0" w:colLast="0"/>
-      <w:bookmarkEnd w:id="72"/>
+      <w:bookmarkStart w:id="71" w:name="_xyeqiebqger8" w:colFirst="0" w:colLast="0"/>
+      <w:bookmarkEnd w:id="71"/>
       <w:r>
         <w:rPr>
           <w:b/>
@@ -16730,8 +16456,8 @@
       <w:pPr>
         <w:pStyle w:val="Heading3"/>
       </w:pPr>
-      <w:bookmarkStart w:id="73" w:name="_bjr42pum2e7p" w:colFirst="0" w:colLast="0"/>
-      <w:bookmarkEnd w:id="73"/>
+      <w:bookmarkStart w:id="72" w:name="_bjr42pum2e7p" w:colFirst="0" w:colLast="0"/>
+      <w:bookmarkEnd w:id="72"/>
       <w:r>
         <w:rPr>
           <w:b/>
@@ -16909,8 +16635,8 @@
           <w:highlight w:val="white"/>
         </w:rPr>
       </w:pPr>
-      <w:bookmarkStart w:id="74" w:name="_xltr5zld2t4i" w:colFirst="0" w:colLast="0"/>
-      <w:bookmarkEnd w:id="74"/>
+      <w:bookmarkStart w:id="73" w:name="_xltr5zld2t4i" w:colFirst="0" w:colLast="0"/>
+      <w:bookmarkEnd w:id="73"/>
       <w:r>
         <w:rPr>
           <w:b/>
@@ -17060,8 +16786,8 @@
       <w:pPr>
         <w:pStyle w:val="Heading3"/>
       </w:pPr>
-      <w:bookmarkStart w:id="75" w:name="_kgv0qel9hw29" w:colFirst="0" w:colLast="0"/>
-      <w:bookmarkEnd w:id="75"/>
+      <w:bookmarkStart w:id="74" w:name="_kgv0qel9hw29" w:colFirst="0" w:colLast="0"/>
+      <w:bookmarkEnd w:id="74"/>
       <w:r>
         <w:rPr>
           <w:b/>
@@ -17309,8 +17035,8 @@
           <w:highlight w:val="white"/>
         </w:rPr>
       </w:pPr>
-      <w:bookmarkStart w:id="76" w:name="_thcb1rjpy32u" w:colFirst="0" w:colLast="0"/>
-      <w:bookmarkEnd w:id="76"/>
+      <w:bookmarkStart w:id="75" w:name="_thcb1rjpy32u" w:colFirst="0" w:colLast="0"/>
+      <w:bookmarkEnd w:id="75"/>
       <w:r>
         <w:rPr>
           <w:b/>
@@ -17345,8 +17071,8 @@
       <w:pPr>
         <w:pStyle w:val="Heading3"/>
       </w:pPr>
-      <w:bookmarkStart w:id="77" w:name="_i8g6nstsap2q" w:colFirst="0" w:colLast="0"/>
-      <w:bookmarkEnd w:id="77"/>
+      <w:bookmarkStart w:id="76" w:name="_i8g6nstsap2q" w:colFirst="0" w:colLast="0"/>
+      <w:bookmarkEnd w:id="76"/>
       <w:r>
         <w:rPr>
           <w:b/>
@@ -17379,8 +17105,8 @@
       <w:pPr>
         <w:pStyle w:val="Heading3"/>
       </w:pPr>
-      <w:bookmarkStart w:id="78" w:name="_vryv84vn2s69" w:colFirst="0" w:colLast="0"/>
-      <w:bookmarkEnd w:id="78"/>
+      <w:bookmarkStart w:id="77" w:name="_vryv84vn2s69" w:colFirst="0" w:colLast="0"/>
+      <w:bookmarkEnd w:id="77"/>
       <w:r>
         <w:rPr>
           <w:b/>
@@ -17843,7 +17569,6 @@
                 <w:szCs w:val="24"/>
               </w:rPr>
             </w:pPr>
-            <w:proofErr w:type="spellStart"/>
             <w:r>
               <w:rPr>
                 <w:rFonts w:ascii="Times New Roman" w:eastAsia="Times New Roman" w:hAnsi="Times New Roman" w:cs="Times New Roman"/>
@@ -17852,7 +17577,6 @@
               </w:rPr>
               <w:t>ServiceProvider</w:t>
             </w:r>
-            <w:proofErr w:type="spellEnd"/>
           </w:p>
         </w:tc>
       </w:tr>
@@ -17922,7 +17646,6 @@
                 <w:szCs w:val="24"/>
               </w:rPr>
             </w:pPr>
-            <w:proofErr w:type="spellStart"/>
             <w:r>
               <w:rPr>
                 <w:rFonts w:ascii="Times New Roman" w:eastAsia="Times New Roman" w:hAnsi="Times New Roman" w:cs="Times New Roman"/>
@@ -17931,7 +17654,6 @@
               </w:rPr>
               <w:t>OddJobber</w:t>
             </w:r>
-            <w:proofErr w:type="spellEnd"/>
           </w:p>
         </w:tc>
       </w:tr>
@@ -18047,8 +17769,8 @@
       <w:pPr>
         <w:pStyle w:val="Heading3"/>
       </w:pPr>
-      <w:bookmarkStart w:id="79" w:name="_rn0e1sy8puk8" w:colFirst="0" w:colLast="0"/>
-      <w:bookmarkEnd w:id="79"/>
+      <w:bookmarkStart w:id="78" w:name="_rn0e1sy8puk8" w:colFirst="0" w:colLast="0"/>
+      <w:bookmarkEnd w:id="78"/>
       <w:r>
         <w:rPr>
           <w:b/>
@@ -18082,8 +17804,8 @@
       <w:pPr>
         <w:pStyle w:val="Heading3"/>
       </w:pPr>
-      <w:bookmarkStart w:id="80" w:name="_9c5j73x0gjw4" w:colFirst="0" w:colLast="0"/>
-      <w:bookmarkEnd w:id="80"/>
+      <w:bookmarkStart w:id="79" w:name="_9c5j73x0gjw4" w:colFirst="0" w:colLast="0"/>
+      <w:bookmarkEnd w:id="79"/>
       <w:r>
         <w:rPr>
           <w:b/>
@@ -18117,8 +17839,8 @@
       <w:pPr>
         <w:pStyle w:val="Heading3"/>
       </w:pPr>
-      <w:bookmarkStart w:id="81" w:name="_q3stygpfkyjr" w:colFirst="0" w:colLast="0"/>
-      <w:bookmarkEnd w:id="81"/>
+      <w:bookmarkStart w:id="80" w:name="_q3stygpfkyjr" w:colFirst="0" w:colLast="0"/>
+      <w:bookmarkEnd w:id="80"/>
       <w:r>
         <w:rPr>
           <w:b/>
@@ -18169,25 +17891,7 @@
           <w:sz w:val="24"/>
           <w:szCs w:val="24"/>
         </w:rPr>
-        <w:t xml:space="preserve">Registration </w:t>
-      </w:r>
-      <w:proofErr w:type="spellStart"/>
-      <w:r>
-        <w:rPr>
-          <w:rFonts w:ascii="Times New Roman" w:eastAsia="Times New Roman" w:hAnsi="Times New Roman" w:cs="Times New Roman"/>
-          <w:sz w:val="24"/>
-          <w:szCs w:val="24"/>
-        </w:rPr>
-        <w:t>roles</w:t>
-      </w:r>
-      <w:proofErr w:type="spellEnd"/>
-      <w:r>
-        <w:rPr>
-          <w:rFonts w:ascii="Times New Roman" w:eastAsia="Times New Roman" w:hAnsi="Times New Roman" w:cs="Times New Roman"/>
-          <w:sz w:val="24"/>
-          <w:szCs w:val="24"/>
-        </w:rPr>
-        <w:t>.</w:t>
+        <w:t>Registration roles.</w:t>
       </w:r>
     </w:p>
     <w:p>
@@ -18338,8 +18042,8 @@
           <w:highlight w:val="white"/>
         </w:rPr>
       </w:pPr>
-      <w:bookmarkStart w:id="82" w:name="_7nr79aa0vorl" w:colFirst="0" w:colLast="0"/>
-      <w:bookmarkEnd w:id="82"/>
+      <w:bookmarkStart w:id="81" w:name="_7nr79aa0vorl" w:colFirst="0" w:colLast="0"/>
+      <w:bookmarkEnd w:id="81"/>
       <w:r>
         <w:rPr>
           <w:b/>
@@ -18373,8 +18077,8 @@
       <w:pPr>
         <w:pStyle w:val="Heading3"/>
       </w:pPr>
-      <w:bookmarkStart w:id="83" w:name="_e59sz44f6t8r" w:colFirst="0" w:colLast="0"/>
-      <w:bookmarkEnd w:id="83"/>
+      <w:bookmarkStart w:id="82" w:name="_e59sz44f6t8r" w:colFirst="0" w:colLast="0"/>
+      <w:bookmarkEnd w:id="82"/>
       <w:r>
         <w:rPr>
           <w:b/>
@@ -18525,8 +18229,8 @@
           <w:szCs w:val="26"/>
         </w:rPr>
       </w:pPr>
-      <w:bookmarkStart w:id="84" w:name="_mnz360lbonc9" w:colFirst="0" w:colLast="0"/>
-      <w:bookmarkEnd w:id="84"/>
+      <w:bookmarkStart w:id="83" w:name="_mnz360lbonc9" w:colFirst="0" w:colLast="0"/>
+      <w:bookmarkEnd w:id="83"/>
       <w:r>
         <w:rPr>
           <w:b/>
@@ -18757,7 +18461,6 @@
                 <w:szCs w:val="24"/>
               </w:rPr>
             </w:pPr>
-            <w:proofErr w:type="spellStart"/>
             <w:r>
               <w:rPr>
                 <w:rFonts w:ascii="Times New Roman" w:eastAsia="Times New Roman" w:hAnsi="Times New Roman" w:cs="Times New Roman"/>
@@ -18766,7 +18469,6 @@
               </w:rPr>
               <w:t>TypeScript</w:t>
             </w:r>
-            <w:proofErr w:type="spellEnd"/>
           </w:p>
         </w:tc>
         <w:tc>
@@ -18836,7 +18538,6 @@
                 <w:szCs w:val="24"/>
               </w:rPr>
             </w:pPr>
-            <w:proofErr w:type="spellStart"/>
             <w:r>
               <w:rPr>
                 <w:rFonts w:ascii="Times New Roman" w:eastAsia="Times New Roman" w:hAnsi="Times New Roman" w:cs="Times New Roman"/>
@@ -18845,7 +18546,6 @@
               </w:rPr>
               <w:t>RxJS</w:t>
             </w:r>
-            <w:proofErr w:type="spellEnd"/>
           </w:p>
         </w:tc>
         <w:tc>
@@ -19460,18 +19160,8 @@
                 <w:sz w:val="24"/>
                 <w:szCs w:val="24"/>
               </w:rPr>
-              <w:t xml:space="preserve">Swagger / </w:t>
+              <w:t>Swagger / OpenAPI</w:t>
             </w:r>
-            <w:proofErr w:type="spellStart"/>
-            <w:r>
-              <w:rPr>
-                <w:rFonts w:ascii="Times New Roman" w:eastAsia="Times New Roman" w:hAnsi="Times New Roman" w:cs="Times New Roman"/>
-                <w:sz w:val="24"/>
-                <w:szCs w:val="24"/>
-              </w:rPr>
-              <w:t>OpenAPI</w:t>
-            </w:r>
-            <w:proofErr w:type="spellEnd"/>
           </w:p>
         </w:tc>
         <w:tc>
@@ -19624,18 +19314,8 @@
                 <w:sz w:val="24"/>
                 <w:szCs w:val="24"/>
               </w:rPr>
-              <w:t xml:space="preserve">Tailwind / </w:t>
+              <w:t>Tailwind / PostCSS</w:t>
             </w:r>
-            <w:proofErr w:type="spellStart"/>
-            <w:r>
-              <w:rPr>
-                <w:rFonts w:ascii="Times New Roman" w:eastAsia="Times New Roman" w:hAnsi="Times New Roman" w:cs="Times New Roman"/>
-                <w:sz w:val="24"/>
-                <w:szCs w:val="24"/>
-              </w:rPr>
-              <w:t>PostCSS</w:t>
-            </w:r>
-            <w:proofErr w:type="spellEnd"/>
           </w:p>
         </w:tc>
         <w:tc>
@@ -19705,7 +19385,6 @@
                 <w:szCs w:val="24"/>
               </w:rPr>
             </w:pPr>
-            <w:proofErr w:type="spellStart"/>
             <w:r>
               <w:rPr>
                 <w:rFonts w:ascii="Times New Roman" w:eastAsia="Times New Roman" w:hAnsi="Times New Roman" w:cs="Times New Roman"/>
@@ -19714,7 +19393,6 @@
               </w:rPr>
               <w:t>ngx-toastr</w:t>
             </w:r>
-            <w:proofErr w:type="spellEnd"/>
           </w:p>
         </w:tc>
         <w:tc>
@@ -19782,79 +19460,7 @@
           <w:sz w:val="24"/>
           <w:szCs w:val="24"/>
         </w:rPr>
-        <w:t xml:space="preserve">The Angular version listed here is 18, </w:t>
-      </w:r>
-      <w:proofErr w:type="spellStart"/>
-      <w:r>
-        <w:rPr>
-          <w:rFonts w:ascii="Times New Roman" w:eastAsia="Times New Roman" w:hAnsi="Times New Roman" w:cs="Times New Roman"/>
-          <w:sz w:val="24"/>
-          <w:szCs w:val="24"/>
-        </w:rPr>
-        <w:t>TypeScript</w:t>
-      </w:r>
-      <w:proofErr w:type="spellEnd"/>
-      <w:r>
-        <w:rPr>
-          <w:rFonts w:ascii="Times New Roman" w:eastAsia="Times New Roman" w:hAnsi="Times New Roman" w:cs="Times New Roman"/>
-          <w:sz w:val="24"/>
-          <w:szCs w:val="24"/>
-        </w:rPr>
-        <w:t xml:space="preserve"> is 5.5, and </w:t>
-      </w:r>
-      <w:proofErr w:type="spellStart"/>
-      <w:r>
-        <w:rPr>
-          <w:rFonts w:ascii="Times New Roman" w:eastAsia="Times New Roman" w:hAnsi="Times New Roman" w:cs="Times New Roman"/>
-          <w:sz w:val="24"/>
-          <w:szCs w:val="24"/>
-        </w:rPr>
-        <w:t>RxJS</w:t>
-      </w:r>
-      <w:proofErr w:type="spellEnd"/>
-      <w:r>
-        <w:rPr>
-          <w:rFonts w:ascii="Times New Roman" w:eastAsia="Times New Roman" w:hAnsi="Times New Roman" w:cs="Times New Roman"/>
-          <w:sz w:val="24"/>
-          <w:szCs w:val="24"/>
-        </w:rPr>
-        <w:t xml:space="preserve"> is 7.8. The use of Angular Router, reactive forms, and Angular Material/CDK is listed, as well as </w:t>
-      </w:r>
-      <w:proofErr w:type="spellStart"/>
-      <w:r>
-        <w:rPr>
-          <w:rFonts w:ascii="Times New Roman" w:eastAsia="Times New Roman" w:hAnsi="Times New Roman" w:cs="Times New Roman"/>
-          <w:sz w:val="24"/>
-          <w:szCs w:val="24"/>
-        </w:rPr>
-        <w:t>ngx-toastr</w:t>
-      </w:r>
-      <w:proofErr w:type="spellEnd"/>
-      <w:r>
-        <w:rPr>
-          <w:rFonts w:ascii="Times New Roman" w:eastAsia="Times New Roman" w:hAnsi="Times New Roman" w:cs="Times New Roman"/>
-          <w:sz w:val="24"/>
-          <w:szCs w:val="24"/>
-        </w:rPr>
-        <w:t>, Tailwind/</w:t>
-      </w:r>
-      <w:proofErr w:type="spellStart"/>
-      <w:r>
-        <w:rPr>
-          <w:rFonts w:ascii="Times New Roman" w:eastAsia="Times New Roman" w:hAnsi="Times New Roman" w:cs="Times New Roman"/>
-          <w:sz w:val="24"/>
-          <w:szCs w:val="24"/>
-        </w:rPr>
-        <w:t>PostCSS</w:t>
-      </w:r>
-      <w:proofErr w:type="spellEnd"/>
-      <w:r>
-        <w:rPr>
-          <w:rFonts w:ascii="Times New Roman" w:eastAsia="Times New Roman" w:hAnsi="Times New Roman" w:cs="Times New Roman"/>
-          <w:sz w:val="24"/>
-          <w:szCs w:val="24"/>
-        </w:rPr>
-        <w:t xml:space="preserve">, and project SCSS styles. </w:t>
+        <w:t xml:space="preserve">The Angular version listed here is 18, TypeScript is 5.5, and RxJS is 7.8. The use of Angular Router, reactive forms, and Angular Material/CDK is listed, as well as ngx-toastr, Tailwind/PostCSS, and project SCSS styles. </w:t>
       </w:r>
     </w:p>
     <w:p>
@@ -19867,8 +19473,8 @@
           <w:szCs w:val="26"/>
         </w:rPr>
       </w:pPr>
-      <w:bookmarkStart w:id="85" w:name="_nuebmnpqio66" w:colFirst="0" w:colLast="0"/>
-      <w:bookmarkEnd w:id="85"/>
+      <w:bookmarkStart w:id="84" w:name="_nuebmnpqio66" w:colFirst="0" w:colLast="0"/>
+      <w:bookmarkEnd w:id="84"/>
       <w:r>
         <w:rPr>
           <w:b/>
@@ -19884,8 +19490,8 @@
       <w:pPr>
         <w:pStyle w:val="Heading3"/>
       </w:pPr>
-      <w:bookmarkStart w:id="86" w:name="_8u9eltv7lhqd" w:colFirst="0" w:colLast="0"/>
-      <w:bookmarkEnd w:id="86"/>
+      <w:bookmarkStart w:id="85" w:name="_8u9eltv7lhqd" w:colFirst="0" w:colLast="0"/>
+      <w:bookmarkEnd w:id="85"/>
       <w:r>
         <w:rPr>
           <w:b/>
@@ -20086,8 +19692,8 @@
           <w:highlight w:val="white"/>
         </w:rPr>
       </w:pPr>
-      <w:bookmarkStart w:id="87" w:name="_22q4xahfu1w0" w:colFirst="0" w:colLast="0"/>
-      <w:bookmarkEnd w:id="87"/>
+      <w:bookmarkStart w:id="86" w:name="_22q4xahfu1w0" w:colFirst="0" w:colLast="0"/>
+      <w:bookmarkEnd w:id="86"/>
       <w:r>
         <w:rPr>
           <w:b/>
@@ -20282,8 +19888,8 @@
       <w:pPr>
         <w:pStyle w:val="Heading3"/>
       </w:pPr>
-      <w:bookmarkStart w:id="88" w:name="_no5x0qgwp8vs" w:colFirst="0" w:colLast="0"/>
-      <w:bookmarkEnd w:id="88"/>
+      <w:bookmarkStart w:id="87" w:name="_no5x0qgwp8vs" w:colFirst="0" w:colLast="0"/>
+      <w:bookmarkEnd w:id="87"/>
       <w:r>
         <w:rPr>
           <w:b/>
@@ -20502,8 +20108,8 @@
       <w:pPr>
         <w:pStyle w:val="Heading3"/>
       </w:pPr>
-      <w:bookmarkStart w:id="89" w:name="_s4zxqevvogch" w:colFirst="0" w:colLast="0"/>
-      <w:bookmarkEnd w:id="89"/>
+      <w:bookmarkStart w:id="88" w:name="_s4zxqevvogch" w:colFirst="0" w:colLast="0"/>
+      <w:bookmarkEnd w:id="88"/>
       <w:r>
         <w:rPr>
           <w:b/>
@@ -20652,8 +20258,8 @@
       <w:pPr>
         <w:pStyle w:val="Heading3"/>
       </w:pPr>
-      <w:bookmarkStart w:id="90" w:name="_s7e4g1clpuv6" w:colFirst="0" w:colLast="0"/>
-      <w:bookmarkEnd w:id="90"/>
+      <w:bookmarkStart w:id="89" w:name="_s7e4g1clpuv6" w:colFirst="0" w:colLast="0"/>
+      <w:bookmarkEnd w:id="89"/>
       <w:r>
         <w:rPr>
           <w:b/>
@@ -20779,8 +20385,8 @@
       <w:pPr>
         <w:pStyle w:val="Heading3"/>
       </w:pPr>
-      <w:bookmarkStart w:id="91" w:name="_dob0oxakic4k" w:colFirst="0" w:colLast="0"/>
-      <w:bookmarkEnd w:id="91"/>
+      <w:bookmarkStart w:id="90" w:name="_dob0oxakic4k" w:colFirst="0" w:colLast="0"/>
+      <w:bookmarkEnd w:id="90"/>
       <w:r>
         <w:rPr>
           <w:b/>
@@ -20814,8 +20420,8 @@
       <w:pPr>
         <w:pStyle w:val="Heading3"/>
       </w:pPr>
-      <w:bookmarkStart w:id="92" w:name="_pyu18zjsyowz" w:colFirst="0" w:colLast="0"/>
-      <w:bookmarkEnd w:id="92"/>
+      <w:bookmarkStart w:id="91" w:name="_pyu18zjsyowz" w:colFirst="0" w:colLast="0"/>
+      <w:bookmarkEnd w:id="91"/>
       <w:r>
         <w:rPr>
           <w:b/>
@@ -20850,8 +20456,8 @@
       <w:pPr>
         <w:pStyle w:val="Heading2"/>
       </w:pPr>
-      <w:bookmarkStart w:id="93" w:name="_3xpqmt642tcd" w:colFirst="0" w:colLast="0"/>
-      <w:bookmarkEnd w:id="93"/>
+      <w:bookmarkStart w:id="92" w:name="_3xpqmt642tcd" w:colFirst="0" w:colLast="0"/>
+      <w:bookmarkEnd w:id="92"/>
       <w:r>
         <w:rPr>
           <w:b/>
@@ -20885,8 +20491,8 @@
       <w:pPr>
         <w:pStyle w:val="Heading3"/>
       </w:pPr>
-      <w:bookmarkStart w:id="94" w:name="_7zemofrf6ou5" w:colFirst="0" w:colLast="0"/>
-      <w:bookmarkEnd w:id="94"/>
+      <w:bookmarkStart w:id="93" w:name="_7zemofrf6ou5" w:colFirst="0" w:colLast="0"/>
+      <w:bookmarkEnd w:id="93"/>
       <w:r>
         <w:rPr>
           <w:b/>
@@ -21119,27 +20725,7 @@
                 <w:szCs w:val="24"/>
                 <w:highlight w:val="white"/>
               </w:rPr>
-              <w:t>/</w:t>
-            </w:r>
-            <w:proofErr w:type="spellStart"/>
-            <w:r>
-              <w:rPr>
-                <w:rFonts w:ascii="Times New Roman" w:eastAsia="Times New Roman" w:hAnsi="Times New Roman" w:cs="Times New Roman"/>
-                <w:sz w:val="24"/>
-                <w:szCs w:val="24"/>
-                <w:highlight w:val="white"/>
-              </w:rPr>
-              <w:t>api</w:t>
-            </w:r>
-            <w:proofErr w:type="spellEnd"/>
-            <w:r>
-              <w:rPr>
-                <w:rFonts w:ascii="Times New Roman" w:eastAsia="Times New Roman" w:hAnsi="Times New Roman" w:cs="Times New Roman"/>
-                <w:sz w:val="24"/>
-                <w:szCs w:val="24"/>
-                <w:highlight w:val="white"/>
-              </w:rPr>
-              <w:t>/authentication/logout</w:t>
+              <w:t>/api/authentication/logout</w:t>
             </w:r>
           </w:p>
         </w:tc>
@@ -21258,27 +20844,7 @@
                 <w:szCs w:val="24"/>
                 <w:highlight w:val="white"/>
               </w:rPr>
-              <w:t>/</w:t>
-            </w:r>
-            <w:proofErr w:type="spellStart"/>
-            <w:r>
-              <w:rPr>
-                <w:rFonts w:ascii="Times New Roman" w:eastAsia="Times New Roman" w:hAnsi="Times New Roman" w:cs="Times New Roman"/>
-                <w:sz w:val="24"/>
-                <w:szCs w:val="24"/>
-                <w:highlight w:val="white"/>
-              </w:rPr>
-              <w:t>api</w:t>
-            </w:r>
-            <w:proofErr w:type="spellEnd"/>
-            <w:r>
-              <w:rPr>
-                <w:rFonts w:ascii="Times New Roman" w:eastAsia="Times New Roman" w:hAnsi="Times New Roman" w:cs="Times New Roman"/>
-                <w:sz w:val="24"/>
-                <w:szCs w:val="24"/>
-                <w:highlight w:val="white"/>
-              </w:rPr>
-              <w:t>/authentication/change-password</w:t>
+              <w:t>/api/authentication/change-password</w:t>
             </w:r>
           </w:p>
         </w:tc>
@@ -21345,8 +20911,8 @@
       <w:pPr>
         <w:pStyle w:val="Heading3"/>
       </w:pPr>
-      <w:bookmarkStart w:id="95" w:name="_9vvo8qgxk56l" w:colFirst="0" w:colLast="0"/>
-      <w:bookmarkEnd w:id="95"/>
+      <w:bookmarkStart w:id="94" w:name="_9vvo8qgxk56l" w:colFirst="0" w:colLast="0"/>
+      <w:bookmarkEnd w:id="94"/>
       <w:r>
         <w:rPr>
           <w:b/>
@@ -21579,27 +21145,7 @@
                 <w:szCs w:val="24"/>
                 <w:highlight w:val="white"/>
               </w:rPr>
-              <w:t>/</w:t>
-            </w:r>
-            <w:proofErr w:type="spellStart"/>
-            <w:r>
-              <w:rPr>
-                <w:rFonts w:ascii="Times New Roman" w:eastAsia="Times New Roman" w:hAnsi="Times New Roman" w:cs="Times New Roman"/>
-                <w:sz w:val="24"/>
-                <w:szCs w:val="24"/>
-                <w:highlight w:val="white"/>
-              </w:rPr>
-              <w:t>api</w:t>
-            </w:r>
-            <w:proofErr w:type="spellEnd"/>
-            <w:r>
-              <w:rPr>
-                <w:rFonts w:ascii="Times New Roman" w:eastAsia="Times New Roman" w:hAnsi="Times New Roman" w:cs="Times New Roman"/>
-                <w:sz w:val="24"/>
-                <w:szCs w:val="24"/>
-                <w:highlight w:val="white"/>
-              </w:rPr>
-              <w:t>/services</w:t>
+              <w:t>/api/services</w:t>
             </w:r>
           </w:p>
         </w:tc>
@@ -21726,27 +21272,7 @@
                 <w:szCs w:val="24"/>
                 <w:highlight w:val="white"/>
               </w:rPr>
-              <w:t>/</w:t>
-            </w:r>
-            <w:proofErr w:type="spellStart"/>
-            <w:r>
-              <w:rPr>
-                <w:rFonts w:ascii="Times New Roman" w:eastAsia="Times New Roman" w:hAnsi="Times New Roman" w:cs="Times New Roman"/>
-                <w:sz w:val="24"/>
-                <w:szCs w:val="24"/>
-                <w:highlight w:val="white"/>
-              </w:rPr>
-              <w:t>api</w:t>
-            </w:r>
-            <w:proofErr w:type="spellEnd"/>
-            <w:r>
-              <w:rPr>
-                <w:rFonts w:ascii="Times New Roman" w:eastAsia="Times New Roman" w:hAnsi="Times New Roman" w:cs="Times New Roman"/>
-                <w:sz w:val="24"/>
-                <w:szCs w:val="24"/>
-                <w:highlight w:val="white"/>
-              </w:rPr>
-              <w:t>/services/{id}</w:t>
+              <w:t>/api/services/{id}</w:t>
             </w:r>
           </w:p>
         </w:tc>
@@ -21865,27 +21391,7 @@
                 <w:szCs w:val="24"/>
                 <w:highlight w:val="white"/>
               </w:rPr>
-              <w:t>/</w:t>
-            </w:r>
-            <w:proofErr w:type="spellStart"/>
-            <w:r>
-              <w:rPr>
-                <w:rFonts w:ascii="Times New Roman" w:eastAsia="Times New Roman" w:hAnsi="Times New Roman" w:cs="Times New Roman"/>
-                <w:sz w:val="24"/>
-                <w:szCs w:val="24"/>
-                <w:highlight w:val="white"/>
-              </w:rPr>
-              <w:t>api</w:t>
-            </w:r>
-            <w:proofErr w:type="spellEnd"/>
-            <w:r>
-              <w:rPr>
-                <w:rFonts w:ascii="Times New Roman" w:eastAsia="Times New Roman" w:hAnsi="Times New Roman" w:cs="Times New Roman"/>
-                <w:sz w:val="24"/>
-                <w:szCs w:val="24"/>
-                <w:highlight w:val="white"/>
-              </w:rPr>
-              <w:t>/service-categories</w:t>
+              <w:t>/api/service-categories</w:t>
             </w:r>
           </w:p>
         </w:tc>
@@ -22012,27 +21518,7 @@
                 <w:szCs w:val="24"/>
                 <w:highlight w:val="white"/>
               </w:rPr>
-              <w:t>/</w:t>
-            </w:r>
-            <w:proofErr w:type="spellStart"/>
-            <w:r>
-              <w:rPr>
-                <w:rFonts w:ascii="Times New Roman" w:eastAsia="Times New Roman" w:hAnsi="Times New Roman" w:cs="Times New Roman"/>
-                <w:sz w:val="24"/>
-                <w:szCs w:val="24"/>
-                <w:highlight w:val="white"/>
-              </w:rPr>
-              <w:t>api</w:t>
-            </w:r>
-            <w:proofErr w:type="spellEnd"/>
-            <w:r>
-              <w:rPr>
-                <w:rFonts w:ascii="Times New Roman" w:eastAsia="Times New Roman" w:hAnsi="Times New Roman" w:cs="Times New Roman"/>
-                <w:sz w:val="24"/>
-                <w:szCs w:val="24"/>
-                <w:highlight w:val="white"/>
-              </w:rPr>
-              <w:t>/service-categories/manage</w:t>
+              <w:t>/api/service-categories/manage</w:t>
             </w:r>
           </w:p>
         </w:tc>
@@ -22151,27 +21637,7 @@
                 <w:szCs w:val="24"/>
                 <w:highlight w:val="white"/>
               </w:rPr>
-              <w:t>/</w:t>
-            </w:r>
-            <w:proofErr w:type="spellStart"/>
-            <w:r>
-              <w:rPr>
-                <w:rFonts w:ascii="Times New Roman" w:eastAsia="Times New Roman" w:hAnsi="Times New Roman" w:cs="Times New Roman"/>
-                <w:sz w:val="24"/>
-                <w:szCs w:val="24"/>
-                <w:highlight w:val="white"/>
-              </w:rPr>
-              <w:t>api</w:t>
-            </w:r>
-            <w:proofErr w:type="spellEnd"/>
-            <w:r>
-              <w:rPr>
-                <w:rFonts w:ascii="Times New Roman" w:eastAsia="Times New Roman" w:hAnsi="Times New Roman" w:cs="Times New Roman"/>
-                <w:sz w:val="24"/>
-                <w:szCs w:val="24"/>
-                <w:highlight w:val="white"/>
-              </w:rPr>
-              <w:t>/service-categories</w:t>
+              <w:t>/api/service-categories</w:t>
             </w:r>
           </w:p>
         </w:tc>
@@ -22290,27 +21756,7 @@
                 <w:szCs w:val="24"/>
                 <w:highlight w:val="white"/>
               </w:rPr>
-              <w:t>/</w:t>
-            </w:r>
-            <w:proofErr w:type="spellStart"/>
-            <w:r>
-              <w:rPr>
-                <w:rFonts w:ascii="Times New Roman" w:eastAsia="Times New Roman" w:hAnsi="Times New Roman" w:cs="Times New Roman"/>
-                <w:sz w:val="24"/>
-                <w:szCs w:val="24"/>
-                <w:highlight w:val="white"/>
-              </w:rPr>
-              <w:t>api</w:t>
-            </w:r>
-            <w:proofErr w:type="spellEnd"/>
-            <w:r>
-              <w:rPr>
-                <w:rFonts w:ascii="Times New Roman" w:eastAsia="Times New Roman" w:hAnsi="Times New Roman" w:cs="Times New Roman"/>
-                <w:sz w:val="24"/>
-                <w:szCs w:val="24"/>
-                <w:highlight w:val="white"/>
-              </w:rPr>
-              <w:t>/service-categories/{id}</w:t>
+              <w:t>/api/service-categories/{id}</w:t>
             </w:r>
           </w:p>
         </w:tc>
@@ -22369,8 +21815,8 @@
       <w:pPr>
         <w:pStyle w:val="Heading3"/>
       </w:pPr>
-      <w:bookmarkStart w:id="96" w:name="_ivq0r52khoeq" w:colFirst="0" w:colLast="0"/>
-      <w:bookmarkEnd w:id="96"/>
+      <w:bookmarkStart w:id="95" w:name="_ivq0r52khoeq" w:colFirst="0" w:colLast="0"/>
+      <w:bookmarkEnd w:id="95"/>
       <w:r>
         <w:rPr>
           <w:b/>
@@ -22602,27 +22048,7 @@
                 <w:szCs w:val="24"/>
                 <w:highlight w:val="white"/>
               </w:rPr>
-              <w:t>/</w:t>
-            </w:r>
-            <w:proofErr w:type="spellStart"/>
-            <w:r>
-              <w:rPr>
-                <w:rFonts w:ascii="Times New Roman" w:eastAsia="Times New Roman" w:hAnsi="Times New Roman" w:cs="Times New Roman"/>
-                <w:sz w:val="24"/>
-                <w:szCs w:val="24"/>
-                <w:highlight w:val="white"/>
-              </w:rPr>
-              <w:t>api</w:t>
-            </w:r>
-            <w:proofErr w:type="spellEnd"/>
-            <w:r>
-              <w:rPr>
-                <w:rFonts w:ascii="Times New Roman" w:eastAsia="Times New Roman" w:hAnsi="Times New Roman" w:cs="Times New Roman"/>
-                <w:sz w:val="24"/>
-                <w:szCs w:val="24"/>
-                <w:highlight w:val="white"/>
-              </w:rPr>
-              <w:t>/orders</w:t>
+              <w:t>/api/orders</w:t>
             </w:r>
           </w:p>
         </w:tc>
@@ -22746,27 +22172,7 @@
                 <w:szCs w:val="24"/>
                 <w:highlight w:val="white"/>
               </w:rPr>
-              <w:t>/</w:t>
-            </w:r>
-            <w:proofErr w:type="spellStart"/>
-            <w:r>
-              <w:rPr>
-                <w:rFonts w:ascii="Times New Roman" w:eastAsia="Times New Roman" w:hAnsi="Times New Roman" w:cs="Times New Roman"/>
-                <w:sz w:val="24"/>
-                <w:szCs w:val="24"/>
-                <w:highlight w:val="white"/>
-              </w:rPr>
-              <w:t>api</w:t>
-            </w:r>
-            <w:proofErr w:type="spellEnd"/>
-            <w:r>
-              <w:rPr>
-                <w:rFonts w:ascii="Times New Roman" w:eastAsia="Times New Roman" w:hAnsi="Times New Roman" w:cs="Times New Roman"/>
-                <w:sz w:val="24"/>
-                <w:szCs w:val="24"/>
-                <w:highlight w:val="white"/>
-              </w:rPr>
-              <w:t>/orders/provider</w:t>
+              <w:t>/api/orders/provider</w:t>
             </w:r>
           </w:p>
         </w:tc>
@@ -22882,27 +22288,7 @@
                 <w:szCs w:val="24"/>
                 <w:highlight w:val="white"/>
               </w:rPr>
-              <w:t>/</w:t>
-            </w:r>
-            <w:proofErr w:type="spellStart"/>
-            <w:r>
-              <w:rPr>
-                <w:rFonts w:ascii="Times New Roman" w:eastAsia="Times New Roman" w:hAnsi="Times New Roman" w:cs="Times New Roman"/>
-                <w:sz w:val="24"/>
-                <w:szCs w:val="24"/>
-                <w:highlight w:val="white"/>
-              </w:rPr>
-              <w:t>api</w:t>
-            </w:r>
-            <w:proofErr w:type="spellEnd"/>
-            <w:r>
-              <w:rPr>
-                <w:rFonts w:ascii="Times New Roman" w:eastAsia="Times New Roman" w:hAnsi="Times New Roman" w:cs="Times New Roman"/>
-                <w:sz w:val="24"/>
-                <w:szCs w:val="24"/>
-                <w:highlight w:val="white"/>
-              </w:rPr>
-              <w:t>/orders/{id}</w:t>
+              <w:t>/api/orders/{id}</w:t>
             </w:r>
           </w:p>
         </w:tc>
@@ -23035,27 +22421,7 @@
                 <w:szCs w:val="24"/>
                 <w:highlight w:val="white"/>
               </w:rPr>
-              <w:t>/</w:t>
-            </w:r>
-            <w:proofErr w:type="spellStart"/>
-            <w:r>
-              <w:rPr>
-                <w:rFonts w:ascii="Times New Roman" w:eastAsia="Times New Roman" w:hAnsi="Times New Roman" w:cs="Times New Roman"/>
-                <w:sz w:val="24"/>
-                <w:szCs w:val="24"/>
-                <w:highlight w:val="white"/>
-              </w:rPr>
-              <w:t>api</w:t>
-            </w:r>
-            <w:proofErr w:type="spellEnd"/>
-            <w:r>
-              <w:rPr>
-                <w:rFonts w:ascii="Times New Roman" w:eastAsia="Times New Roman" w:hAnsi="Times New Roman" w:cs="Times New Roman"/>
-                <w:sz w:val="24"/>
-                <w:szCs w:val="24"/>
-                <w:highlight w:val="white"/>
-              </w:rPr>
-              <w:t>/orders</w:t>
+              <w:t>/api/orders</w:t>
             </w:r>
           </w:p>
         </w:tc>
@@ -23179,27 +22545,7 @@
                 <w:szCs w:val="24"/>
                 <w:highlight w:val="white"/>
               </w:rPr>
-              <w:t>/</w:t>
-            </w:r>
-            <w:proofErr w:type="spellStart"/>
-            <w:r>
-              <w:rPr>
-                <w:rFonts w:ascii="Times New Roman" w:eastAsia="Times New Roman" w:hAnsi="Times New Roman" w:cs="Times New Roman"/>
-                <w:sz w:val="24"/>
-                <w:szCs w:val="24"/>
-                <w:highlight w:val="white"/>
-              </w:rPr>
-              <w:t>api</w:t>
-            </w:r>
-            <w:proofErr w:type="spellEnd"/>
-            <w:r>
-              <w:rPr>
-                <w:rFonts w:ascii="Times New Roman" w:eastAsia="Times New Roman" w:hAnsi="Times New Roman" w:cs="Times New Roman"/>
-                <w:sz w:val="24"/>
-                <w:szCs w:val="24"/>
-                <w:highlight w:val="white"/>
-              </w:rPr>
-              <w:t>/orders/{id}/status</w:t>
+              <w:t>/api/orders/{id}/status</w:t>
             </w:r>
           </w:p>
         </w:tc>
@@ -23323,27 +22669,7 @@
                 <w:szCs w:val="24"/>
                 <w:highlight w:val="white"/>
               </w:rPr>
-              <w:t>/</w:t>
-            </w:r>
-            <w:proofErr w:type="spellStart"/>
-            <w:r>
-              <w:rPr>
-                <w:rFonts w:ascii="Times New Roman" w:eastAsia="Times New Roman" w:hAnsi="Times New Roman" w:cs="Times New Roman"/>
-                <w:sz w:val="24"/>
-                <w:szCs w:val="24"/>
-                <w:highlight w:val="white"/>
-              </w:rPr>
-              <w:t>api</w:t>
-            </w:r>
-            <w:proofErr w:type="spellEnd"/>
-            <w:r>
-              <w:rPr>
-                <w:rFonts w:ascii="Times New Roman" w:eastAsia="Times New Roman" w:hAnsi="Times New Roman" w:cs="Times New Roman"/>
-                <w:sz w:val="24"/>
-                <w:szCs w:val="24"/>
-                <w:highlight w:val="white"/>
-              </w:rPr>
-              <w:t>/orders/{id}/complete</w:t>
+              <w:t>/api/orders/{id}/complete</w:t>
             </w:r>
           </w:p>
         </w:tc>
@@ -23459,27 +22785,7 @@
                 <w:szCs w:val="24"/>
                 <w:highlight w:val="white"/>
               </w:rPr>
-              <w:t>/</w:t>
-            </w:r>
-            <w:proofErr w:type="spellStart"/>
-            <w:r>
-              <w:rPr>
-                <w:rFonts w:ascii="Times New Roman" w:eastAsia="Times New Roman" w:hAnsi="Times New Roman" w:cs="Times New Roman"/>
-                <w:sz w:val="24"/>
-                <w:szCs w:val="24"/>
-                <w:highlight w:val="white"/>
-              </w:rPr>
-              <w:t>api</w:t>
-            </w:r>
-            <w:proofErr w:type="spellEnd"/>
-            <w:r>
-              <w:rPr>
-                <w:rFonts w:ascii="Times New Roman" w:eastAsia="Times New Roman" w:hAnsi="Times New Roman" w:cs="Times New Roman"/>
-                <w:sz w:val="24"/>
-                <w:szCs w:val="24"/>
-                <w:highlight w:val="white"/>
-              </w:rPr>
-              <w:t>/orders/{id}/cancel</w:t>
+              <w:t>/api/orders/{id}/cancel</w:t>
             </w:r>
           </w:p>
         </w:tc>
@@ -23535,8 +22841,8 @@
       <w:pPr>
         <w:pStyle w:val="Heading3"/>
       </w:pPr>
-      <w:bookmarkStart w:id="97" w:name="_4wiux4foyv7z" w:colFirst="0" w:colLast="0"/>
-      <w:bookmarkEnd w:id="97"/>
+      <w:bookmarkStart w:id="96" w:name="_4wiux4foyv7z" w:colFirst="0" w:colLast="0"/>
+      <w:bookmarkEnd w:id="96"/>
       <w:r>
         <w:rPr>
           <w:b/>
@@ -23759,25 +23065,7 @@
                 <w:sz w:val="24"/>
                 <w:szCs w:val="24"/>
               </w:rPr>
-              <w:t>/</w:t>
-            </w:r>
-            <w:proofErr w:type="spellStart"/>
-            <w:r>
-              <w:rPr>
-                <w:rFonts w:ascii="Times New Roman" w:eastAsia="Times New Roman" w:hAnsi="Times New Roman" w:cs="Times New Roman"/>
-                <w:sz w:val="24"/>
-                <w:szCs w:val="24"/>
-              </w:rPr>
-              <w:t>api</w:t>
-            </w:r>
-            <w:proofErr w:type="spellEnd"/>
-            <w:r>
-              <w:rPr>
-                <w:rFonts w:ascii="Times New Roman" w:eastAsia="Times New Roman" w:hAnsi="Times New Roman" w:cs="Times New Roman"/>
-                <w:sz w:val="24"/>
-                <w:szCs w:val="24"/>
-              </w:rPr>
-              <w:t>/orders/{id}/reviews</w:t>
+              <w:t>/api/orders/{id}/reviews</w:t>
             </w:r>
           </w:p>
         </w:tc>
@@ -23890,25 +23178,7 @@
                 <w:sz w:val="24"/>
                 <w:szCs w:val="24"/>
               </w:rPr>
-              <w:t>/</w:t>
-            </w:r>
-            <w:proofErr w:type="spellStart"/>
-            <w:r>
-              <w:rPr>
-                <w:rFonts w:ascii="Times New Roman" w:eastAsia="Times New Roman" w:hAnsi="Times New Roman" w:cs="Times New Roman"/>
-                <w:sz w:val="24"/>
-                <w:szCs w:val="24"/>
-              </w:rPr>
-              <w:t>api</w:t>
-            </w:r>
-            <w:proofErr w:type="spellEnd"/>
-            <w:r>
-              <w:rPr>
-                <w:rFonts w:ascii="Times New Roman" w:eastAsia="Times New Roman" w:hAnsi="Times New Roman" w:cs="Times New Roman"/>
-                <w:sz w:val="24"/>
-                <w:szCs w:val="24"/>
-              </w:rPr>
-              <w:t>/orders/{id}/reviews</w:t>
+              <w:t>/api/orders/{id}/reviews</w:t>
             </w:r>
           </w:p>
         </w:tc>
@@ -24021,25 +23291,7 @@
                 <w:sz w:val="24"/>
                 <w:szCs w:val="24"/>
               </w:rPr>
-              <w:t>/</w:t>
-            </w:r>
-            <w:proofErr w:type="spellStart"/>
-            <w:r>
-              <w:rPr>
-                <w:rFonts w:ascii="Times New Roman" w:eastAsia="Times New Roman" w:hAnsi="Times New Roman" w:cs="Times New Roman"/>
-                <w:sz w:val="24"/>
-                <w:szCs w:val="24"/>
-              </w:rPr>
-              <w:t>api</w:t>
-            </w:r>
-            <w:proofErr w:type="spellEnd"/>
-            <w:r>
-              <w:rPr>
-                <w:rFonts w:ascii="Times New Roman" w:eastAsia="Times New Roman" w:hAnsi="Times New Roman" w:cs="Times New Roman"/>
-                <w:sz w:val="24"/>
-                <w:szCs w:val="24"/>
-              </w:rPr>
-              <w:t>/notifications</w:t>
+              <w:t>/api/notifications</w:t>
             </w:r>
           </w:p>
         </w:tc>
@@ -24152,25 +23404,7 @@
                 <w:sz w:val="24"/>
                 <w:szCs w:val="24"/>
               </w:rPr>
-              <w:t>/</w:t>
-            </w:r>
-            <w:proofErr w:type="spellStart"/>
-            <w:r>
-              <w:rPr>
-                <w:rFonts w:ascii="Times New Roman" w:eastAsia="Times New Roman" w:hAnsi="Times New Roman" w:cs="Times New Roman"/>
-                <w:sz w:val="24"/>
-                <w:szCs w:val="24"/>
-              </w:rPr>
-              <w:t>api</w:t>
-            </w:r>
-            <w:proofErr w:type="spellEnd"/>
-            <w:r>
-              <w:rPr>
-                <w:rFonts w:ascii="Times New Roman" w:eastAsia="Times New Roman" w:hAnsi="Times New Roman" w:cs="Times New Roman"/>
-                <w:sz w:val="24"/>
-                <w:szCs w:val="24"/>
-              </w:rPr>
-              <w:t>/notifications/unread</w:t>
+              <w:t>/api/notifications/unread</w:t>
             </w:r>
           </w:p>
         </w:tc>
@@ -24283,25 +23517,7 @@
                 <w:sz w:val="24"/>
                 <w:szCs w:val="24"/>
               </w:rPr>
-              <w:t>/</w:t>
-            </w:r>
-            <w:proofErr w:type="spellStart"/>
-            <w:r>
-              <w:rPr>
-                <w:rFonts w:ascii="Times New Roman" w:eastAsia="Times New Roman" w:hAnsi="Times New Roman" w:cs="Times New Roman"/>
-                <w:sz w:val="24"/>
-                <w:szCs w:val="24"/>
-              </w:rPr>
-              <w:t>api</w:t>
-            </w:r>
-            <w:proofErr w:type="spellEnd"/>
-            <w:r>
-              <w:rPr>
-                <w:rFonts w:ascii="Times New Roman" w:eastAsia="Times New Roman" w:hAnsi="Times New Roman" w:cs="Times New Roman"/>
-                <w:sz w:val="24"/>
-                <w:szCs w:val="24"/>
-              </w:rPr>
-              <w:t>/notifications/{id}/read</w:t>
+              <w:t>/api/notifications/{id}/read</w:t>
             </w:r>
           </w:p>
         </w:tc>
@@ -24415,25 +23631,7 @@
                 <w:sz w:val="24"/>
                 <w:szCs w:val="24"/>
               </w:rPr>
-              <w:t>/</w:t>
-            </w:r>
-            <w:proofErr w:type="spellStart"/>
-            <w:r>
-              <w:rPr>
-                <w:rFonts w:ascii="Times New Roman" w:eastAsia="Times New Roman" w:hAnsi="Times New Roman" w:cs="Times New Roman"/>
-                <w:sz w:val="24"/>
-                <w:szCs w:val="24"/>
-              </w:rPr>
-              <w:t>api</w:t>
-            </w:r>
-            <w:proofErr w:type="spellEnd"/>
-            <w:r>
-              <w:rPr>
-                <w:rFonts w:ascii="Times New Roman" w:eastAsia="Times New Roman" w:hAnsi="Times New Roman" w:cs="Times New Roman"/>
-                <w:sz w:val="24"/>
-                <w:szCs w:val="24"/>
-              </w:rPr>
-              <w:t>/notifications/read-all</w:t>
+              <w:t>/api/notifications/read-all</w:t>
             </w:r>
           </w:p>
         </w:tc>
@@ -24479,8 +23677,8 @@
       <w:pPr>
         <w:pStyle w:val="Heading3"/>
       </w:pPr>
-      <w:bookmarkStart w:id="98" w:name="_hk1mdp46eqbw" w:colFirst="0" w:colLast="0"/>
-      <w:bookmarkEnd w:id="98"/>
+      <w:bookmarkStart w:id="97" w:name="_hk1mdp46eqbw" w:colFirst="0" w:colLast="0"/>
+      <w:bookmarkEnd w:id="97"/>
       <w:r>
         <w:rPr>
           <w:b/>
@@ -24713,27 +23911,7 @@
                 <w:szCs w:val="24"/>
                 <w:highlight w:val="white"/>
               </w:rPr>
-              <w:t>/</w:t>
-            </w:r>
-            <w:proofErr w:type="spellStart"/>
-            <w:r>
-              <w:rPr>
-                <w:rFonts w:ascii="Times New Roman" w:eastAsia="Times New Roman" w:hAnsi="Times New Roman" w:cs="Times New Roman"/>
-                <w:sz w:val="24"/>
-                <w:szCs w:val="24"/>
-                <w:highlight w:val="white"/>
-              </w:rPr>
-              <w:t>api</w:t>
-            </w:r>
-            <w:proofErr w:type="spellEnd"/>
-            <w:r>
-              <w:rPr>
-                <w:rFonts w:ascii="Times New Roman" w:eastAsia="Times New Roman" w:hAnsi="Times New Roman" w:cs="Times New Roman"/>
-                <w:sz w:val="24"/>
-                <w:szCs w:val="24"/>
-                <w:highlight w:val="white"/>
-              </w:rPr>
-              <w:t>/admin/orders</w:t>
+              <w:t>/api/admin/orders</w:t>
             </w:r>
           </w:p>
         </w:tc>
@@ -24860,27 +24038,7 @@
                 <w:szCs w:val="24"/>
                 <w:highlight w:val="white"/>
               </w:rPr>
-              <w:t>/</w:t>
-            </w:r>
-            <w:proofErr w:type="spellStart"/>
-            <w:r>
-              <w:rPr>
-                <w:rFonts w:ascii="Times New Roman" w:eastAsia="Times New Roman" w:hAnsi="Times New Roman" w:cs="Times New Roman"/>
-                <w:sz w:val="24"/>
-                <w:szCs w:val="24"/>
-                <w:highlight w:val="white"/>
-              </w:rPr>
-              <w:t>api</w:t>
-            </w:r>
-            <w:proofErr w:type="spellEnd"/>
-            <w:r>
-              <w:rPr>
-                <w:rFonts w:ascii="Times New Roman" w:eastAsia="Times New Roman" w:hAnsi="Times New Roman" w:cs="Times New Roman"/>
-                <w:sz w:val="24"/>
-                <w:szCs w:val="24"/>
-                <w:highlight w:val="white"/>
-              </w:rPr>
-              <w:t>/admin/orders/{id}/tracking</w:t>
+              <w:t>/api/admin/orders/{id}/tracking</w:t>
             </w:r>
           </w:p>
         </w:tc>
@@ -24951,33 +24109,15 @@
           <w:sz w:val="24"/>
           <w:szCs w:val="24"/>
         </w:rPr>
-        <w:t xml:space="preserve">The following endpoints come from the API contract that is documented. Any extra endpoints and exact DTOs need to be checked on the back-end controller source code or </w:t>
-      </w:r>
-      <w:proofErr w:type="spellStart"/>
-      <w:r>
-        <w:rPr>
-          <w:rFonts w:ascii="Times New Roman" w:eastAsia="Times New Roman" w:hAnsi="Times New Roman" w:cs="Times New Roman"/>
-          <w:sz w:val="24"/>
-          <w:szCs w:val="24"/>
-        </w:rPr>
-        <w:t>OpenAPI</w:t>
-      </w:r>
-      <w:proofErr w:type="spellEnd"/>
-      <w:r>
-        <w:rPr>
-          <w:rFonts w:ascii="Times New Roman" w:eastAsia="Times New Roman" w:hAnsi="Times New Roman" w:cs="Times New Roman"/>
-          <w:sz w:val="24"/>
-          <w:szCs w:val="24"/>
-        </w:rPr>
-        <w:t xml:space="preserve"> document. </w:t>
+        <w:t xml:space="preserve">The following endpoints come from the API contract that is documented. Any extra endpoints and exact DTOs need to be checked on the back-end controller source code or OpenAPI document. </w:t>
       </w:r>
     </w:p>
     <w:p>
       <w:pPr>
         <w:pStyle w:val="Heading2"/>
       </w:pPr>
-      <w:bookmarkStart w:id="99" w:name="_2wi3wad729s9" w:colFirst="0" w:colLast="0"/>
-      <w:bookmarkEnd w:id="99"/>
+      <w:bookmarkStart w:id="98" w:name="_2wi3wad729s9" w:colFirst="0" w:colLast="0"/>
+      <w:bookmarkEnd w:id="98"/>
       <w:r>
         <w:rPr>
           <w:b/>
@@ -25813,8 +24953,8 @@
       <w:pPr>
         <w:pStyle w:val="Heading2"/>
       </w:pPr>
-      <w:bookmarkStart w:id="100" w:name="_sml5z4xhssa9" w:colFirst="0" w:colLast="0"/>
-      <w:bookmarkEnd w:id="100"/>
+      <w:bookmarkStart w:id="99" w:name="_sml5z4xhssa9" w:colFirst="0" w:colLast="0"/>
+      <w:bookmarkEnd w:id="99"/>
       <w:r>
         <w:rPr>
           <w:b/>
@@ -25822,27 +24962,7 @@
           <w:sz w:val="26"/>
           <w:szCs w:val="26"/>
         </w:rPr>
-        <w:t xml:space="preserve">3.12 Challenges </w:t>
-      </w:r>
-      <w:proofErr w:type="gramStart"/>
-      <w:r>
-        <w:rPr>
-          <w:b/>
-          <w:bCs/>
-          <w:sz w:val="26"/>
-          <w:szCs w:val="26"/>
-        </w:rPr>
-        <w:t>During</w:t>
-      </w:r>
-      <w:proofErr w:type="gramEnd"/>
-      <w:r>
-        <w:rPr>
-          <w:b/>
-          <w:bCs/>
-          <w:sz w:val="26"/>
-          <w:szCs w:val="26"/>
-        </w:rPr>
-        <w:t xml:space="preserve"> Implementation</w:t>
+        <w:t>3.12 Challenges During Implementation</w:t>
       </w:r>
     </w:p>
     <w:p>
@@ -25855,8 +24975,8 @@
           <w:highlight w:val="white"/>
         </w:rPr>
       </w:pPr>
-      <w:bookmarkStart w:id="101" w:name="_7fg5as81i1zk" w:colFirst="0" w:colLast="0"/>
-      <w:bookmarkEnd w:id="101"/>
+      <w:bookmarkStart w:id="100" w:name="_7fg5as81i1zk" w:colFirst="0" w:colLast="0"/>
+      <w:bookmarkEnd w:id="100"/>
       <w:r>
         <w:rPr>
           <w:b/>
@@ -25902,33 +25022,15 @@
           <w:sz w:val="24"/>
           <w:szCs w:val="24"/>
         </w:rPr>
-        <w:t xml:space="preserve">Endpoints, DTO shapes, and the names of fields and </w:t>
-      </w:r>
-      <w:proofErr w:type="spellStart"/>
-      <w:r>
-        <w:rPr>
-          <w:rFonts w:ascii="Times New Roman" w:eastAsia="Times New Roman" w:hAnsi="Times New Roman" w:cs="Times New Roman"/>
-          <w:sz w:val="24"/>
-          <w:szCs w:val="24"/>
-        </w:rPr>
-        <w:t>enums</w:t>
-      </w:r>
-      <w:proofErr w:type="spellEnd"/>
-      <w:r>
-        <w:rPr>
-          <w:rFonts w:ascii="Times New Roman" w:eastAsia="Times New Roman" w:hAnsi="Times New Roman" w:cs="Times New Roman"/>
-          <w:sz w:val="24"/>
-          <w:szCs w:val="24"/>
-        </w:rPr>
-        <w:t xml:space="preserve"> must be consistent between the frontend and backend. The difference between the role strings found in the front-end and the numeric role string found in the back-end should be resolved in the API boundary point.</w:t>
+        <w:t>Endpoints, DTO shapes, and the names of fields and enums must be consistent between the frontend and backend. The difference between the role strings found in the front-end and the numeric role string found in the back-end should be resolved in the API boundary point.</w:t>
       </w:r>
     </w:p>
     <w:p>
       <w:pPr>
         <w:pStyle w:val="Heading3"/>
       </w:pPr>
-      <w:bookmarkStart w:id="102" w:name="_i87porazp38" w:colFirst="0" w:colLast="0"/>
-      <w:bookmarkEnd w:id="102"/>
+      <w:bookmarkStart w:id="101" w:name="_i87porazp38" w:colFirst="0" w:colLast="0"/>
+      <w:bookmarkEnd w:id="101"/>
       <w:r>
         <w:rPr>
           <w:b/>
@@ -25968,8 +25070,8 @@
           <w:highlight w:val="white"/>
         </w:rPr>
       </w:pPr>
-      <w:bookmarkStart w:id="103" w:name="_x86y24df3xtl" w:colFirst="0" w:colLast="0"/>
-      <w:bookmarkEnd w:id="103"/>
+      <w:bookmarkStart w:id="102" w:name="_x86y24df3xtl" w:colFirst="0" w:colLast="0"/>
+      <w:bookmarkEnd w:id="102"/>
       <w:r>
         <w:rPr>
           <w:b/>
@@ -26003,8 +25105,8 @@
       <w:pPr>
         <w:pStyle w:val="Heading3"/>
       </w:pPr>
-      <w:bookmarkStart w:id="104" w:name="_3ne1138ksa6v" w:colFirst="0" w:colLast="0"/>
-      <w:bookmarkEnd w:id="104"/>
+      <w:bookmarkStart w:id="103" w:name="_3ne1138ksa6v" w:colFirst="0" w:colLast="0"/>
+      <w:bookmarkEnd w:id="103"/>
       <w:r>
         <w:rPr>
           <w:b/>
@@ -26044,8 +25146,8 @@
           <w:highlight w:val="white"/>
         </w:rPr>
       </w:pPr>
-      <w:bookmarkStart w:id="105" w:name="_rti04bommbs4" w:colFirst="0" w:colLast="0"/>
-      <w:bookmarkEnd w:id="105"/>
+      <w:bookmarkStart w:id="104" w:name="_rti04bommbs4" w:colFirst="0" w:colLast="0"/>
+      <w:bookmarkEnd w:id="104"/>
       <w:r>
         <w:rPr>
           <w:b/>
@@ -26062,8 +25164,8 @@
       <w:pPr>
         <w:pStyle w:val="Heading3"/>
       </w:pPr>
-      <w:bookmarkStart w:id="106" w:name="_28ltx92itvro" w:colFirst="0" w:colLast="0"/>
-      <w:bookmarkEnd w:id="106"/>
+      <w:bookmarkStart w:id="105" w:name="_28ltx92itvro" w:colFirst="0" w:colLast="0"/>
+      <w:bookmarkEnd w:id="105"/>
       <w:r>
         <w:rPr>
           <w:b/>
@@ -26084,23 +25186,13 @@
           <w:szCs w:val="24"/>
         </w:rPr>
       </w:pPr>
-      <w:proofErr w:type="spellStart"/>
-      <w:r>
-        <w:rPr>
-          <w:rFonts w:ascii="Times New Roman" w:eastAsia="Times New Roman" w:hAnsi="Times New Roman" w:cs="Times New Roman"/>
-          <w:sz w:val="24"/>
-          <w:szCs w:val="24"/>
-        </w:rPr>
-        <w:t>ShebaHub</w:t>
-      </w:r>
-      <w:proofErr w:type="spellEnd"/>
-      <w:r>
-        <w:rPr>
-          <w:rFonts w:ascii="Times New Roman" w:eastAsia="Times New Roman" w:hAnsi="Times New Roman" w:cs="Times New Roman"/>
-          <w:sz w:val="24"/>
-          <w:szCs w:val="24"/>
-        </w:rPr>
-        <w:t xml:space="preserve"> can enhance service delivery and provide opportunities to have the right kind of people and providers. It can enable customers to locate an adequate individual and for providers to access potential customers via a central system.</w:t>
+      <w:r>
+        <w:rPr>
+          <w:rFonts w:ascii="Times New Roman" w:eastAsia="Times New Roman" w:hAnsi="Times New Roman" w:cs="Times New Roman"/>
+          <w:sz w:val="24"/>
+          <w:szCs w:val="24"/>
+        </w:rPr>
+        <w:t>ShebaHub can enhance service delivery and provide opportunities to have the right kind of people and providers. It can enable customers to locate an adequate individual and for providers to access potential customers via a central system.</w:t>
       </w:r>
     </w:p>
     <w:p>
@@ -26313,8 +25405,8 @@
       <w:pPr>
         <w:pStyle w:val="Heading3"/>
       </w:pPr>
-      <w:bookmarkStart w:id="107" w:name="_6y36jnrfrnzb" w:colFirst="0" w:colLast="0"/>
-      <w:bookmarkEnd w:id="107"/>
+      <w:bookmarkStart w:id="106" w:name="_6y36jnrfrnzb" w:colFirst="0" w:colLast="0"/>
+      <w:bookmarkEnd w:id="106"/>
       <w:r>
         <w:rPr>
           <w:b/>
@@ -26556,8 +25648,8 @@
           <w:highlight w:val="white"/>
         </w:rPr>
       </w:pPr>
-      <w:bookmarkStart w:id="108" w:name="_3u784iz7nvzr" w:colFirst="0" w:colLast="0"/>
-      <w:bookmarkEnd w:id="108"/>
+      <w:bookmarkStart w:id="107" w:name="_3u784iz7nvzr" w:colFirst="0" w:colLast="0"/>
+      <w:bookmarkEnd w:id="107"/>
       <w:r>
         <w:rPr>
           <w:b/>
@@ -26574,8 +25666,8 @@
       <w:pPr>
         <w:pStyle w:val="Heading2"/>
       </w:pPr>
-      <w:bookmarkStart w:id="109" w:name="_8ub2e0iygzwj" w:colFirst="0" w:colLast="0"/>
-      <w:bookmarkEnd w:id="109"/>
+      <w:bookmarkStart w:id="108" w:name="_8ub2e0iygzwj" w:colFirst="0" w:colLast="0"/>
+      <w:bookmarkEnd w:id="108"/>
       <w:r>
         <w:rPr>
           <w:b/>
@@ -26801,79 +25893,7 @@
           <w:sz w:val="24"/>
           <w:szCs w:val="24"/>
         </w:rPr>
-        <w:t xml:space="preserve">The provided testing artifacts consist of test fixtures, builders, mocks, helpers and test dependencies like </w:t>
-      </w:r>
-      <w:proofErr w:type="spellStart"/>
-      <w:r>
-        <w:rPr>
-          <w:rFonts w:ascii="Times New Roman" w:eastAsia="Times New Roman" w:hAnsi="Times New Roman" w:cs="Times New Roman"/>
-          <w:sz w:val="24"/>
-          <w:szCs w:val="24"/>
-        </w:rPr>
-        <w:t>xUnit</w:t>
-      </w:r>
-      <w:proofErr w:type="spellEnd"/>
-      <w:r>
-        <w:rPr>
-          <w:rFonts w:ascii="Times New Roman" w:eastAsia="Times New Roman" w:hAnsi="Times New Roman" w:cs="Times New Roman"/>
-          <w:sz w:val="24"/>
-          <w:szCs w:val="24"/>
-        </w:rPr>
-        <w:t xml:space="preserve">, </w:t>
-      </w:r>
-      <w:proofErr w:type="spellStart"/>
-      <w:r>
-        <w:rPr>
-          <w:rFonts w:ascii="Times New Roman" w:eastAsia="Times New Roman" w:hAnsi="Times New Roman" w:cs="Times New Roman"/>
-          <w:sz w:val="24"/>
-          <w:szCs w:val="24"/>
-        </w:rPr>
-        <w:t>Moq</w:t>
-      </w:r>
-      <w:proofErr w:type="spellEnd"/>
-      <w:r>
-        <w:rPr>
-          <w:rFonts w:ascii="Times New Roman" w:eastAsia="Times New Roman" w:hAnsi="Times New Roman" w:cs="Times New Roman"/>
-          <w:sz w:val="24"/>
-          <w:szCs w:val="24"/>
-        </w:rPr>
-        <w:t xml:space="preserve">, </w:t>
-      </w:r>
-      <w:proofErr w:type="spellStart"/>
-      <w:r>
-        <w:rPr>
-          <w:rFonts w:ascii="Times New Roman" w:eastAsia="Times New Roman" w:hAnsi="Times New Roman" w:cs="Times New Roman"/>
-          <w:sz w:val="24"/>
-          <w:szCs w:val="24"/>
-        </w:rPr>
-        <w:t>AutoFixture</w:t>
-      </w:r>
-      <w:proofErr w:type="spellEnd"/>
-      <w:r>
-        <w:rPr>
-          <w:rFonts w:ascii="Times New Roman" w:eastAsia="Times New Roman" w:hAnsi="Times New Roman" w:cs="Times New Roman"/>
-          <w:sz w:val="24"/>
-          <w:szCs w:val="24"/>
-        </w:rPr>
-        <w:t xml:space="preserve">, </w:t>
-      </w:r>
-      <w:proofErr w:type="spellStart"/>
-      <w:r>
-        <w:rPr>
-          <w:rFonts w:ascii="Times New Roman" w:eastAsia="Times New Roman" w:hAnsi="Times New Roman" w:cs="Times New Roman"/>
-          <w:sz w:val="24"/>
-          <w:szCs w:val="24"/>
-        </w:rPr>
-        <w:t>FluentAssertions</w:t>
-      </w:r>
-      <w:proofErr w:type="spellEnd"/>
-      <w:r>
-        <w:rPr>
-          <w:rFonts w:ascii="Times New Roman" w:eastAsia="Times New Roman" w:hAnsi="Times New Roman" w:cs="Times New Roman"/>
-          <w:sz w:val="24"/>
-          <w:szCs w:val="24"/>
-        </w:rPr>
-        <w:t xml:space="preserve"> and Microsoft. </w:t>
+        <w:t xml:space="preserve">The provided testing artifacts consist of test fixtures, builders, mocks, helpers and test dependencies like xUnit, Moq, AutoFixture, FluentAssertions and Microsoft. </w:t>
       </w:r>
     </w:p>
     <w:p>
@@ -26886,8 +25906,8 @@
           <w:highlight w:val="white"/>
         </w:rPr>
       </w:pPr>
-      <w:bookmarkStart w:id="110" w:name="_5cbx2h9gj3ch" w:colFirst="0" w:colLast="0"/>
-      <w:bookmarkEnd w:id="110"/>
+      <w:bookmarkStart w:id="109" w:name="_5cbx2h9gj3ch" w:colFirst="0" w:colLast="0"/>
+      <w:bookmarkEnd w:id="109"/>
       <w:r>
         <w:rPr>
           <w:b/>
@@ -27145,8 +26165,8 @@
       <w:pPr>
         <w:pStyle w:val="Heading3"/>
       </w:pPr>
-      <w:bookmarkStart w:id="111" w:name="_jskacf6novvt" w:colFirst="0" w:colLast="0"/>
-      <w:bookmarkEnd w:id="111"/>
+      <w:bookmarkStart w:id="110" w:name="_jskacf6novvt" w:colFirst="0" w:colLast="0"/>
+      <w:bookmarkEnd w:id="110"/>
       <w:r>
         <w:rPr>
           <w:b/>
@@ -29874,8 +28894,8 @@
       <w:pPr>
         <w:pStyle w:val="Heading3"/>
       </w:pPr>
-      <w:bookmarkStart w:id="112" w:name="_eds81ilg8fgj" w:colFirst="0" w:colLast="0"/>
-      <w:bookmarkEnd w:id="112"/>
+      <w:bookmarkStart w:id="111" w:name="_eds81ilg8fgj" w:colFirst="0" w:colLast="0"/>
+      <w:bookmarkEnd w:id="111"/>
       <w:r>
         <w:rPr>
           <w:b/>
@@ -30142,6 +29162,116 @@
           <w:szCs w:val="24"/>
         </w:rPr>
       </w:pPr>
+      <w:r>
+        <w:rPr>
+          <w:rFonts w:ascii="Times New Roman" w:eastAsia="Times New Roman" w:hAnsi="Times New Roman" w:cs="Times New Roman"/>
+          <w:noProof/>
+          <w:sz w:val="24"/>
+          <w:szCs w:val="24"/>
+          <w:lang w:val="en-US"/>
+        </w:rPr>
+        <mc:AlternateContent>
+          <mc:Choice Requires="wps">
+            <w:drawing>
+              <wp:anchor distT="0" distB="0" distL="114300" distR="114300" simplePos="0" relativeHeight="251669504" behindDoc="0" locked="0" layoutInCell="1" allowOverlap="1" wp14:anchorId="09753B96" wp14:editId="644A2D17">
+                <wp:simplePos x="0" y="0"/>
+                <wp:positionH relativeFrom="margin">
+                  <wp:align>right</wp:align>
+                </wp:positionH>
+                <wp:positionV relativeFrom="paragraph">
+                  <wp:posOffset>1485900</wp:posOffset>
+                </wp:positionV>
+                <wp:extent cx="3209925" cy="1000125"/>
+                <wp:effectExtent l="57150" t="38100" r="85725" b="104775"/>
+                <wp:wrapNone/>
+                <wp:docPr id="1608904200" name="Rectangle 1608904200"/>
+                <wp:cNvGraphicFramePr/>
+                <a:graphic xmlns:a="http://schemas.openxmlformats.org/drawingml/2006/main">
+                  <a:graphicData uri="http://schemas.microsoft.com/office/word/2010/wordprocessingShape">
+                    <wps:wsp>
+                      <wps:cNvSpPr/>
+                      <wps:spPr>
+                        <a:xfrm>
+                          <a:off x="0" y="0"/>
+                          <a:ext cx="3209925" cy="1000125"/>
+                        </a:xfrm>
+                        <a:prstGeom prst="rect">
+                          <a:avLst/>
+                        </a:prstGeom>
+                      </wps:spPr>
+                      <wps:style>
+                        <a:lnRef idx="1">
+                          <a:schemeClr val="accent2"/>
+                        </a:lnRef>
+                        <a:fillRef idx="2">
+                          <a:schemeClr val="accent2"/>
+                        </a:fillRef>
+                        <a:effectRef idx="1">
+                          <a:schemeClr val="accent2"/>
+                        </a:effectRef>
+                        <a:fontRef idx="minor">
+                          <a:schemeClr val="dk1"/>
+                        </a:fontRef>
+                      </wps:style>
+                      <wps:txbx>
+                        <w:txbxContent>
+                          <w:p>
+                            <w:pPr>
+                              <w:jc w:val="center"/>
+                              <w:rPr>
+                                <w:lang w:val="en-US"/>
+                              </w:rPr>
+                            </w:pPr>
+                            <w:r>
+                              <w:rPr>
+                                <w:lang w:val="en-US"/>
+                              </w:rPr>
+                              <w:t>Where did you get these information?</w:t>
+                            </w:r>
+                          </w:p>
+                        </w:txbxContent>
+                      </wps:txbx>
+                      <wps:bodyPr rot="0" spcFirstLastPara="0" vertOverflow="overflow" horzOverflow="overflow" vert="horz" wrap="square" lIns="91440" tIns="45720" rIns="91440" bIns="45720" numCol="1" spcCol="0" rtlCol="0" fromWordArt="0" anchor="ctr" anchorCtr="0" forceAA="0" compatLnSpc="1">
+                        <a:prstTxWarp prst="textNoShape">
+                          <a:avLst/>
+                        </a:prstTxWarp>
+                        <a:noAutofit/>
+                      </wps:bodyPr>
+                    </wps:wsp>
+                  </a:graphicData>
+                </a:graphic>
+              </wp:anchor>
+            </w:drawing>
+          </mc:Choice>
+          <mc:Fallback>
+            <w:pict>
+              <v:rect w14:anchorId="09753B96" id="Rectangle 1608904200" o:spid="_x0000_s1031" style="position:absolute;left:0;text-align:left;margin-left:201.55pt;margin-top:117pt;width:252.75pt;height:78.75pt;z-index:251669504;visibility:visible;mso-wrap-style:square;mso-wrap-distance-left:9pt;mso-wrap-distance-top:0;mso-wrap-distance-right:9pt;mso-wrap-distance-bottom:0;mso-position-horizontal:right;mso-position-horizontal-relative:margin;mso-position-vertical:absolute;mso-position-vertical-relative:text;v-text-anchor:middle" o:gfxdata="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" fillcolor="#dfa7a6 [1621]" strokecolor="#bc4542 [3045]">
+                <v:fill color2="#f5e4e4 [501]" rotate="t" angle="180" colors="0 #ffa2a1;22938f #ffbebd;1 #ffe5e5" focus="100%" type="gradient"/>
+                <v:shadow on="t" color="black" opacity="24903f" origin=",.5" offset="0,.55556mm"/>
+                <v:textbox>
+                  <w:txbxContent>
+                    <w:p>
+                      <w:pPr>
+                        <w:jc w:val="center"/>
+                        <w:rPr>
+                          <w:lang w:val="en-US"/>
+                        </w:rPr>
+                      </w:pPr>
+                      <w:r>
+                        <w:rPr>
+                          <w:lang w:val="en-US"/>
+                        </w:rPr>
+                        <w:t>Where did you get these information?</w:t>
+                      </w:r>
+                    </w:p>
+                  </w:txbxContent>
+                </v:textbox>
+                <w10:wrap anchorx="margin"/>
+              </v:rect>
+            </w:pict>
+          </mc:Fallback>
+        </mc:AlternateContent>
+      </w:r>
       <w:r>
         <w:rPr>
           <w:rFonts w:ascii="Times New Roman" w:eastAsia="Times New Roman" w:hAnsi="Times New Roman" w:cs="Times New Roman"/>
@@ -30201,6 +29331,7 @@
                 <w:rFonts w:ascii="Times New Roman" w:eastAsia="Times New Roman" w:hAnsi="Times New Roman" w:cs="Times New Roman"/>
                 <w:sz w:val="24"/>
                 <w:szCs w:val="24"/>
+                <w:highlight w:val="yellow"/>
               </w:rPr>
             </w:pPr>
             <w:r>
@@ -30210,6 +29341,7 @@
                 <w:bCs/>
                 <w:sz w:val="24"/>
                 <w:szCs w:val="24"/>
+                <w:highlight w:val="yellow"/>
               </w:rPr>
               <w:t>Metric</w:t>
             </w:r>
@@ -30239,6 +29371,7 @@
                 <w:rFonts w:ascii="Times New Roman" w:eastAsia="Times New Roman" w:hAnsi="Times New Roman" w:cs="Times New Roman"/>
                 <w:sz w:val="24"/>
                 <w:szCs w:val="24"/>
+                <w:highlight w:val="yellow"/>
               </w:rPr>
             </w:pPr>
             <w:r>
@@ -30248,6 +29381,7 @@
                 <w:bCs/>
                 <w:sz w:val="24"/>
                 <w:szCs w:val="24"/>
+                <w:highlight w:val="yellow"/>
               </w:rPr>
               <w:t>Measured Result</w:t>
             </w:r>
@@ -30282,6 +29416,7 @@
                 <w:rFonts w:ascii="Times New Roman" w:eastAsia="Times New Roman" w:hAnsi="Times New Roman" w:cs="Times New Roman"/>
                 <w:sz w:val="24"/>
                 <w:szCs w:val="24"/>
+                <w:highlight w:val="yellow"/>
               </w:rPr>
             </w:pPr>
             <w:r>
@@ -30289,6 +29424,7 @@
                 <w:rFonts w:ascii="Times New Roman" w:eastAsia="Times New Roman" w:hAnsi="Times New Roman" w:cs="Times New Roman"/>
                 <w:sz w:val="24"/>
                 <w:szCs w:val="24"/>
+                <w:highlight w:val="yellow"/>
               </w:rPr>
               <w:t>Average response time</w:t>
             </w:r>
@@ -30318,6 +29454,7 @@
                 <w:rFonts w:ascii="Times New Roman" w:eastAsia="Times New Roman" w:hAnsi="Times New Roman" w:cs="Times New Roman"/>
                 <w:sz w:val="24"/>
                 <w:szCs w:val="24"/>
+                <w:highlight w:val="yellow"/>
               </w:rPr>
             </w:pPr>
             <w:r>
@@ -30325,19 +29462,10 @@
                 <w:rFonts w:ascii="Times New Roman" w:eastAsia="Times New Roman" w:hAnsi="Times New Roman" w:cs="Times New Roman"/>
                 <w:sz w:val="24"/>
                 <w:szCs w:val="24"/>
-              </w:rPr>
-              <w:t xml:space="preserve">320 </w:t>
+                <w:highlight w:val="yellow"/>
+              </w:rPr>
+              <w:t>320 ms</w:t>
             </w:r>
-            <w:proofErr w:type="spellStart"/>
-            <w:r>
-              <w:rPr>
-                <w:rFonts w:ascii="Times New Roman" w:eastAsia="Times New Roman" w:hAnsi="Times New Roman" w:cs="Times New Roman"/>
-                <w:sz w:val="24"/>
-                <w:szCs w:val="24"/>
-              </w:rPr>
-              <w:t>ms</w:t>
-            </w:r>
-            <w:proofErr w:type="spellEnd"/>
           </w:p>
         </w:tc>
       </w:tr>
@@ -30369,6 +29497,7 @@
                 <w:rFonts w:ascii="Times New Roman" w:eastAsia="Times New Roman" w:hAnsi="Times New Roman" w:cs="Times New Roman"/>
                 <w:sz w:val="24"/>
                 <w:szCs w:val="24"/>
+                <w:highlight w:val="yellow"/>
               </w:rPr>
             </w:pPr>
             <w:r>
@@ -30376,6 +29505,7 @@
                 <w:rFonts w:ascii="Times New Roman" w:eastAsia="Times New Roman" w:hAnsi="Times New Roman" w:cs="Times New Roman"/>
                 <w:sz w:val="24"/>
                 <w:szCs w:val="24"/>
+                <w:highlight w:val="yellow"/>
               </w:rPr>
               <w:t>Maximum response time</w:t>
             </w:r>
@@ -30405,6 +29535,7 @@
                 <w:rFonts w:ascii="Times New Roman" w:eastAsia="Times New Roman" w:hAnsi="Times New Roman" w:cs="Times New Roman"/>
                 <w:sz w:val="24"/>
                 <w:szCs w:val="24"/>
+                <w:highlight w:val="yellow"/>
               </w:rPr>
             </w:pPr>
             <w:r>
@@ -30412,6 +29543,7 @@
                 <w:rFonts w:ascii="Times New Roman" w:eastAsia="Times New Roman" w:hAnsi="Times New Roman" w:cs="Times New Roman"/>
                 <w:sz w:val="24"/>
                 <w:szCs w:val="24"/>
+                <w:highlight w:val="yellow"/>
               </w:rPr>
               <w:t>1.2 s</w:t>
             </w:r>
@@ -30446,6 +29578,7 @@
                 <w:rFonts w:ascii="Times New Roman" w:eastAsia="Times New Roman" w:hAnsi="Times New Roman" w:cs="Times New Roman"/>
                 <w:sz w:val="24"/>
                 <w:szCs w:val="24"/>
+                <w:highlight w:val="yellow"/>
               </w:rPr>
             </w:pPr>
             <w:r>
@@ -30453,6 +29586,7 @@
                 <w:rFonts w:ascii="Times New Roman" w:eastAsia="Times New Roman" w:hAnsi="Times New Roman" w:cs="Times New Roman"/>
                 <w:sz w:val="24"/>
                 <w:szCs w:val="24"/>
+                <w:highlight w:val="yellow"/>
               </w:rPr>
               <w:t>Concurrent users</w:t>
             </w:r>
@@ -30482,6 +29616,7 @@
                 <w:rFonts w:ascii="Times New Roman" w:eastAsia="Times New Roman" w:hAnsi="Times New Roman" w:cs="Times New Roman"/>
                 <w:sz w:val="24"/>
                 <w:szCs w:val="24"/>
+                <w:highlight w:val="yellow"/>
               </w:rPr>
             </w:pPr>
             <w:r>
@@ -30489,6 +29624,7 @@
                 <w:rFonts w:ascii="Times New Roman" w:eastAsia="Times New Roman" w:hAnsi="Times New Roman" w:cs="Times New Roman"/>
                 <w:sz w:val="24"/>
                 <w:szCs w:val="24"/>
+                <w:highlight w:val="yellow"/>
               </w:rPr>
               <w:t>50 users</w:t>
             </w:r>
@@ -30523,6 +29659,7 @@
                 <w:rFonts w:ascii="Times New Roman" w:eastAsia="Times New Roman" w:hAnsi="Times New Roman" w:cs="Times New Roman"/>
                 <w:sz w:val="24"/>
                 <w:szCs w:val="24"/>
+                <w:highlight w:val="yellow"/>
               </w:rPr>
             </w:pPr>
             <w:r>
@@ -30530,6 +29667,7 @@
                 <w:rFonts w:ascii="Times New Roman" w:eastAsia="Times New Roman" w:hAnsi="Times New Roman" w:cs="Times New Roman"/>
                 <w:sz w:val="24"/>
                 <w:szCs w:val="24"/>
+                <w:highlight w:val="yellow"/>
               </w:rPr>
               <w:t>Error rate</w:t>
             </w:r>
@@ -30559,6 +29697,7 @@
                 <w:rFonts w:ascii="Times New Roman" w:eastAsia="Times New Roman" w:hAnsi="Times New Roman" w:cs="Times New Roman"/>
                 <w:sz w:val="24"/>
                 <w:szCs w:val="24"/>
+                <w:highlight w:val="yellow"/>
               </w:rPr>
             </w:pPr>
             <w:r>
@@ -30566,6 +29705,7 @@
                 <w:rFonts w:ascii="Times New Roman" w:eastAsia="Times New Roman" w:hAnsi="Times New Roman" w:cs="Times New Roman"/>
                 <w:sz w:val="24"/>
                 <w:szCs w:val="24"/>
+                <w:highlight w:val="yellow"/>
               </w:rPr>
               <w:t>1.0%</w:t>
             </w:r>
@@ -30600,6 +29740,7 @@
                 <w:rFonts w:ascii="Times New Roman" w:eastAsia="Times New Roman" w:hAnsi="Times New Roman" w:cs="Times New Roman"/>
                 <w:sz w:val="24"/>
                 <w:szCs w:val="24"/>
+                <w:highlight w:val="yellow"/>
               </w:rPr>
             </w:pPr>
             <w:r>
@@ -30607,6 +29748,7 @@
                 <w:rFonts w:ascii="Times New Roman" w:eastAsia="Times New Roman" w:hAnsi="Times New Roman" w:cs="Times New Roman"/>
                 <w:sz w:val="24"/>
                 <w:szCs w:val="24"/>
+                <w:highlight w:val="yellow"/>
               </w:rPr>
               <w:t>CPU utilization</w:t>
             </w:r>
@@ -30636,6 +29778,7 @@
                 <w:rFonts w:ascii="Times New Roman" w:eastAsia="Times New Roman" w:hAnsi="Times New Roman" w:cs="Times New Roman"/>
                 <w:sz w:val="24"/>
                 <w:szCs w:val="24"/>
+                <w:highlight w:val="yellow"/>
               </w:rPr>
             </w:pPr>
             <w:r>
@@ -30643,6 +29786,7 @@
                 <w:rFonts w:ascii="Times New Roman" w:eastAsia="Times New Roman" w:hAnsi="Times New Roman" w:cs="Times New Roman"/>
                 <w:sz w:val="24"/>
                 <w:szCs w:val="24"/>
+                <w:highlight w:val="yellow"/>
               </w:rPr>
               <w:t>42%</w:t>
             </w:r>
@@ -30677,6 +29821,7 @@
                 <w:rFonts w:ascii="Times New Roman" w:eastAsia="Times New Roman" w:hAnsi="Times New Roman" w:cs="Times New Roman"/>
                 <w:sz w:val="24"/>
                 <w:szCs w:val="24"/>
+                <w:highlight w:val="yellow"/>
               </w:rPr>
             </w:pPr>
             <w:r>
@@ -30684,6 +29829,7 @@
                 <w:rFonts w:ascii="Times New Roman" w:eastAsia="Times New Roman" w:hAnsi="Times New Roman" w:cs="Times New Roman"/>
                 <w:sz w:val="24"/>
                 <w:szCs w:val="24"/>
+                <w:highlight w:val="yellow"/>
               </w:rPr>
               <w:lastRenderedPageBreak/>
               <w:t>Memory utilization</w:t>
@@ -30721,6 +29867,7 @@
                 <w:rFonts w:ascii="Times New Roman" w:eastAsia="Times New Roman" w:hAnsi="Times New Roman" w:cs="Times New Roman"/>
                 <w:sz w:val="24"/>
                 <w:szCs w:val="24"/>
+                <w:highlight w:val="yellow"/>
               </w:rPr>
               <w:t>58%</w:t>
             </w:r>
@@ -30743,8 +29890,8 @@
       <w:pPr>
         <w:pStyle w:val="Heading4"/>
       </w:pPr>
-      <w:bookmarkStart w:id="113" w:name="_9eoq2og7wun1" w:colFirst="0" w:colLast="0"/>
-      <w:bookmarkEnd w:id="113"/>
+      <w:bookmarkStart w:id="112" w:name="_9eoq2og7wun1" w:colFirst="0" w:colLast="0"/>
+      <w:bookmarkEnd w:id="112"/>
       <w:r>
         <w:rPr>
           <w:b/>
@@ -31004,8 +30151,8 @@
       <w:pPr>
         <w:pStyle w:val="Heading3"/>
       </w:pPr>
-      <w:bookmarkStart w:id="114" w:name="_7jkn1puq8nwg" w:colFirst="0" w:colLast="0"/>
-      <w:bookmarkEnd w:id="114"/>
+      <w:bookmarkStart w:id="113" w:name="_7jkn1puq8nwg" w:colFirst="0" w:colLast="0"/>
+      <w:bookmarkEnd w:id="113"/>
       <w:r>
         <w:rPr>
           <w:b/>
@@ -31238,8 +30385,8 @@
       <w:pPr>
         <w:pStyle w:val="Heading3"/>
       </w:pPr>
-      <w:bookmarkStart w:id="115" w:name="_z7zh9su19qi4" w:colFirst="0" w:colLast="0"/>
-      <w:bookmarkEnd w:id="115"/>
+      <w:bookmarkStart w:id="114" w:name="_z7zh9su19qi4" w:colFirst="0" w:colLast="0"/>
+      <w:bookmarkEnd w:id="114"/>
       <w:r>
         <w:rPr>
           <w:b/>
@@ -32071,8 +31218,8 @@
           <w:highlight w:val="white"/>
         </w:rPr>
       </w:pPr>
-      <w:bookmarkStart w:id="116" w:name="_ogn4aq4iczzj" w:colFirst="0" w:colLast="0"/>
-      <w:bookmarkEnd w:id="116"/>
+      <w:bookmarkStart w:id="115" w:name="_ogn4aq4iczzj" w:colFirst="0" w:colLast="0"/>
+      <w:bookmarkEnd w:id="115"/>
       <w:r>
         <w:rPr>
           <w:b/>
@@ -32267,47 +31414,7 @@
                 <w:szCs w:val="24"/>
                 <w:highlight w:val="white"/>
               </w:rPr>
-              <w:t xml:space="preserve">Dedicated role-based workflows are implemented for Customer, </w:t>
-            </w:r>
-            <w:proofErr w:type="spellStart"/>
-            <w:r>
-              <w:rPr>
-                <w:rFonts w:ascii="Times New Roman" w:eastAsia="Times New Roman" w:hAnsi="Times New Roman" w:cs="Times New Roman"/>
-                <w:sz w:val="24"/>
-                <w:szCs w:val="24"/>
-                <w:highlight w:val="white"/>
-              </w:rPr>
-              <w:t>ServiceProvider</w:t>
-            </w:r>
-            <w:proofErr w:type="spellEnd"/>
-            <w:r>
-              <w:rPr>
-                <w:rFonts w:ascii="Times New Roman" w:eastAsia="Times New Roman" w:hAnsi="Times New Roman" w:cs="Times New Roman"/>
-                <w:sz w:val="24"/>
-                <w:szCs w:val="24"/>
-                <w:highlight w:val="white"/>
-              </w:rPr>
-              <w:t xml:space="preserve">, </w:t>
-            </w:r>
-            <w:proofErr w:type="spellStart"/>
-            <w:r>
-              <w:rPr>
-                <w:rFonts w:ascii="Times New Roman" w:eastAsia="Times New Roman" w:hAnsi="Times New Roman" w:cs="Times New Roman"/>
-                <w:sz w:val="24"/>
-                <w:szCs w:val="24"/>
-                <w:highlight w:val="white"/>
-              </w:rPr>
-              <w:t>OddJobber</w:t>
-            </w:r>
-            <w:proofErr w:type="spellEnd"/>
-            <w:r>
-              <w:rPr>
-                <w:rFonts w:ascii="Times New Roman" w:eastAsia="Times New Roman" w:hAnsi="Times New Roman" w:cs="Times New Roman"/>
-                <w:sz w:val="24"/>
-                <w:szCs w:val="24"/>
-                <w:highlight w:val="white"/>
-              </w:rPr>
-              <w:t>, and Admin users. Each role has specific permissions, interfaces, and responsibilities.</w:t>
+              <w:t>Dedicated role-based workflows are implemented for Customer, ServiceProvider, OddJobber, and Admin users. Each role has specific permissions, interfaces, and responsibilities.</w:t>
             </w:r>
           </w:p>
         </w:tc>
@@ -32738,13 +31845,15 @@
           <w:rFonts w:ascii="Times New Roman" w:eastAsia="Times New Roman" w:hAnsi="Times New Roman" w:cs="Times New Roman"/>
           <w:sz w:val="24"/>
           <w:szCs w:val="24"/>
-        </w:rPr>
-      </w:pPr>
-      <w:r>
-        <w:rPr>
-          <w:rFonts w:ascii="Times New Roman" w:eastAsia="Times New Roman" w:hAnsi="Times New Roman" w:cs="Times New Roman"/>
-          <w:sz w:val="24"/>
-          <w:szCs w:val="24"/>
+          <w:highlight w:val="yellow"/>
+        </w:rPr>
+      </w:pPr>
+      <w:r>
+        <w:rPr>
+          <w:rFonts w:ascii="Times New Roman" w:eastAsia="Times New Roman" w:hAnsi="Times New Roman" w:cs="Times New Roman"/>
+          <w:sz w:val="24"/>
+          <w:szCs w:val="24"/>
+          <w:highlight w:val="yellow"/>
         </w:rPr>
         <w:t>Figure 4.1: Manual Testing</w:t>
       </w:r>
@@ -32757,46 +31866,51 @@
           <w:rFonts w:ascii="Times New Roman" w:eastAsia="Times New Roman" w:hAnsi="Times New Roman" w:cs="Times New Roman"/>
           <w:sz w:val="24"/>
           <w:szCs w:val="24"/>
-        </w:rPr>
-      </w:pPr>
-    </w:p>
-    <w:p>
-      <w:pPr>
-        <w:spacing w:line="480" w:lineRule="auto"/>
-        <w:jc w:val="both"/>
-        <w:rPr>
-          <w:rFonts w:ascii="Times New Roman" w:eastAsia="Times New Roman" w:hAnsi="Times New Roman" w:cs="Times New Roman"/>
-          <w:sz w:val="24"/>
-          <w:szCs w:val="24"/>
-        </w:rPr>
-      </w:pPr>
-    </w:p>
-    <w:p>
-      <w:pPr>
-        <w:spacing w:line="480" w:lineRule="auto"/>
-        <w:jc w:val="both"/>
-        <w:rPr>
-          <w:rFonts w:ascii="Times New Roman" w:eastAsia="Times New Roman" w:hAnsi="Times New Roman" w:cs="Times New Roman"/>
-          <w:sz w:val="24"/>
-          <w:szCs w:val="24"/>
-        </w:rPr>
-      </w:pPr>
-    </w:p>
-    <w:p>
-      <w:pPr>
-        <w:spacing w:line="480" w:lineRule="auto"/>
-        <w:jc w:val="both"/>
-        <w:rPr>
-          <w:rFonts w:ascii="Times New Roman" w:eastAsia="Times New Roman" w:hAnsi="Times New Roman" w:cs="Times New Roman"/>
-          <w:sz w:val="24"/>
-          <w:szCs w:val="24"/>
-        </w:rPr>
-      </w:pPr>
-      <w:r>
-        <w:rPr>
-          <w:rFonts w:ascii="Times New Roman" w:eastAsia="Times New Roman" w:hAnsi="Times New Roman" w:cs="Times New Roman"/>
-          <w:sz w:val="24"/>
-          <w:szCs w:val="24"/>
+          <w:highlight w:val="yellow"/>
+        </w:rPr>
+      </w:pPr>
+    </w:p>
+    <w:p>
+      <w:pPr>
+        <w:spacing w:line="480" w:lineRule="auto"/>
+        <w:jc w:val="both"/>
+        <w:rPr>
+          <w:rFonts w:ascii="Times New Roman" w:eastAsia="Times New Roman" w:hAnsi="Times New Roman" w:cs="Times New Roman"/>
+          <w:sz w:val="24"/>
+          <w:szCs w:val="24"/>
+          <w:highlight w:val="yellow"/>
+        </w:rPr>
+      </w:pPr>
+    </w:p>
+    <w:p>
+      <w:pPr>
+        <w:spacing w:line="480" w:lineRule="auto"/>
+        <w:jc w:val="both"/>
+        <w:rPr>
+          <w:rFonts w:ascii="Times New Roman" w:eastAsia="Times New Roman" w:hAnsi="Times New Roman" w:cs="Times New Roman"/>
+          <w:sz w:val="24"/>
+          <w:szCs w:val="24"/>
+          <w:highlight w:val="yellow"/>
+        </w:rPr>
+      </w:pPr>
+    </w:p>
+    <w:p>
+      <w:pPr>
+        <w:spacing w:line="480" w:lineRule="auto"/>
+        <w:jc w:val="both"/>
+        <w:rPr>
+          <w:rFonts w:ascii="Times New Roman" w:eastAsia="Times New Roman" w:hAnsi="Times New Roman" w:cs="Times New Roman"/>
+          <w:sz w:val="24"/>
+          <w:szCs w:val="24"/>
+          <w:highlight w:val="yellow"/>
+        </w:rPr>
+      </w:pPr>
+      <w:r>
+        <w:rPr>
+          <w:rFonts w:ascii="Times New Roman" w:eastAsia="Times New Roman" w:hAnsi="Times New Roman" w:cs="Times New Roman"/>
+          <w:sz w:val="24"/>
+          <w:szCs w:val="24"/>
+          <w:highlight w:val="yellow"/>
         </w:rPr>
         <w:t>Figure 4.2: Automation Testing</w:t>
       </w:r>
@@ -32809,46 +31923,51 @@
           <w:rFonts w:ascii="Times New Roman" w:eastAsia="Times New Roman" w:hAnsi="Times New Roman" w:cs="Times New Roman"/>
           <w:sz w:val="24"/>
           <w:szCs w:val="24"/>
-        </w:rPr>
-      </w:pPr>
-    </w:p>
-    <w:p>
-      <w:pPr>
-        <w:spacing w:line="480" w:lineRule="auto"/>
-        <w:jc w:val="both"/>
-        <w:rPr>
-          <w:rFonts w:ascii="Times New Roman" w:eastAsia="Times New Roman" w:hAnsi="Times New Roman" w:cs="Times New Roman"/>
-          <w:sz w:val="24"/>
-          <w:szCs w:val="24"/>
-        </w:rPr>
-      </w:pPr>
-    </w:p>
-    <w:p>
-      <w:pPr>
-        <w:spacing w:line="480" w:lineRule="auto"/>
-        <w:jc w:val="both"/>
-        <w:rPr>
-          <w:rFonts w:ascii="Times New Roman" w:eastAsia="Times New Roman" w:hAnsi="Times New Roman" w:cs="Times New Roman"/>
-          <w:sz w:val="24"/>
-          <w:szCs w:val="24"/>
-        </w:rPr>
-      </w:pPr>
-    </w:p>
-    <w:p>
-      <w:pPr>
-        <w:spacing w:line="480" w:lineRule="auto"/>
-        <w:jc w:val="both"/>
-        <w:rPr>
-          <w:rFonts w:ascii="Times New Roman" w:eastAsia="Times New Roman" w:hAnsi="Times New Roman" w:cs="Times New Roman"/>
-          <w:sz w:val="24"/>
-          <w:szCs w:val="24"/>
-        </w:rPr>
-      </w:pPr>
-      <w:r>
-        <w:rPr>
-          <w:rFonts w:ascii="Times New Roman" w:eastAsia="Times New Roman" w:hAnsi="Times New Roman" w:cs="Times New Roman"/>
-          <w:sz w:val="24"/>
-          <w:szCs w:val="24"/>
+          <w:highlight w:val="yellow"/>
+        </w:rPr>
+      </w:pPr>
+    </w:p>
+    <w:p>
+      <w:pPr>
+        <w:spacing w:line="480" w:lineRule="auto"/>
+        <w:jc w:val="both"/>
+        <w:rPr>
+          <w:rFonts w:ascii="Times New Roman" w:eastAsia="Times New Roman" w:hAnsi="Times New Roman" w:cs="Times New Roman"/>
+          <w:sz w:val="24"/>
+          <w:szCs w:val="24"/>
+          <w:highlight w:val="yellow"/>
+        </w:rPr>
+      </w:pPr>
+    </w:p>
+    <w:p>
+      <w:pPr>
+        <w:spacing w:line="480" w:lineRule="auto"/>
+        <w:jc w:val="both"/>
+        <w:rPr>
+          <w:rFonts w:ascii="Times New Roman" w:eastAsia="Times New Roman" w:hAnsi="Times New Roman" w:cs="Times New Roman"/>
+          <w:sz w:val="24"/>
+          <w:szCs w:val="24"/>
+          <w:highlight w:val="yellow"/>
+        </w:rPr>
+      </w:pPr>
+    </w:p>
+    <w:p>
+      <w:pPr>
+        <w:spacing w:line="480" w:lineRule="auto"/>
+        <w:jc w:val="both"/>
+        <w:rPr>
+          <w:rFonts w:ascii="Times New Roman" w:eastAsia="Times New Roman" w:hAnsi="Times New Roman" w:cs="Times New Roman"/>
+          <w:sz w:val="24"/>
+          <w:szCs w:val="24"/>
+          <w:highlight w:val="yellow"/>
+        </w:rPr>
+      </w:pPr>
+      <w:r>
+        <w:rPr>
+          <w:rFonts w:ascii="Times New Roman" w:eastAsia="Times New Roman" w:hAnsi="Times New Roman" w:cs="Times New Roman"/>
+          <w:sz w:val="24"/>
+          <w:szCs w:val="24"/>
+          <w:highlight w:val="yellow"/>
         </w:rPr>
         <w:t xml:space="preserve">Figure 4.3: Landing Page View </w:t>
       </w:r>
@@ -32861,35 +31980,39 @@
           <w:rFonts w:ascii="Times New Roman" w:eastAsia="Times New Roman" w:hAnsi="Times New Roman" w:cs="Times New Roman"/>
           <w:sz w:val="24"/>
           <w:szCs w:val="24"/>
-        </w:rPr>
-      </w:pPr>
-    </w:p>
-    <w:p>
-      <w:pPr>
-        <w:spacing w:line="480" w:lineRule="auto"/>
-        <w:jc w:val="both"/>
-        <w:rPr>
-          <w:rFonts w:ascii="Times New Roman" w:eastAsia="Times New Roman" w:hAnsi="Times New Roman" w:cs="Times New Roman"/>
-          <w:sz w:val="24"/>
-          <w:szCs w:val="24"/>
-        </w:rPr>
-      </w:pPr>
-    </w:p>
-    <w:p>
-      <w:pPr>
-        <w:spacing w:line="480" w:lineRule="auto"/>
-        <w:jc w:val="both"/>
-        <w:rPr>
-          <w:rFonts w:ascii="Times New Roman" w:eastAsia="Times New Roman" w:hAnsi="Times New Roman" w:cs="Times New Roman"/>
-          <w:sz w:val="24"/>
-          <w:szCs w:val="24"/>
-        </w:rPr>
-      </w:pPr>
-      <w:r>
-        <w:rPr>
-          <w:rFonts w:ascii="Times New Roman" w:eastAsia="Times New Roman" w:hAnsi="Times New Roman" w:cs="Times New Roman"/>
-          <w:sz w:val="24"/>
-          <w:szCs w:val="24"/>
+          <w:highlight w:val="yellow"/>
+        </w:rPr>
+      </w:pPr>
+    </w:p>
+    <w:p>
+      <w:pPr>
+        <w:spacing w:line="480" w:lineRule="auto"/>
+        <w:jc w:val="both"/>
+        <w:rPr>
+          <w:rFonts w:ascii="Times New Roman" w:eastAsia="Times New Roman" w:hAnsi="Times New Roman" w:cs="Times New Roman"/>
+          <w:sz w:val="24"/>
+          <w:szCs w:val="24"/>
+          <w:highlight w:val="yellow"/>
+        </w:rPr>
+      </w:pPr>
+    </w:p>
+    <w:p>
+      <w:pPr>
+        <w:spacing w:line="480" w:lineRule="auto"/>
+        <w:jc w:val="both"/>
+        <w:rPr>
+          <w:rFonts w:ascii="Times New Roman" w:eastAsia="Times New Roman" w:hAnsi="Times New Roman" w:cs="Times New Roman"/>
+          <w:sz w:val="24"/>
+          <w:szCs w:val="24"/>
+          <w:highlight w:val="yellow"/>
+        </w:rPr>
+      </w:pPr>
+      <w:r>
+        <w:rPr>
+          <w:rFonts w:ascii="Times New Roman" w:eastAsia="Times New Roman" w:hAnsi="Times New Roman" w:cs="Times New Roman"/>
+          <w:sz w:val="24"/>
+          <w:szCs w:val="24"/>
+          <w:highlight w:val="yellow"/>
         </w:rPr>
         <w:t>Figure 4.4: System Features</w:t>
       </w:r>
@@ -32902,46 +32025,51 @@
           <w:rFonts w:ascii="Times New Roman" w:eastAsia="Times New Roman" w:hAnsi="Times New Roman" w:cs="Times New Roman"/>
           <w:sz w:val="24"/>
           <w:szCs w:val="24"/>
-        </w:rPr>
-      </w:pPr>
-    </w:p>
-    <w:p>
-      <w:pPr>
-        <w:spacing w:line="480" w:lineRule="auto"/>
-        <w:jc w:val="both"/>
-        <w:rPr>
-          <w:rFonts w:ascii="Times New Roman" w:eastAsia="Times New Roman" w:hAnsi="Times New Roman" w:cs="Times New Roman"/>
-          <w:sz w:val="24"/>
-          <w:szCs w:val="24"/>
-        </w:rPr>
-      </w:pPr>
-    </w:p>
-    <w:p>
-      <w:pPr>
-        <w:spacing w:line="480" w:lineRule="auto"/>
-        <w:jc w:val="both"/>
-        <w:rPr>
-          <w:rFonts w:ascii="Times New Roman" w:eastAsia="Times New Roman" w:hAnsi="Times New Roman" w:cs="Times New Roman"/>
-          <w:sz w:val="24"/>
-          <w:szCs w:val="24"/>
-        </w:rPr>
-      </w:pPr>
-    </w:p>
-    <w:p>
-      <w:pPr>
-        <w:spacing w:line="480" w:lineRule="auto"/>
-        <w:jc w:val="both"/>
-        <w:rPr>
-          <w:rFonts w:ascii="Times New Roman" w:eastAsia="Times New Roman" w:hAnsi="Times New Roman" w:cs="Times New Roman"/>
-          <w:sz w:val="24"/>
-          <w:szCs w:val="24"/>
-        </w:rPr>
-      </w:pPr>
-      <w:r>
-        <w:rPr>
-          <w:rFonts w:ascii="Times New Roman" w:eastAsia="Times New Roman" w:hAnsi="Times New Roman" w:cs="Times New Roman"/>
-          <w:sz w:val="24"/>
-          <w:szCs w:val="24"/>
+          <w:highlight w:val="yellow"/>
+        </w:rPr>
+      </w:pPr>
+    </w:p>
+    <w:p>
+      <w:pPr>
+        <w:spacing w:line="480" w:lineRule="auto"/>
+        <w:jc w:val="both"/>
+        <w:rPr>
+          <w:rFonts w:ascii="Times New Roman" w:eastAsia="Times New Roman" w:hAnsi="Times New Roman" w:cs="Times New Roman"/>
+          <w:sz w:val="24"/>
+          <w:szCs w:val="24"/>
+          <w:highlight w:val="yellow"/>
+        </w:rPr>
+      </w:pPr>
+    </w:p>
+    <w:p>
+      <w:pPr>
+        <w:spacing w:line="480" w:lineRule="auto"/>
+        <w:jc w:val="both"/>
+        <w:rPr>
+          <w:rFonts w:ascii="Times New Roman" w:eastAsia="Times New Roman" w:hAnsi="Times New Roman" w:cs="Times New Roman"/>
+          <w:sz w:val="24"/>
+          <w:szCs w:val="24"/>
+          <w:highlight w:val="yellow"/>
+        </w:rPr>
+      </w:pPr>
+    </w:p>
+    <w:p>
+      <w:pPr>
+        <w:spacing w:line="480" w:lineRule="auto"/>
+        <w:jc w:val="both"/>
+        <w:rPr>
+          <w:rFonts w:ascii="Times New Roman" w:eastAsia="Times New Roman" w:hAnsi="Times New Roman" w:cs="Times New Roman"/>
+          <w:sz w:val="24"/>
+          <w:szCs w:val="24"/>
+          <w:highlight w:val="yellow"/>
+        </w:rPr>
+      </w:pPr>
+      <w:r>
+        <w:rPr>
+          <w:rFonts w:ascii="Times New Roman" w:eastAsia="Times New Roman" w:hAnsi="Times New Roman" w:cs="Times New Roman"/>
+          <w:sz w:val="24"/>
+          <w:szCs w:val="24"/>
+          <w:highlight w:val="yellow"/>
         </w:rPr>
         <w:t>Figure 4.5: Provider Dashboard</w:t>
       </w:r>
@@ -32954,46 +32082,51 @@
           <w:rFonts w:ascii="Times New Roman" w:eastAsia="Times New Roman" w:hAnsi="Times New Roman" w:cs="Times New Roman"/>
           <w:sz w:val="24"/>
           <w:szCs w:val="24"/>
-        </w:rPr>
-      </w:pPr>
-    </w:p>
-    <w:p>
-      <w:pPr>
-        <w:spacing w:line="480" w:lineRule="auto"/>
-        <w:jc w:val="both"/>
-        <w:rPr>
-          <w:rFonts w:ascii="Times New Roman" w:eastAsia="Times New Roman" w:hAnsi="Times New Roman" w:cs="Times New Roman"/>
-          <w:sz w:val="24"/>
-          <w:szCs w:val="24"/>
-        </w:rPr>
-      </w:pPr>
-    </w:p>
-    <w:p>
-      <w:pPr>
-        <w:spacing w:line="480" w:lineRule="auto"/>
-        <w:jc w:val="both"/>
-        <w:rPr>
-          <w:rFonts w:ascii="Times New Roman" w:eastAsia="Times New Roman" w:hAnsi="Times New Roman" w:cs="Times New Roman"/>
-          <w:sz w:val="24"/>
-          <w:szCs w:val="24"/>
-        </w:rPr>
-      </w:pPr>
-    </w:p>
-    <w:p>
-      <w:pPr>
-        <w:spacing w:line="480" w:lineRule="auto"/>
-        <w:jc w:val="both"/>
-        <w:rPr>
-          <w:rFonts w:ascii="Times New Roman" w:eastAsia="Times New Roman" w:hAnsi="Times New Roman" w:cs="Times New Roman"/>
-          <w:sz w:val="24"/>
-          <w:szCs w:val="24"/>
-        </w:rPr>
-      </w:pPr>
-      <w:r>
-        <w:rPr>
-          <w:rFonts w:ascii="Times New Roman" w:eastAsia="Times New Roman" w:hAnsi="Times New Roman" w:cs="Times New Roman"/>
-          <w:sz w:val="24"/>
-          <w:szCs w:val="24"/>
+          <w:highlight w:val="yellow"/>
+        </w:rPr>
+      </w:pPr>
+    </w:p>
+    <w:p>
+      <w:pPr>
+        <w:spacing w:line="480" w:lineRule="auto"/>
+        <w:jc w:val="both"/>
+        <w:rPr>
+          <w:rFonts w:ascii="Times New Roman" w:eastAsia="Times New Roman" w:hAnsi="Times New Roman" w:cs="Times New Roman"/>
+          <w:sz w:val="24"/>
+          <w:szCs w:val="24"/>
+          <w:highlight w:val="yellow"/>
+        </w:rPr>
+      </w:pPr>
+    </w:p>
+    <w:p>
+      <w:pPr>
+        <w:spacing w:line="480" w:lineRule="auto"/>
+        <w:jc w:val="both"/>
+        <w:rPr>
+          <w:rFonts w:ascii="Times New Roman" w:eastAsia="Times New Roman" w:hAnsi="Times New Roman" w:cs="Times New Roman"/>
+          <w:sz w:val="24"/>
+          <w:szCs w:val="24"/>
+          <w:highlight w:val="yellow"/>
+        </w:rPr>
+      </w:pPr>
+    </w:p>
+    <w:p>
+      <w:pPr>
+        <w:spacing w:line="480" w:lineRule="auto"/>
+        <w:jc w:val="both"/>
+        <w:rPr>
+          <w:rFonts w:ascii="Times New Roman" w:eastAsia="Times New Roman" w:hAnsi="Times New Roman" w:cs="Times New Roman"/>
+          <w:sz w:val="24"/>
+          <w:szCs w:val="24"/>
+          <w:highlight w:val="yellow"/>
+        </w:rPr>
+      </w:pPr>
+      <w:r>
+        <w:rPr>
+          <w:rFonts w:ascii="Times New Roman" w:eastAsia="Times New Roman" w:hAnsi="Times New Roman" w:cs="Times New Roman"/>
+          <w:sz w:val="24"/>
+          <w:szCs w:val="24"/>
+          <w:highlight w:val="yellow"/>
         </w:rPr>
         <w:t>Figure 4.6: Provider Profile</w:t>
       </w:r>
@@ -33006,46 +32139,51 @@
           <w:rFonts w:ascii="Times New Roman" w:eastAsia="Times New Roman" w:hAnsi="Times New Roman" w:cs="Times New Roman"/>
           <w:sz w:val="24"/>
           <w:szCs w:val="24"/>
-        </w:rPr>
-      </w:pPr>
-    </w:p>
-    <w:p>
-      <w:pPr>
-        <w:spacing w:line="480" w:lineRule="auto"/>
-        <w:jc w:val="both"/>
-        <w:rPr>
-          <w:rFonts w:ascii="Times New Roman" w:eastAsia="Times New Roman" w:hAnsi="Times New Roman" w:cs="Times New Roman"/>
-          <w:sz w:val="24"/>
-          <w:szCs w:val="24"/>
-        </w:rPr>
-      </w:pPr>
-    </w:p>
-    <w:p>
-      <w:pPr>
-        <w:spacing w:line="480" w:lineRule="auto"/>
-        <w:jc w:val="both"/>
-        <w:rPr>
-          <w:rFonts w:ascii="Times New Roman" w:eastAsia="Times New Roman" w:hAnsi="Times New Roman" w:cs="Times New Roman"/>
-          <w:sz w:val="24"/>
-          <w:szCs w:val="24"/>
-        </w:rPr>
-      </w:pPr>
-    </w:p>
-    <w:p>
-      <w:pPr>
-        <w:spacing w:line="480" w:lineRule="auto"/>
-        <w:jc w:val="both"/>
-        <w:rPr>
-          <w:rFonts w:ascii="Times New Roman" w:eastAsia="Times New Roman" w:hAnsi="Times New Roman" w:cs="Times New Roman"/>
-          <w:sz w:val="24"/>
-          <w:szCs w:val="24"/>
-        </w:rPr>
-      </w:pPr>
-      <w:r>
-        <w:rPr>
-          <w:rFonts w:ascii="Times New Roman" w:eastAsia="Times New Roman" w:hAnsi="Times New Roman" w:cs="Times New Roman"/>
-          <w:sz w:val="24"/>
-          <w:szCs w:val="24"/>
+          <w:highlight w:val="yellow"/>
+        </w:rPr>
+      </w:pPr>
+    </w:p>
+    <w:p>
+      <w:pPr>
+        <w:spacing w:line="480" w:lineRule="auto"/>
+        <w:jc w:val="both"/>
+        <w:rPr>
+          <w:rFonts w:ascii="Times New Roman" w:eastAsia="Times New Roman" w:hAnsi="Times New Roman" w:cs="Times New Roman"/>
+          <w:sz w:val="24"/>
+          <w:szCs w:val="24"/>
+          <w:highlight w:val="yellow"/>
+        </w:rPr>
+      </w:pPr>
+    </w:p>
+    <w:p>
+      <w:pPr>
+        <w:spacing w:line="480" w:lineRule="auto"/>
+        <w:jc w:val="both"/>
+        <w:rPr>
+          <w:rFonts w:ascii="Times New Roman" w:eastAsia="Times New Roman" w:hAnsi="Times New Roman" w:cs="Times New Roman"/>
+          <w:sz w:val="24"/>
+          <w:szCs w:val="24"/>
+          <w:highlight w:val="yellow"/>
+        </w:rPr>
+      </w:pPr>
+    </w:p>
+    <w:p>
+      <w:pPr>
+        <w:spacing w:line="480" w:lineRule="auto"/>
+        <w:jc w:val="both"/>
+        <w:rPr>
+          <w:rFonts w:ascii="Times New Roman" w:eastAsia="Times New Roman" w:hAnsi="Times New Roman" w:cs="Times New Roman"/>
+          <w:sz w:val="24"/>
+          <w:szCs w:val="24"/>
+          <w:highlight w:val="yellow"/>
+        </w:rPr>
+      </w:pPr>
+      <w:r>
+        <w:rPr>
+          <w:rFonts w:ascii="Times New Roman" w:eastAsia="Times New Roman" w:hAnsi="Times New Roman" w:cs="Times New Roman"/>
+          <w:sz w:val="24"/>
+          <w:szCs w:val="24"/>
+          <w:highlight w:val="yellow"/>
         </w:rPr>
         <w:t>Figure 4.7: Find Jobs</w:t>
       </w:r>
@@ -33058,46 +32196,51 @@
           <w:rFonts w:ascii="Times New Roman" w:eastAsia="Times New Roman" w:hAnsi="Times New Roman" w:cs="Times New Roman"/>
           <w:sz w:val="24"/>
           <w:szCs w:val="24"/>
-        </w:rPr>
-      </w:pPr>
-    </w:p>
-    <w:p>
-      <w:pPr>
-        <w:spacing w:line="480" w:lineRule="auto"/>
-        <w:jc w:val="both"/>
-        <w:rPr>
-          <w:rFonts w:ascii="Times New Roman" w:eastAsia="Times New Roman" w:hAnsi="Times New Roman" w:cs="Times New Roman"/>
-          <w:sz w:val="24"/>
-          <w:szCs w:val="24"/>
-        </w:rPr>
-      </w:pPr>
-    </w:p>
-    <w:p>
-      <w:pPr>
-        <w:spacing w:line="480" w:lineRule="auto"/>
-        <w:jc w:val="both"/>
-        <w:rPr>
-          <w:rFonts w:ascii="Times New Roman" w:eastAsia="Times New Roman" w:hAnsi="Times New Roman" w:cs="Times New Roman"/>
-          <w:sz w:val="24"/>
-          <w:szCs w:val="24"/>
-        </w:rPr>
-      </w:pPr>
-    </w:p>
-    <w:p>
-      <w:pPr>
-        <w:spacing w:line="480" w:lineRule="auto"/>
-        <w:jc w:val="both"/>
-        <w:rPr>
-          <w:rFonts w:ascii="Times New Roman" w:eastAsia="Times New Roman" w:hAnsi="Times New Roman" w:cs="Times New Roman"/>
-          <w:sz w:val="24"/>
-          <w:szCs w:val="24"/>
-        </w:rPr>
-      </w:pPr>
-      <w:r>
-        <w:rPr>
-          <w:rFonts w:ascii="Times New Roman" w:eastAsia="Times New Roman" w:hAnsi="Times New Roman" w:cs="Times New Roman"/>
-          <w:sz w:val="24"/>
-          <w:szCs w:val="24"/>
+          <w:highlight w:val="yellow"/>
+        </w:rPr>
+      </w:pPr>
+    </w:p>
+    <w:p>
+      <w:pPr>
+        <w:spacing w:line="480" w:lineRule="auto"/>
+        <w:jc w:val="both"/>
+        <w:rPr>
+          <w:rFonts w:ascii="Times New Roman" w:eastAsia="Times New Roman" w:hAnsi="Times New Roman" w:cs="Times New Roman"/>
+          <w:sz w:val="24"/>
+          <w:szCs w:val="24"/>
+          <w:highlight w:val="yellow"/>
+        </w:rPr>
+      </w:pPr>
+    </w:p>
+    <w:p>
+      <w:pPr>
+        <w:spacing w:line="480" w:lineRule="auto"/>
+        <w:jc w:val="both"/>
+        <w:rPr>
+          <w:rFonts w:ascii="Times New Roman" w:eastAsia="Times New Roman" w:hAnsi="Times New Roman" w:cs="Times New Roman"/>
+          <w:sz w:val="24"/>
+          <w:szCs w:val="24"/>
+          <w:highlight w:val="yellow"/>
+        </w:rPr>
+      </w:pPr>
+    </w:p>
+    <w:p>
+      <w:pPr>
+        <w:spacing w:line="480" w:lineRule="auto"/>
+        <w:jc w:val="both"/>
+        <w:rPr>
+          <w:rFonts w:ascii="Times New Roman" w:eastAsia="Times New Roman" w:hAnsi="Times New Roman" w:cs="Times New Roman"/>
+          <w:sz w:val="24"/>
+          <w:szCs w:val="24"/>
+          <w:highlight w:val="yellow"/>
+        </w:rPr>
+      </w:pPr>
+      <w:r>
+        <w:rPr>
+          <w:rFonts w:ascii="Times New Roman" w:eastAsia="Times New Roman" w:hAnsi="Times New Roman" w:cs="Times New Roman"/>
+          <w:sz w:val="24"/>
+          <w:szCs w:val="24"/>
+          <w:highlight w:val="yellow"/>
         </w:rPr>
         <w:t xml:space="preserve">Figure 4.8: Local Mobile Banking </w:t>
       </w:r>
@@ -33110,46 +32253,161 @@
           <w:rFonts w:ascii="Times New Roman" w:eastAsia="Times New Roman" w:hAnsi="Times New Roman" w:cs="Times New Roman"/>
           <w:sz w:val="24"/>
           <w:szCs w:val="24"/>
-        </w:rPr>
-      </w:pPr>
-    </w:p>
-    <w:p>
-      <w:pPr>
-        <w:spacing w:line="480" w:lineRule="auto"/>
-        <w:jc w:val="both"/>
-        <w:rPr>
-          <w:rFonts w:ascii="Times New Roman" w:eastAsia="Times New Roman" w:hAnsi="Times New Roman" w:cs="Times New Roman"/>
-          <w:sz w:val="24"/>
-          <w:szCs w:val="24"/>
-        </w:rPr>
-      </w:pPr>
-    </w:p>
-    <w:p>
-      <w:pPr>
-        <w:spacing w:line="480" w:lineRule="auto"/>
-        <w:jc w:val="both"/>
-        <w:rPr>
-          <w:rFonts w:ascii="Times New Roman" w:eastAsia="Times New Roman" w:hAnsi="Times New Roman" w:cs="Times New Roman"/>
-          <w:sz w:val="24"/>
-          <w:szCs w:val="24"/>
-        </w:rPr>
-      </w:pPr>
-    </w:p>
-    <w:p>
-      <w:pPr>
-        <w:spacing w:line="480" w:lineRule="auto"/>
-        <w:jc w:val="both"/>
-        <w:rPr>
-          <w:rFonts w:ascii="Times New Roman" w:eastAsia="Times New Roman" w:hAnsi="Times New Roman" w:cs="Times New Roman"/>
-          <w:sz w:val="24"/>
-          <w:szCs w:val="24"/>
-        </w:rPr>
-      </w:pPr>
-      <w:r>
-        <w:rPr>
-          <w:rFonts w:ascii="Times New Roman" w:eastAsia="Times New Roman" w:hAnsi="Times New Roman" w:cs="Times New Roman"/>
-          <w:sz w:val="24"/>
-          <w:szCs w:val="24"/>
+          <w:highlight w:val="yellow"/>
+        </w:rPr>
+      </w:pPr>
+    </w:p>
+    <w:p>
+      <w:pPr>
+        <w:spacing w:line="480" w:lineRule="auto"/>
+        <w:jc w:val="both"/>
+        <w:rPr>
+          <w:rFonts w:ascii="Times New Roman" w:eastAsia="Times New Roman" w:hAnsi="Times New Roman" w:cs="Times New Roman"/>
+          <w:sz w:val="24"/>
+          <w:szCs w:val="24"/>
+          <w:highlight w:val="yellow"/>
+        </w:rPr>
+      </w:pPr>
+    </w:p>
+    <w:p>
+      <w:pPr>
+        <w:spacing w:line="480" w:lineRule="auto"/>
+        <w:jc w:val="both"/>
+        <w:rPr>
+          <w:rFonts w:ascii="Times New Roman" w:eastAsia="Times New Roman" w:hAnsi="Times New Roman" w:cs="Times New Roman"/>
+          <w:sz w:val="24"/>
+          <w:szCs w:val="24"/>
+          <w:highlight w:val="yellow"/>
+        </w:rPr>
+      </w:pPr>
+    </w:p>
+    <w:p>
+      <w:pPr>
+        <w:spacing w:line="480" w:lineRule="auto"/>
+        <w:jc w:val="both"/>
+        <w:rPr>
+          <w:rFonts w:ascii="Times New Roman" w:eastAsia="Times New Roman" w:hAnsi="Times New Roman" w:cs="Times New Roman"/>
+          <w:sz w:val="24"/>
+          <w:szCs w:val="24"/>
+          <w:highlight w:val="yellow"/>
+        </w:rPr>
+      </w:pPr>
+      <w:r>
+        <w:rPr>
+          <w:rFonts w:ascii="Times New Roman" w:eastAsia="Times New Roman" w:hAnsi="Times New Roman" w:cs="Times New Roman"/>
+          <w:noProof/>
+          <w:sz w:val="24"/>
+          <w:szCs w:val="24"/>
+          <w:lang w:val="en-US"/>
+        </w:rPr>
+        <mc:AlternateContent>
+          <mc:Choice Requires="wps">
+            <w:drawing>
+              <wp:anchor distT="0" distB="0" distL="114300" distR="114300" simplePos="0" relativeHeight="251671552" behindDoc="0" locked="0" layoutInCell="1" allowOverlap="1" wp14:anchorId="2A7BD83A" wp14:editId="30586631">
+                <wp:simplePos x="0" y="0"/>
+                <wp:positionH relativeFrom="margin">
+                  <wp:align>right</wp:align>
+                </wp:positionH>
+                <wp:positionV relativeFrom="paragraph">
+                  <wp:posOffset>304800</wp:posOffset>
+                </wp:positionV>
+                <wp:extent cx="3209925" cy="1000125"/>
+                <wp:effectExtent l="57150" t="38100" r="85725" b="104775"/>
+                <wp:wrapNone/>
+                <wp:docPr id="118223238" name="Rectangle 118223238"/>
+                <wp:cNvGraphicFramePr/>
+                <a:graphic xmlns:a="http://schemas.openxmlformats.org/drawingml/2006/main">
+                  <a:graphicData uri="http://schemas.microsoft.com/office/word/2010/wordprocessingShape">
+                    <wps:wsp>
+                      <wps:cNvSpPr/>
+                      <wps:spPr>
+                        <a:xfrm>
+                          <a:off x="0" y="0"/>
+                          <a:ext cx="3209925" cy="1000125"/>
+                        </a:xfrm>
+                        <a:prstGeom prst="rect">
+                          <a:avLst/>
+                        </a:prstGeom>
+                      </wps:spPr>
+                      <wps:style>
+                        <a:lnRef idx="1">
+                          <a:schemeClr val="accent2"/>
+                        </a:lnRef>
+                        <a:fillRef idx="2">
+                          <a:schemeClr val="accent2"/>
+                        </a:fillRef>
+                        <a:effectRef idx="1">
+                          <a:schemeClr val="accent2"/>
+                        </a:effectRef>
+                        <a:fontRef idx="minor">
+                          <a:schemeClr val="dk1"/>
+                        </a:fontRef>
+                      </wps:style>
+                      <wps:txbx>
+                        <w:txbxContent>
+                          <w:p>
+                            <w:pPr>
+                              <w:jc w:val="center"/>
+                              <w:rPr>
+                                <w:lang w:val="en-US"/>
+                              </w:rPr>
+                            </w:pPr>
+                            <w:r>
+                              <w:rPr>
+                                <w:lang w:val="en-US"/>
+                              </w:rPr>
+                              <w:t>Add Figures</w:t>
+                            </w:r>
+                          </w:p>
+                        </w:txbxContent>
+                      </wps:txbx>
+                      <wps:bodyPr rot="0" spcFirstLastPara="0" vertOverflow="overflow" horzOverflow="overflow" vert="horz" wrap="square" lIns="91440" tIns="45720" rIns="91440" bIns="45720" numCol="1" spcCol="0" rtlCol="0" fromWordArt="0" anchor="ctr" anchorCtr="0" forceAA="0" compatLnSpc="1">
+                        <a:prstTxWarp prst="textNoShape">
+                          <a:avLst/>
+                        </a:prstTxWarp>
+                        <a:noAutofit/>
+                      </wps:bodyPr>
+                    </wps:wsp>
+                  </a:graphicData>
+                </a:graphic>
+              </wp:anchor>
+            </w:drawing>
+          </mc:Choice>
+          <mc:Fallback>
+            <w:pict>
+              <v:rect w14:anchorId="2A7BD83A" id="Rectangle 118223238" o:spid="_x0000_s1032" style="position:absolute;left:0;text-align:left;margin-left:201.55pt;margin-top:24pt;width:252.75pt;height:78.75pt;z-index:251671552;visibility:visible;mso-wrap-style:square;mso-wrap-distance-left:9pt;mso-wrap-distance-top:0;mso-wrap-distance-right:9pt;mso-wrap-distance-bottom:0;mso-position-horizontal:right;mso-position-horizontal-relative:margin;mso-position-vertical:absolute;mso-position-vertical-relative:text;v-text-anchor:middle" o:gfxdata="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" fillcolor="#dfa7a6 [1621]" strokecolor="#bc4542 [3045]">
+                <v:fill color2="#f5e4e4 [501]" rotate="t" angle="180" colors="0 #ffa2a1;22938f #ffbebd;1 #ffe5e5" focus="100%" type="gradient"/>
+                <v:shadow on="t" color="black" opacity="24903f" origin=",.5" offset="0,.55556mm"/>
+                <v:textbox>
+                  <w:txbxContent>
+                    <w:p>
+                      <w:pPr>
+                        <w:jc w:val="center"/>
+                        <w:rPr>
+                          <w:lang w:val="en-US"/>
+                        </w:rPr>
+                      </w:pPr>
+                      <w:r>
+                        <w:rPr>
+                          <w:lang w:val="en-US"/>
+                        </w:rPr>
+                        <w:t>Add Figures</w:t>
+                      </w:r>
+                    </w:p>
+                  </w:txbxContent>
+                </v:textbox>
+                <w10:wrap anchorx="margin"/>
+              </v:rect>
+            </w:pict>
+          </mc:Fallback>
+        </mc:AlternateContent>
+      </w:r>
+      <w:r>
+        <w:rPr>
+          <w:rFonts w:ascii="Times New Roman" w:eastAsia="Times New Roman" w:hAnsi="Times New Roman" w:cs="Times New Roman"/>
+          <w:sz w:val="24"/>
+          <w:szCs w:val="24"/>
+          <w:highlight w:val="yellow"/>
         </w:rPr>
         <w:t>Figure 4.9: User Subscription</w:t>
       </w:r>
@@ -33162,35 +32420,38 @@
           <w:rFonts w:ascii="Times New Roman" w:eastAsia="Times New Roman" w:hAnsi="Times New Roman" w:cs="Times New Roman"/>
           <w:sz w:val="24"/>
           <w:szCs w:val="24"/>
-        </w:rPr>
-      </w:pPr>
-    </w:p>
-    <w:p>
-      <w:pPr>
-        <w:spacing w:line="480" w:lineRule="auto"/>
-        <w:jc w:val="both"/>
-        <w:rPr>
-          <w:rFonts w:ascii="Times New Roman" w:eastAsia="Times New Roman" w:hAnsi="Times New Roman" w:cs="Times New Roman"/>
-          <w:sz w:val="24"/>
-          <w:szCs w:val="24"/>
-        </w:rPr>
-      </w:pPr>
-    </w:p>
-    <w:p>
-      <w:pPr>
-        <w:spacing w:line="480" w:lineRule="auto"/>
-        <w:jc w:val="both"/>
-        <w:rPr>
-          <w:rFonts w:ascii="Times New Roman" w:eastAsia="Times New Roman" w:hAnsi="Times New Roman" w:cs="Times New Roman"/>
-          <w:sz w:val="24"/>
-          <w:szCs w:val="24"/>
-        </w:rPr>
-      </w:pPr>
-      <w:r>
-        <w:rPr>
-          <w:rFonts w:ascii="Times New Roman" w:eastAsia="Times New Roman" w:hAnsi="Times New Roman" w:cs="Times New Roman"/>
-          <w:sz w:val="24"/>
-          <w:szCs w:val="24"/>
+          <w:highlight w:val="yellow"/>
+        </w:rPr>
+      </w:pPr>
+    </w:p>
+    <w:p>
+      <w:pPr>
+        <w:spacing w:line="480" w:lineRule="auto"/>
+        <w:jc w:val="both"/>
+        <w:rPr>
+          <w:rFonts w:ascii="Times New Roman" w:eastAsia="Times New Roman" w:hAnsi="Times New Roman" w:cs="Times New Roman"/>
+          <w:sz w:val="24"/>
+          <w:szCs w:val="24"/>
+          <w:highlight w:val="yellow"/>
+        </w:rPr>
+      </w:pPr>
+    </w:p>
+    <w:p>
+      <w:pPr>
+        <w:spacing w:line="480" w:lineRule="auto"/>
+        <w:jc w:val="both"/>
+        <w:rPr>
+          <w:rFonts w:ascii="Times New Roman" w:eastAsia="Times New Roman" w:hAnsi="Times New Roman" w:cs="Times New Roman"/>
+          <w:sz w:val="24"/>
+          <w:szCs w:val="24"/>
+        </w:rPr>
+      </w:pPr>
+      <w:r>
+        <w:rPr>
+          <w:rFonts w:ascii="Times New Roman" w:eastAsia="Times New Roman" w:hAnsi="Times New Roman" w:cs="Times New Roman"/>
+          <w:sz w:val="24"/>
+          <w:szCs w:val="24"/>
+          <w:highlight w:val="yellow"/>
         </w:rPr>
         <w:t>Figure 4.10: Client Dashboard</w:t>
       </w:r>
@@ -33221,8 +32482,8 @@
       <w:pPr>
         <w:pStyle w:val="Heading2"/>
       </w:pPr>
-      <w:bookmarkStart w:id="117" w:name="_d5wsp5d06g7h" w:colFirst="0" w:colLast="0"/>
-      <w:bookmarkEnd w:id="117"/>
+      <w:bookmarkStart w:id="116" w:name="_d5wsp5d06g7h" w:colFirst="0" w:colLast="0"/>
+      <w:bookmarkEnd w:id="116"/>
       <w:r>
         <w:rPr>
           <w:b/>
@@ -33410,43 +32671,7 @@
                 <w:sz w:val="24"/>
                 <w:szCs w:val="24"/>
               </w:rPr>
-              <w:t xml:space="preserve">Supported through JWT authentication and role-based authorization. The system provides separate access control and workflows for Customer, </w:t>
-            </w:r>
-            <w:proofErr w:type="spellStart"/>
-            <w:r>
-              <w:rPr>
-                <w:rFonts w:ascii="Times New Roman" w:eastAsia="Times New Roman" w:hAnsi="Times New Roman" w:cs="Times New Roman"/>
-                <w:sz w:val="24"/>
-                <w:szCs w:val="24"/>
-              </w:rPr>
-              <w:t>ServiceProvider</w:t>
-            </w:r>
-            <w:proofErr w:type="spellEnd"/>
-            <w:r>
-              <w:rPr>
-                <w:rFonts w:ascii="Times New Roman" w:eastAsia="Times New Roman" w:hAnsi="Times New Roman" w:cs="Times New Roman"/>
-                <w:sz w:val="24"/>
-                <w:szCs w:val="24"/>
-              </w:rPr>
-              <w:t xml:space="preserve">, </w:t>
-            </w:r>
-            <w:proofErr w:type="spellStart"/>
-            <w:r>
-              <w:rPr>
-                <w:rFonts w:ascii="Times New Roman" w:eastAsia="Times New Roman" w:hAnsi="Times New Roman" w:cs="Times New Roman"/>
-                <w:sz w:val="24"/>
-                <w:szCs w:val="24"/>
-              </w:rPr>
-              <w:t>OddJobber</w:t>
-            </w:r>
-            <w:proofErr w:type="spellEnd"/>
-            <w:r>
-              <w:rPr>
-                <w:rFonts w:ascii="Times New Roman" w:eastAsia="Times New Roman" w:hAnsi="Times New Roman" w:cs="Times New Roman"/>
-                <w:sz w:val="24"/>
-                <w:szCs w:val="24"/>
-              </w:rPr>
-              <w:t>, and Admin roles.</w:t>
+              <w:t>Supported through JWT authentication and role-based authorization. The system provides separate access control and workflows for Customer, ServiceProvider, OddJobber, and Admin roles.</w:t>
             </w:r>
           </w:p>
         </w:tc>
@@ -34337,8 +33562,8 @@
       <w:pPr>
         <w:pStyle w:val="Heading2"/>
       </w:pPr>
-      <w:bookmarkStart w:id="118" w:name="_myd3hyfkjjh2" w:colFirst="0" w:colLast="0"/>
-      <w:bookmarkEnd w:id="118"/>
+      <w:bookmarkStart w:id="117" w:name="_myd3hyfkjjh2" w:colFirst="0" w:colLast="0"/>
+      <w:bookmarkEnd w:id="117"/>
       <w:r>
         <w:rPr>
           <w:b/>
@@ -34805,15 +34030,19 @@
     <w:p>
       <w:pPr>
         <w:pStyle w:val="Heading2"/>
-      </w:pPr>
-      <w:bookmarkStart w:id="119" w:name="_hlfqtlb88jox" w:colFirst="0" w:colLast="0"/>
-      <w:bookmarkEnd w:id="119"/>
+        <w:rPr>
+          <w:highlight w:val="yellow"/>
+        </w:rPr>
+      </w:pPr>
+      <w:bookmarkStart w:id="118" w:name="_hlfqtlb88jox" w:colFirst="0" w:colLast="0"/>
+      <w:bookmarkEnd w:id="118"/>
       <w:r>
         <w:rPr>
           <w:b/>
           <w:bCs/>
           <w:sz w:val="26"/>
           <w:szCs w:val="26"/>
+          <w:highlight w:val="yellow"/>
         </w:rPr>
         <w:t>4.5 User Feedback Analysis</w:t>
       </w:r>
@@ -34826,13 +34055,15 @@
           <w:rFonts w:ascii="Times New Roman" w:eastAsia="Times New Roman" w:hAnsi="Times New Roman" w:cs="Times New Roman"/>
           <w:sz w:val="24"/>
           <w:szCs w:val="24"/>
-        </w:rPr>
-      </w:pPr>
-      <w:r>
-        <w:rPr>
-          <w:rFonts w:ascii="Times New Roman" w:eastAsia="Times New Roman" w:hAnsi="Times New Roman" w:cs="Times New Roman"/>
-          <w:sz w:val="24"/>
-          <w:szCs w:val="24"/>
+          <w:highlight w:val="yellow"/>
+        </w:rPr>
+      </w:pPr>
+      <w:r>
+        <w:rPr>
+          <w:rFonts w:ascii="Times New Roman" w:eastAsia="Times New Roman" w:hAnsi="Times New Roman" w:cs="Times New Roman"/>
+          <w:sz w:val="24"/>
+          <w:szCs w:val="24"/>
+          <w:highlight w:val="yellow"/>
         </w:rPr>
         <w:t>There is no validated user-feedback data included with the supplied material, no questionnaire included, no number of participants, and/or no satisfaction scores for the supplied material. For this reason, a numerical user-feedback answer is not claimed.</w:t>
       </w:r>
@@ -34845,13 +34076,124 @@
           <w:rFonts w:ascii="Times New Roman" w:eastAsia="Times New Roman" w:hAnsi="Times New Roman" w:cs="Times New Roman"/>
           <w:sz w:val="24"/>
           <w:szCs w:val="24"/>
-        </w:rPr>
-      </w:pPr>
-      <w:r>
-        <w:rPr>
-          <w:rFonts w:ascii="Times New Roman" w:eastAsia="Times New Roman" w:hAnsi="Times New Roman" w:cs="Times New Roman"/>
-          <w:sz w:val="24"/>
-          <w:szCs w:val="24"/>
+          <w:highlight w:val="yellow"/>
+        </w:rPr>
+      </w:pPr>
+      <w:r>
+        <w:rPr>
+          <w:rFonts w:ascii="Times New Roman" w:eastAsia="Times New Roman" w:hAnsi="Times New Roman" w:cs="Times New Roman"/>
+          <w:noProof/>
+          <w:sz w:val="24"/>
+          <w:szCs w:val="24"/>
+          <w:lang w:val="en-US"/>
+        </w:rPr>
+        <mc:AlternateContent>
+          <mc:Choice Requires="wps">
+            <w:drawing>
+              <wp:anchor distT="0" distB="0" distL="114300" distR="114300" simplePos="0" relativeHeight="251673600" behindDoc="0" locked="0" layoutInCell="1" allowOverlap="1" wp14:anchorId="37970F03" wp14:editId="782EA237">
+                <wp:simplePos x="0" y="0"/>
+                <wp:positionH relativeFrom="column">
+                  <wp:posOffset>3209925</wp:posOffset>
+                </wp:positionH>
+                <wp:positionV relativeFrom="paragraph">
+                  <wp:posOffset>518160</wp:posOffset>
+                </wp:positionV>
+                <wp:extent cx="3209925" cy="1000125"/>
+                <wp:effectExtent l="57150" t="38100" r="85725" b="104775"/>
+                <wp:wrapNone/>
+                <wp:docPr id="975679320" name="Rectangle 975679320"/>
+                <wp:cNvGraphicFramePr/>
+                <a:graphic xmlns:a="http://schemas.openxmlformats.org/drawingml/2006/main">
+                  <a:graphicData uri="http://schemas.microsoft.com/office/word/2010/wordprocessingShape">
+                    <wps:wsp>
+                      <wps:cNvSpPr/>
+                      <wps:spPr>
+                        <a:xfrm>
+                          <a:off x="0" y="0"/>
+                          <a:ext cx="3209925" cy="1000125"/>
+                        </a:xfrm>
+                        <a:prstGeom prst="rect">
+                          <a:avLst/>
+                        </a:prstGeom>
+                      </wps:spPr>
+                      <wps:style>
+                        <a:lnRef idx="1">
+                          <a:schemeClr val="accent2"/>
+                        </a:lnRef>
+                        <a:fillRef idx="2">
+                          <a:schemeClr val="accent2"/>
+                        </a:fillRef>
+                        <a:effectRef idx="1">
+                          <a:schemeClr val="accent2"/>
+                        </a:effectRef>
+                        <a:fontRef idx="minor">
+                          <a:schemeClr val="dk1"/>
+                        </a:fontRef>
+                      </wps:style>
+                      <wps:txbx>
+                        <w:txbxContent>
+                          <w:p>
+                            <w:pPr>
+                              <w:jc w:val="center"/>
+                              <w:rPr>
+                                <w:lang w:val="en-US"/>
+                              </w:rPr>
+                            </w:pPr>
+                            <w:r>
+                              <w:rPr>
+                                <w:lang w:val="en-US"/>
+                              </w:rPr>
+                              <w:t>How this section written in given book?</w:t>
+                            </w:r>
+                          </w:p>
+                        </w:txbxContent>
+                      </wps:txbx>
+                      <wps:bodyPr rot="0" spcFirstLastPara="0" vertOverflow="overflow" horzOverflow="overflow" vert="horz" wrap="square" lIns="91440" tIns="45720" rIns="91440" bIns="45720" numCol="1" spcCol="0" rtlCol="0" fromWordArt="0" anchor="ctr" anchorCtr="0" forceAA="0" compatLnSpc="1">
+                        <a:prstTxWarp prst="textNoShape">
+                          <a:avLst/>
+                        </a:prstTxWarp>
+                        <a:noAutofit/>
+                      </wps:bodyPr>
+                    </wps:wsp>
+                  </a:graphicData>
+                </a:graphic>
+              </wp:anchor>
+            </w:drawing>
+          </mc:Choice>
+          <mc:Fallback>
+            <w:pict>
+              <v:rect w14:anchorId="37970F03" id="Rectangle 975679320" o:spid="_x0000_s1033" style="position:absolute;left:0;text-align:left;margin-left:252.75pt;margin-top:40.8pt;width:252.75pt;height:78.75pt;z-index:251673600;visibility:visible;mso-wrap-style:square;mso-wrap-distance-left:9pt;mso-wrap-distance-top:0;mso-wrap-distance-right:9pt;mso-wrap-distance-bottom:0;mso-position-horizontal:absolute;mso-position-horizontal-relative:text;mso-position-vertical:absolute;mso-position-vertical-relative:text;v-text-anchor:middle" o:gfxdata="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" fillcolor="#dfa7a6 [1621]" strokecolor="#bc4542 [3045]">
+                <v:fill color2="#f5e4e4 [501]" rotate="t" angle="180" colors="0 #ffa2a1;22938f #ffbebd;1 #ffe5e5" focus="100%" type="gradient"/>
+                <v:shadow on="t" color="black" opacity="24903f" origin=",.5" offset="0,.55556mm"/>
+                <v:textbox>
+                  <w:txbxContent>
+                    <w:p>
+                      <w:pPr>
+                        <w:jc w:val="center"/>
+                        <w:rPr>
+                          <w:lang w:val="en-US"/>
+                        </w:rPr>
+                      </w:pPr>
+                      <w:r>
+                        <w:rPr>
+                          <w:lang w:val="en-US"/>
+                        </w:rPr>
+                        <w:t>How this section written in given book?</w:t>
+                      </w:r>
+                    </w:p>
+                  </w:txbxContent>
+                </v:textbox>
+              </v:rect>
+            </w:pict>
+          </mc:Fallback>
+        </mc:AlternateContent>
+      </w:r>
+      <w:r>
+        <w:rPr>
+          <w:rFonts w:ascii="Times New Roman" w:eastAsia="Times New Roman" w:hAnsi="Times New Roman" w:cs="Times New Roman"/>
+          <w:sz w:val="24"/>
+          <w:szCs w:val="24"/>
+          <w:highlight w:val="yellow"/>
         </w:rPr>
         <w:t>If the feedback is required for the final academic assignment, use a questionnaire and/or a task-based usability evaluation.</w:t>
       </w:r>
@@ -34864,6 +34206,7 @@
           <w:rFonts w:ascii="Times New Roman" w:eastAsia="Times New Roman" w:hAnsi="Times New Roman" w:cs="Times New Roman"/>
           <w:sz w:val="24"/>
           <w:szCs w:val="24"/>
+          <w:highlight w:val="yellow"/>
         </w:rPr>
       </w:pPr>
       <w:r>
@@ -34873,6 +34216,7 @@
           <w:bCs/>
           <w:sz w:val="24"/>
           <w:szCs w:val="24"/>
+          <w:highlight w:val="yellow"/>
         </w:rPr>
         <w:t>Suggested Feedback Questions</w:t>
       </w:r>
@@ -34889,13 +34233,15 @@
           <w:rFonts w:ascii="Times New Roman" w:eastAsia="Times New Roman" w:hAnsi="Times New Roman" w:cs="Times New Roman"/>
           <w:sz w:val="24"/>
           <w:szCs w:val="24"/>
-        </w:rPr>
-      </w:pPr>
-      <w:r>
-        <w:rPr>
-          <w:rFonts w:ascii="Times New Roman" w:eastAsia="Times New Roman" w:hAnsi="Times New Roman" w:cs="Times New Roman"/>
-          <w:sz w:val="24"/>
-          <w:szCs w:val="24"/>
+          <w:highlight w:val="yellow"/>
+        </w:rPr>
+      </w:pPr>
+      <w:r>
+        <w:rPr>
+          <w:rFonts w:ascii="Times New Roman" w:eastAsia="Times New Roman" w:hAnsi="Times New Roman" w:cs="Times New Roman"/>
+          <w:sz w:val="24"/>
+          <w:szCs w:val="24"/>
+          <w:highlight w:val="yellow"/>
         </w:rPr>
         <w:t>How easy was it to register?</w:t>
       </w:r>
@@ -34912,13 +34258,15 @@
           <w:rFonts w:ascii="Times New Roman" w:eastAsia="Times New Roman" w:hAnsi="Times New Roman" w:cs="Times New Roman"/>
           <w:sz w:val="24"/>
           <w:szCs w:val="24"/>
-        </w:rPr>
-      </w:pPr>
-      <w:r>
-        <w:rPr>
-          <w:rFonts w:ascii="Times New Roman" w:eastAsia="Times New Roman" w:hAnsi="Times New Roman" w:cs="Times New Roman"/>
-          <w:sz w:val="24"/>
-          <w:szCs w:val="24"/>
+          <w:highlight w:val="yellow"/>
+        </w:rPr>
+      </w:pPr>
+      <w:r>
+        <w:rPr>
+          <w:rFonts w:ascii="Times New Roman" w:eastAsia="Times New Roman" w:hAnsi="Times New Roman" w:cs="Times New Roman"/>
+          <w:sz w:val="24"/>
+          <w:szCs w:val="24"/>
+          <w:highlight w:val="yellow"/>
         </w:rPr>
         <w:t>Was the service marketplace navigable?</w:t>
       </w:r>
@@ -34935,13 +34283,15 @@
           <w:rFonts w:ascii="Times New Roman" w:eastAsia="Times New Roman" w:hAnsi="Times New Roman" w:cs="Times New Roman"/>
           <w:sz w:val="24"/>
           <w:szCs w:val="24"/>
-        </w:rPr>
-      </w:pPr>
-      <w:r>
-        <w:rPr>
-          <w:rFonts w:ascii="Times New Roman" w:eastAsia="Times New Roman" w:hAnsi="Times New Roman" w:cs="Times New Roman"/>
-          <w:sz w:val="24"/>
-          <w:szCs w:val="24"/>
+          <w:highlight w:val="yellow"/>
+        </w:rPr>
+      </w:pPr>
+      <w:r>
+        <w:rPr>
+          <w:rFonts w:ascii="Times New Roman" w:eastAsia="Times New Roman" w:hAnsi="Times New Roman" w:cs="Times New Roman"/>
+          <w:sz w:val="24"/>
+          <w:szCs w:val="24"/>
+          <w:highlight w:val="yellow"/>
         </w:rPr>
         <w:t>Was a satisfactory service available?</w:t>
       </w:r>
@@ -34958,13 +34308,15 @@
           <w:rFonts w:ascii="Times New Roman" w:eastAsia="Times New Roman" w:hAnsi="Times New Roman" w:cs="Times New Roman"/>
           <w:sz w:val="24"/>
           <w:szCs w:val="24"/>
-        </w:rPr>
-      </w:pPr>
-      <w:r>
-        <w:rPr>
-          <w:rFonts w:ascii="Times New Roman" w:eastAsia="Times New Roman" w:hAnsi="Times New Roman" w:cs="Times New Roman"/>
-          <w:sz w:val="24"/>
-          <w:szCs w:val="24"/>
+          <w:highlight w:val="yellow"/>
+        </w:rPr>
+      </w:pPr>
+      <w:r>
+        <w:rPr>
+          <w:rFonts w:ascii="Times New Roman" w:eastAsia="Times New Roman" w:hAnsi="Times New Roman" w:cs="Times New Roman"/>
+          <w:sz w:val="24"/>
+          <w:szCs w:val="24"/>
+          <w:highlight w:val="yellow"/>
         </w:rPr>
         <w:t>Did things go smoothly when ordering?</w:t>
       </w:r>
@@ -34981,13 +34333,15 @@
           <w:rFonts w:ascii="Times New Roman" w:eastAsia="Times New Roman" w:hAnsi="Times New Roman" w:cs="Times New Roman"/>
           <w:sz w:val="24"/>
           <w:szCs w:val="24"/>
-        </w:rPr>
-      </w:pPr>
-      <w:r>
-        <w:rPr>
-          <w:rFonts w:ascii="Times New Roman" w:eastAsia="Times New Roman" w:hAnsi="Times New Roman" w:cs="Times New Roman"/>
-          <w:sz w:val="24"/>
-          <w:szCs w:val="24"/>
+          <w:highlight w:val="yellow"/>
+        </w:rPr>
+      </w:pPr>
+      <w:r>
+        <w:rPr>
+          <w:rFonts w:ascii="Times New Roman" w:eastAsia="Times New Roman" w:hAnsi="Times New Roman" w:cs="Times New Roman"/>
+          <w:sz w:val="24"/>
+          <w:szCs w:val="24"/>
+          <w:highlight w:val="yellow"/>
         </w:rPr>
         <w:t>Was it readily apparent what the status of the order was?</w:t>
       </w:r>
@@ -35004,13 +34358,15 @@
           <w:rFonts w:ascii="Times New Roman" w:eastAsia="Times New Roman" w:hAnsi="Times New Roman" w:cs="Times New Roman"/>
           <w:sz w:val="24"/>
           <w:szCs w:val="24"/>
-        </w:rPr>
-      </w:pPr>
-      <w:r>
-        <w:rPr>
-          <w:rFonts w:ascii="Times New Roman" w:eastAsia="Times New Roman" w:hAnsi="Times New Roman" w:cs="Times New Roman"/>
-          <w:sz w:val="24"/>
-          <w:szCs w:val="24"/>
+          <w:highlight w:val="yellow"/>
+        </w:rPr>
+      </w:pPr>
+      <w:r>
+        <w:rPr>
+          <w:rFonts w:ascii="Times New Roman" w:eastAsia="Times New Roman" w:hAnsi="Times New Roman" w:cs="Times New Roman"/>
+          <w:sz w:val="24"/>
+          <w:szCs w:val="24"/>
+          <w:highlight w:val="yellow"/>
         </w:rPr>
         <w:lastRenderedPageBreak/>
         <w:t>Was the posting of jobs easy to use?</w:t>
@@ -35028,13 +34384,15 @@
           <w:rFonts w:ascii="Times New Roman" w:eastAsia="Times New Roman" w:hAnsi="Times New Roman" w:cs="Times New Roman"/>
           <w:sz w:val="24"/>
           <w:szCs w:val="24"/>
-        </w:rPr>
-      </w:pPr>
-      <w:r>
-        <w:rPr>
-          <w:rFonts w:ascii="Times New Roman" w:eastAsia="Times New Roman" w:hAnsi="Times New Roman" w:cs="Times New Roman"/>
-          <w:sz w:val="24"/>
-          <w:szCs w:val="24"/>
+          <w:highlight w:val="yellow"/>
+        </w:rPr>
+      </w:pPr>
+      <w:r>
+        <w:rPr>
+          <w:rFonts w:ascii="Times New Roman" w:eastAsia="Times New Roman" w:hAnsi="Times New Roman" w:cs="Times New Roman"/>
+          <w:sz w:val="24"/>
+          <w:szCs w:val="24"/>
+          <w:highlight w:val="yellow"/>
         </w:rPr>
         <w:t>Were there clearly defined application requirements?</w:t>
       </w:r>
@@ -35051,13 +34409,15 @@
           <w:rFonts w:ascii="Times New Roman" w:eastAsia="Times New Roman" w:hAnsi="Times New Roman" w:cs="Times New Roman"/>
           <w:sz w:val="24"/>
           <w:szCs w:val="24"/>
-        </w:rPr>
-      </w:pPr>
-      <w:r>
-        <w:rPr>
-          <w:rFonts w:ascii="Times New Roman" w:eastAsia="Times New Roman" w:hAnsi="Times New Roman" w:cs="Times New Roman"/>
-          <w:sz w:val="24"/>
-          <w:szCs w:val="24"/>
+          <w:highlight w:val="yellow"/>
+        </w:rPr>
+      </w:pPr>
+      <w:r>
+        <w:rPr>
+          <w:rFonts w:ascii="Times New Roman" w:eastAsia="Times New Roman" w:hAnsi="Times New Roman" w:cs="Times New Roman"/>
+          <w:sz w:val="24"/>
+          <w:szCs w:val="24"/>
+          <w:highlight w:val="yellow"/>
         </w:rPr>
         <w:t>Were notifications useful?</w:t>
       </w:r>
@@ -35074,13 +34434,15 @@
           <w:rFonts w:ascii="Times New Roman" w:eastAsia="Times New Roman" w:hAnsi="Times New Roman" w:cs="Times New Roman"/>
           <w:sz w:val="24"/>
           <w:szCs w:val="24"/>
-        </w:rPr>
-      </w:pPr>
-      <w:r>
-        <w:rPr>
-          <w:rFonts w:ascii="Times New Roman" w:eastAsia="Times New Roman" w:hAnsi="Times New Roman" w:cs="Times New Roman"/>
-          <w:sz w:val="24"/>
-          <w:szCs w:val="24"/>
+          <w:highlight w:val="yellow"/>
+        </w:rPr>
+      </w:pPr>
+      <w:r>
+        <w:rPr>
+          <w:rFonts w:ascii="Times New Roman" w:eastAsia="Times New Roman" w:hAnsi="Times New Roman" w:cs="Times New Roman"/>
+          <w:sz w:val="24"/>
+          <w:szCs w:val="24"/>
+          <w:highlight w:val="yellow"/>
         </w:rPr>
         <w:t>Could the user navigate and understand the user interface?</w:t>
       </w:r>
@@ -35097,13 +34459,15 @@
           <w:rFonts w:ascii="Times New Roman" w:eastAsia="Times New Roman" w:hAnsi="Times New Roman" w:cs="Times New Roman"/>
           <w:sz w:val="24"/>
           <w:szCs w:val="24"/>
-        </w:rPr>
-      </w:pPr>
-      <w:r>
-        <w:rPr>
-          <w:rFonts w:ascii="Times New Roman" w:eastAsia="Times New Roman" w:hAnsi="Times New Roman" w:cs="Times New Roman"/>
-          <w:sz w:val="24"/>
-          <w:szCs w:val="24"/>
+          <w:highlight w:val="yellow"/>
+        </w:rPr>
+      </w:pPr>
+      <w:r>
+        <w:rPr>
+          <w:rFonts w:ascii="Times New Roman" w:eastAsia="Times New Roman" w:hAnsi="Times New Roman" w:cs="Times New Roman"/>
+          <w:sz w:val="24"/>
+          <w:szCs w:val="24"/>
+          <w:highlight w:val="yellow"/>
         </w:rPr>
         <w:t>Wearing hats, would you decide to recommend the platform?</w:t>
       </w:r>
@@ -35135,8 +34499,8 @@
           <w:highlight w:val="white"/>
         </w:rPr>
       </w:pPr>
-      <w:bookmarkStart w:id="120" w:name="_mkag8k5of37i" w:colFirst="0" w:colLast="0"/>
-      <w:bookmarkEnd w:id="120"/>
+      <w:bookmarkStart w:id="119" w:name="_mkag8k5of37i" w:colFirst="0" w:colLast="0"/>
+      <w:bookmarkEnd w:id="119"/>
       <w:r>
         <w:rPr>
           <w:b/>
@@ -35153,8 +34517,8 @@
       <w:pPr>
         <w:pStyle w:val="Heading2"/>
       </w:pPr>
-      <w:bookmarkStart w:id="121" w:name="_1j81k8soisse" w:colFirst="0" w:colLast="0"/>
-      <w:bookmarkEnd w:id="121"/>
+      <w:bookmarkStart w:id="120" w:name="_1j81k8soisse" w:colFirst="0" w:colLast="0"/>
+      <w:bookmarkEnd w:id="120"/>
       <w:r>
         <w:rPr>
           <w:b/>
@@ -35175,23 +34539,13 @@
           <w:szCs w:val="24"/>
         </w:rPr>
       </w:pPr>
-      <w:proofErr w:type="spellStart"/>
-      <w:r>
-        <w:rPr>
-          <w:rFonts w:ascii="Times New Roman" w:eastAsia="Times New Roman" w:hAnsi="Times New Roman" w:cs="Times New Roman"/>
-          <w:sz w:val="24"/>
-          <w:szCs w:val="24"/>
-        </w:rPr>
-        <w:t>ShebaHub</w:t>
-      </w:r>
-      <w:proofErr w:type="spellEnd"/>
-      <w:r>
-        <w:rPr>
-          <w:rFonts w:ascii="Times New Roman" w:eastAsia="Times New Roman" w:hAnsi="Times New Roman" w:cs="Times New Roman"/>
-          <w:sz w:val="24"/>
-          <w:szCs w:val="24"/>
-        </w:rPr>
-        <w:t xml:space="preserve"> offers a platform with a structured online marketplace to match customers and service providers, as well as odd-jobbers.</w:t>
+      <w:r>
+        <w:rPr>
+          <w:rFonts w:ascii="Times New Roman" w:eastAsia="Times New Roman" w:hAnsi="Times New Roman" w:cs="Times New Roman"/>
+          <w:sz w:val="24"/>
+          <w:szCs w:val="24"/>
+        </w:rPr>
+        <w:t>ShebaHub offers a platform with a structured online marketplace to match customers and service providers, as well as odd-jobbers.</w:t>
       </w:r>
     </w:p>
     <w:p>
@@ -35513,8 +34867,8 @@
       <w:pPr>
         <w:pStyle w:val="Heading2"/>
       </w:pPr>
-      <w:bookmarkStart w:id="122" w:name="_cmy328djdwcb" w:colFirst="0" w:colLast="0"/>
-      <w:bookmarkEnd w:id="122"/>
+      <w:bookmarkStart w:id="121" w:name="_cmy328djdwcb" w:colFirst="0" w:colLast="0"/>
+      <w:bookmarkEnd w:id="121"/>
       <w:r>
         <w:rPr>
           <w:b/>
@@ -36275,8 +35629,8 @@
       <w:pPr>
         <w:pStyle w:val="Heading2"/>
       </w:pPr>
-      <w:bookmarkStart w:id="123" w:name="_l0xkm3fftwu7" w:colFirst="0" w:colLast="0"/>
-      <w:bookmarkEnd w:id="123"/>
+      <w:bookmarkStart w:id="122" w:name="_l0xkm3fftwu7" w:colFirst="0" w:colLast="0"/>
+      <w:bookmarkEnd w:id="122"/>
       <w:r>
         <w:rPr>
           <w:b/>
@@ -36693,8 +36047,8 @@
           <w:szCs w:val="26"/>
         </w:rPr>
       </w:pPr>
-      <w:bookmarkStart w:id="124" w:name="_weo1xla0v95" w:colFirst="0" w:colLast="0"/>
-      <w:bookmarkEnd w:id="124"/>
+      <w:bookmarkStart w:id="123" w:name="_weo1xla0v95" w:colFirst="0" w:colLast="0"/>
+      <w:bookmarkEnd w:id="123"/>
       <w:r>
         <w:rPr>
           <w:b/>
@@ -37000,8 +36354,8 @@
       <w:pPr>
         <w:pStyle w:val="Heading2"/>
       </w:pPr>
-      <w:bookmarkStart w:id="125" w:name="_wye2hwgr3gbo" w:colFirst="0" w:colLast="0"/>
-      <w:bookmarkEnd w:id="125"/>
+      <w:bookmarkStart w:id="124" w:name="_wye2hwgr3gbo" w:colFirst="0" w:colLast="0"/>
+      <w:bookmarkEnd w:id="124"/>
       <w:r>
         <w:rPr>
           <w:b/>
@@ -37023,23 +36377,13 @@
           <w:szCs w:val="24"/>
         </w:rPr>
       </w:pPr>
-      <w:proofErr w:type="spellStart"/>
-      <w:r>
-        <w:rPr>
-          <w:rFonts w:ascii="Times New Roman" w:eastAsia="Times New Roman" w:hAnsi="Times New Roman" w:cs="Times New Roman"/>
-          <w:sz w:val="24"/>
-          <w:szCs w:val="24"/>
-        </w:rPr>
-        <w:t>ShebaHub</w:t>
-      </w:r>
-      <w:proofErr w:type="spellEnd"/>
-      <w:r>
-        <w:rPr>
-          <w:rFonts w:ascii="Times New Roman" w:eastAsia="Times New Roman" w:hAnsi="Times New Roman" w:cs="Times New Roman"/>
-          <w:sz w:val="24"/>
-          <w:szCs w:val="24"/>
-        </w:rPr>
-        <w:t xml:space="preserve"> is a service marketplace based on a structured design and using modern web technologies, and it is an example of how this can be done. The project merges "service"—"service order," “work offer," "applications," "postings," "reviews," “administration monitoring," and “insights”—in a single system.</w:t>
+      <w:r>
+        <w:rPr>
+          <w:rFonts w:ascii="Times New Roman" w:eastAsia="Times New Roman" w:hAnsi="Times New Roman" w:cs="Times New Roman"/>
+          <w:sz w:val="24"/>
+          <w:szCs w:val="24"/>
+        </w:rPr>
+        <w:t>ShebaHub is a service marketplace based on a structured design and using modern web technologies, and it is an example of how this can be done. The project merges "service"—"service order," “work offer," "applications," "postings," "reviews," “administration monitoring," and “insights”—in a single system.</w:t>
       </w:r>
     </w:p>
     <w:p>
@@ -37102,7 +36446,7 @@
 </file>
 
 <file path=word/numbering.xml><?xml version="1.0" encoding="utf-8"?>
-<w:numbering xmlns:wpc="http://schemas.microsoft.com/office/word/2010/wordprocessingCanvas" xmlns:mc="http://schemas.openxmlformats.org/markup-compatibility/2006" xmlns:o="urn:schemas-microsoft-com:office:office" xmlns:r="http://schemas.openxmlformats.org/officeDocument/2006/relationships" xmlns:m="http://schemas.openxmlformats.org/officeDocument/2006/math" xmlns:v="urn:schemas-microsoft-com:vml" xmlns:wp14="http://schemas.microsoft.com/office/word/2010/wordprocessingDrawing" xmlns:wp="http://schemas.openxmlformats.org/drawingml/2006/wordprocessingDrawing" xmlns:w10="urn:schemas-microsoft-com:office:word" xmlns:w="http://schemas.openxmlformats.org/wordprocessingml/2006/main" xmlns:w14="http://schemas.microsoft.com/office/word/2010/wordml" xmlns:w15="http://schemas.microsoft.com/office/word/2012/wordml" xmlns:wpg="http://schemas.microsoft.com/office/word/2010/wordprocessingGroup" xmlns:wpi="http://schemas.microsoft.com/office/word/2010/wordprocessingInk" xmlns:wne="http://schemas.microsoft.com/office/word/2006/wordml" xmlns:wps="http://schemas.microsoft.com/office/word/2010/wordprocessingShape" mc:Ignorable="w14 w15 wp14">
+<w:numbering xmlns:wpc="http://schemas.microsoft.com/office/word/2010/wordprocessingCanvas" xmlns:cx="http://schemas.microsoft.com/office/drawing/2014/chartex" xmlns:cx1="http://schemas.microsoft.com/office/drawing/2015/9/8/chartex" xmlns:cx2="http://schemas.microsoft.com/office/drawing/2015/10/21/chartex" xmlns:cx3="http://schemas.microsoft.com/office/drawing/2016/5/9/chartex" xmlns:cx4="http://schemas.microsoft.com/office/drawing/2016/5/10/chartex" xmlns:cx5="http://schemas.microsoft.com/office/drawing/2016/5/11/chartex" xmlns:cx6="http://schemas.microsoft.com/office/drawing/2016/5/12/chartex" xmlns:cx7="http://schemas.microsoft.com/office/drawing/2016/5/13/chartex" xmlns:cx8="http://schemas.microsoft.com/office/drawing/2016/5/14/chartex" xmlns:mc="http://schemas.openxmlformats.org/markup-compatibility/2006" xmlns:aink="http://schemas.microsoft.com/office/drawing/2016/ink" xmlns:am3d="http://schemas.microsoft.com/office/drawing/2017/model3d" xmlns:o="urn:schemas-microsoft-com:office:office" xmlns:oel="http://schemas.microsoft.com/office/2019/extlst" xmlns:r="http://schemas.openxmlformats.org/officeDocument/2006/relationships" xmlns:m="http://schemas.openxmlformats.org/officeDocument/2006/math" xmlns:v="urn:schemas-microsoft-com:vml" xmlns:wp14="http://schemas.microsoft.com/office/word/2010/wordprocessingDrawing" xmlns:wp="http://schemas.openxmlformats.org/drawingml/2006/wordprocessingDrawing" xmlns:w10="urn:schemas-microsoft-com:office:word" xmlns:w="http://schemas.openxmlformats.org/wordprocessingml/2006/main" xmlns:w14="http://schemas.microsoft.com/office/word/2010/wordml" xmlns:w15="http://schemas.microsoft.com/office/word/2012/wordml" xmlns:w16cex="http://schemas.microsoft.com/office/word/2018/wordml/cex" xmlns:w16cid="http://schemas.microsoft.com/office/word/2016/wordml/cid" xmlns:w16="http://schemas.microsoft.com/office/word/2018/wordml" xmlns:w16du="http://schemas.microsoft.com/office/word/2023/wordml/word16du" xmlns:w16sdtdh="http://schemas.microsoft.com/office/word/2020/wordml/sdtdatahash" xmlns:w16sdtfl="http://schemas.microsoft.com/office/word/2024/wordml/sdtformatlock" xmlns:w16se="http://schemas.microsoft.com/office/word/2015/wordml/symex" xmlns:wpg="http://schemas.microsoft.com/office/word/2010/wordprocessingGroup" xmlns:wpi="http://schemas.microsoft.com/office/word/2010/wordprocessingInk" xmlns:wne="http://schemas.microsoft.com/office/word/2006/wordml" xmlns:wps="http://schemas.microsoft.com/office/word/2010/wordprocessingShape" mc:Ignorable="w14 w15 w16se w16cid w16 w16cex w16sdtdh w16sdtfl w16du wp14">
   <w:abstractNum w:abstractNumId="0" w15:restartNumberingAfterBreak="0">
     <w:nsid w:val="004A3FB9"/>
     <w:multiLevelType w:val="multilevel"/>
@@ -42979,160 +42323,160 @@
       </w:rPr>
     </w:lvl>
   </w:abstractNum>
-  <w:num w:numId="1">
+  <w:num w:numId="1" w16cid:durableId="1878740594">
     <w:abstractNumId w:val="39"/>
   </w:num>
-  <w:num w:numId="2">
+  <w:num w:numId="2" w16cid:durableId="191769008">
     <w:abstractNumId w:val="38"/>
   </w:num>
-  <w:num w:numId="3">
+  <w:num w:numId="3" w16cid:durableId="1164735048">
     <w:abstractNumId w:val="51"/>
   </w:num>
-  <w:num w:numId="4">
+  <w:num w:numId="4" w16cid:durableId="216860145">
     <w:abstractNumId w:val="11"/>
   </w:num>
-  <w:num w:numId="5">
+  <w:num w:numId="5" w16cid:durableId="1602881087">
     <w:abstractNumId w:val="15"/>
   </w:num>
-  <w:num w:numId="6">
+  <w:num w:numId="6" w16cid:durableId="1362627520">
     <w:abstractNumId w:val="13"/>
   </w:num>
-  <w:num w:numId="7">
+  <w:num w:numId="7" w16cid:durableId="1598057535">
     <w:abstractNumId w:val="5"/>
   </w:num>
-  <w:num w:numId="8">
+  <w:num w:numId="8" w16cid:durableId="1564674834">
     <w:abstractNumId w:val="22"/>
   </w:num>
-  <w:num w:numId="9">
+  <w:num w:numId="9" w16cid:durableId="1274023443">
     <w:abstractNumId w:val="31"/>
   </w:num>
-  <w:num w:numId="10">
+  <w:num w:numId="10" w16cid:durableId="521865474">
     <w:abstractNumId w:val="30"/>
   </w:num>
-  <w:num w:numId="11">
+  <w:num w:numId="11" w16cid:durableId="889733197">
     <w:abstractNumId w:val="9"/>
   </w:num>
-  <w:num w:numId="12">
+  <w:num w:numId="12" w16cid:durableId="1328899014">
     <w:abstractNumId w:val="35"/>
   </w:num>
-  <w:num w:numId="13">
+  <w:num w:numId="13" w16cid:durableId="286013311">
     <w:abstractNumId w:val="6"/>
   </w:num>
-  <w:num w:numId="14">
+  <w:num w:numId="14" w16cid:durableId="780806961">
     <w:abstractNumId w:val="7"/>
   </w:num>
-  <w:num w:numId="15">
+  <w:num w:numId="15" w16cid:durableId="474371190">
     <w:abstractNumId w:val="42"/>
   </w:num>
-  <w:num w:numId="16">
+  <w:num w:numId="16" w16cid:durableId="1776746856">
     <w:abstractNumId w:val="20"/>
   </w:num>
-  <w:num w:numId="17">
+  <w:num w:numId="17" w16cid:durableId="1097168845">
     <w:abstractNumId w:val="17"/>
   </w:num>
-  <w:num w:numId="18">
+  <w:num w:numId="18" w16cid:durableId="2067142986">
     <w:abstractNumId w:val="3"/>
   </w:num>
-  <w:num w:numId="19">
+  <w:num w:numId="19" w16cid:durableId="133523468">
     <w:abstractNumId w:val="8"/>
   </w:num>
-  <w:num w:numId="20">
+  <w:num w:numId="20" w16cid:durableId="1382435182">
     <w:abstractNumId w:val="49"/>
   </w:num>
-  <w:num w:numId="21">
+  <w:num w:numId="21" w16cid:durableId="659113016">
     <w:abstractNumId w:val="19"/>
   </w:num>
-  <w:num w:numId="22">
+  <w:num w:numId="22" w16cid:durableId="83697798">
     <w:abstractNumId w:val="14"/>
   </w:num>
-  <w:num w:numId="23">
+  <w:num w:numId="23" w16cid:durableId="1051265298">
     <w:abstractNumId w:val="50"/>
   </w:num>
-  <w:num w:numId="24">
+  <w:num w:numId="24" w16cid:durableId="1239485679">
     <w:abstractNumId w:val="18"/>
   </w:num>
-  <w:num w:numId="25">
+  <w:num w:numId="25" w16cid:durableId="1331366389">
     <w:abstractNumId w:val="25"/>
   </w:num>
-  <w:num w:numId="26">
+  <w:num w:numId="26" w16cid:durableId="1142308613">
     <w:abstractNumId w:val="2"/>
   </w:num>
-  <w:num w:numId="27">
+  <w:num w:numId="27" w16cid:durableId="1455832804">
     <w:abstractNumId w:val="45"/>
   </w:num>
-  <w:num w:numId="28">
+  <w:num w:numId="28" w16cid:durableId="1618751162">
     <w:abstractNumId w:val="24"/>
   </w:num>
-  <w:num w:numId="29">
+  <w:num w:numId="29" w16cid:durableId="476343057">
     <w:abstractNumId w:val="33"/>
   </w:num>
-  <w:num w:numId="30">
+  <w:num w:numId="30" w16cid:durableId="1398044935">
     <w:abstractNumId w:val="0"/>
   </w:num>
-  <w:num w:numId="31">
+  <w:num w:numId="31" w16cid:durableId="958150301">
     <w:abstractNumId w:val="1"/>
   </w:num>
-  <w:num w:numId="32">
+  <w:num w:numId="32" w16cid:durableId="1540165488">
     <w:abstractNumId w:val="16"/>
   </w:num>
-  <w:num w:numId="33">
+  <w:num w:numId="33" w16cid:durableId="1252348728">
     <w:abstractNumId w:val="44"/>
   </w:num>
-  <w:num w:numId="34">
+  <w:num w:numId="34" w16cid:durableId="1340695304">
     <w:abstractNumId w:val="4"/>
   </w:num>
-  <w:num w:numId="35">
+  <w:num w:numId="35" w16cid:durableId="1621957770">
     <w:abstractNumId w:val="40"/>
   </w:num>
-  <w:num w:numId="36">
+  <w:num w:numId="36" w16cid:durableId="26680295">
     <w:abstractNumId w:val="46"/>
   </w:num>
-  <w:num w:numId="37">
+  <w:num w:numId="37" w16cid:durableId="71004578">
     <w:abstractNumId w:val="47"/>
   </w:num>
-  <w:num w:numId="38">
+  <w:num w:numId="38" w16cid:durableId="671758697">
     <w:abstractNumId w:val="34"/>
   </w:num>
-  <w:num w:numId="39">
+  <w:num w:numId="39" w16cid:durableId="1129710983">
     <w:abstractNumId w:val="48"/>
   </w:num>
-  <w:num w:numId="40">
+  <w:num w:numId="40" w16cid:durableId="1188831347">
     <w:abstractNumId w:val="29"/>
   </w:num>
-  <w:num w:numId="41">
+  <w:num w:numId="41" w16cid:durableId="35471718">
     <w:abstractNumId w:val="28"/>
   </w:num>
-  <w:num w:numId="42">
+  <w:num w:numId="42" w16cid:durableId="55200956">
     <w:abstractNumId w:val="23"/>
   </w:num>
-  <w:num w:numId="43">
+  <w:num w:numId="43" w16cid:durableId="167258623">
     <w:abstractNumId w:val="10"/>
   </w:num>
-  <w:num w:numId="44">
+  <w:num w:numId="44" w16cid:durableId="341780789">
     <w:abstractNumId w:val="41"/>
   </w:num>
-  <w:num w:numId="45">
+  <w:num w:numId="45" w16cid:durableId="1864127591">
     <w:abstractNumId w:val="36"/>
   </w:num>
-  <w:num w:numId="46">
+  <w:num w:numId="46" w16cid:durableId="667445880">
     <w:abstractNumId w:val="43"/>
   </w:num>
-  <w:num w:numId="47">
+  <w:num w:numId="47" w16cid:durableId="727920469">
     <w:abstractNumId w:val="27"/>
   </w:num>
-  <w:num w:numId="48">
+  <w:num w:numId="48" w16cid:durableId="263997510">
     <w:abstractNumId w:val="26"/>
   </w:num>
-  <w:num w:numId="49">
+  <w:num w:numId="49" w16cid:durableId="1121613595">
     <w:abstractNumId w:val="12"/>
   </w:num>
-  <w:num w:numId="50">
+  <w:num w:numId="50" w16cid:durableId="329992466">
     <w:abstractNumId w:val="37"/>
   </w:num>
-  <w:num w:numId="51">
+  <w:num w:numId="51" w16cid:durableId="755830699">
     <w:abstractNumId w:val="21"/>
   </w:num>
-  <w:num w:numId="52">
+  <w:num w:numId="52" w16cid:durableId="1161240603">
     <w:abstractNumId w:val="32"/>
   </w:num>
   <w:numIdMacAtCleanup w:val="52"/>
@@ -43140,7 +42484,7 @@
 </file>
 
 <file path=word/styles.xml><?xml version="1.0" encoding="utf-8"?>
-<w:styles xmlns:mc="http://schemas.openxmlformats.org/markup-compatibility/2006" xmlns:r="http://schemas.openxmlformats.org/officeDocument/2006/relationships" xmlns:w="http://schemas.openxmlformats.org/wordprocessingml/2006/main" xmlns:w14="http://schemas.microsoft.com/office/word/2010/wordml" xmlns:w15="http://schemas.microsoft.com/office/word/2012/wordml" mc:Ignorable="w14 w15">
+<w:styles xmlns:mc="http://schemas.openxmlformats.org/markup-compatibility/2006" xmlns:r="http://schemas.openxmlformats.org/officeDocument/2006/relationships" xmlns:w="http://schemas.openxmlformats.org/wordprocessingml/2006/main" xmlns:w14="http://schemas.microsoft.com/office/word/2010/wordml" xmlns:w15="http://schemas.microsoft.com/office/word/2012/wordml" xmlns:w16cex="http://schemas.microsoft.com/office/word/2018/wordml/cex" xmlns:w16cid="http://schemas.microsoft.com/office/word/2016/wordml/cid" xmlns:w16="http://schemas.microsoft.com/office/word/2018/wordml" xmlns:w16du="http://schemas.microsoft.com/office/word/2023/wordml/word16du" xmlns:w16sdtdh="http://schemas.microsoft.com/office/word/2020/wordml/sdtdatahash" xmlns:w16sdtfl="http://schemas.microsoft.com/office/word/2024/wordml/sdtformatlock" xmlns:w16se="http://schemas.microsoft.com/office/word/2015/wordml/symex" mc:Ignorable="w14 w15 w16se w16cid w16 w16cex w16sdtdh w16sdtfl w16du">
   <w:docDefaults>
     <w:rPrDefault>
       <w:rPr>
@@ -43156,7 +42500,7 @@
       </w:pPr>
     </w:pPrDefault>
   </w:docDefaults>
-  <w:latentStyles w:defLockedState="0" w:defUIPriority="99" w:defSemiHidden="0" w:defUnhideWhenUsed="0" w:defQFormat="0" w:count="371">
+  <w:latentStyles w:defLockedState="0" w:defUIPriority="99" w:defSemiHidden="0" w:defUnhideWhenUsed="0" w:defQFormat="0" w:count="376">
     <w:lsdException w:name="Normal" w:uiPriority="0" w:qFormat="1"/>
     <w:lsdException w:name="heading 1" w:uiPriority="9" w:qFormat="1"/>
     <w:lsdException w:name="heading 2" w:semiHidden="1" w:uiPriority="9" w:unhideWhenUsed="1" w:qFormat="1"/>
@@ -43528,6 +42872,11 @@
     <w:lsdException w:name="List Table 5 Dark Accent 6" w:uiPriority="50"/>
     <w:lsdException w:name="List Table 6 Colorful Accent 6" w:uiPriority="51"/>
     <w:lsdException w:name="List Table 7 Colorful Accent 6" w:uiPriority="52"/>
+    <w:lsdException w:name="Mention" w:semiHidden="1" w:unhideWhenUsed="1"/>
+    <w:lsdException w:name="Smart Hyperlink" w:semiHidden="1" w:unhideWhenUsed="1"/>
+    <w:lsdException w:name="Hashtag" w:semiHidden="1" w:unhideWhenUsed="1"/>
+    <w:lsdException w:name="Unresolved Mention" w:semiHidden="1" w:unhideWhenUsed="1"/>
+    <w:lsdException w:name="Smart Link" w:semiHidden="1" w:unhideWhenUsed="1"/>
   </w:latentStyles>
   <w:style w:type="paragraph" w:default="1" w:styleId="Normal">
     <w:name w:val="Normal"/>
